--- a/por/docx/59.content.docx
+++ b/por/docx/59.content.docx
@@ -28,49 +28,15 @@
       </w:r>
     </w:p>
     <w:p>
-      <w:pPr>
-        <w:pStyle w:val="Heading2"/>
-      </w:pPr>
-      <w:r>
-        <w:rPr>
-          <w:lang w:val="pt_PT" w:bidi="pt_PT"/>
-        </w:rPr>
-        <w:t>License Information</w:t>
-      </w:r>
-      <w:r>
-        <w:rPr>
-          <w:lang w:val="pt_PT" w:bidi="pt_PT"/>
-        </w:rPr>
-      </w:r>
-    </w:p>
-    <w:p>
-      <w:pPr/>
-      <w:r>
-        <w:rPr>
-          <w:lang w:val="pt_PT" w:bidi="pt_PT"/>
-        </w:rPr>
-      </w:r>
-      <w:r>
-        <w:rPr>
-          <w:b/>
-          <w:lang w:val="pt_PT" w:bidi="pt_PT"/>
-        </w:rPr>
-        <w:t>Notas de Tradução (unfoldingWord)</w:t>
-      </w:r>
-      <w:r>
-        <w:rPr>
-          <w:lang w:val="pt_PT" w:bidi="pt_PT"/>
-        </w:rPr>
-        <w:t xml:space="preserve"> (Portuguese) is based on</w:t>
-      </w:r>
-      <w:r>
-        <w:rPr>
-          <w:lang w:val="pt_PT" w:bidi="pt_PT"/>
-        </w:rPr>
-        <w:t xml:space="preserve">: </w:t>
-      </w:r>
-      <w:r>
-        <w:rPr>
+      <w:pPr/>
+      <w:r>
+        <w:rPr>
+          <w:lang w:val="pt_PT" w:bidi="pt_PT"/>
+        </w:rPr>
+      </w:r>
+      <w:r>
+        <w:rPr>
+          <w:b/>
           <w:lang w:val="pt_PT" w:bidi="pt_PT"/>
         </w:rPr>
         <w:t>unfoldingWord® Translation Notes</w:t>
@@ -79,62 +45,31 @@
         <w:rPr>
           <w:lang w:val="pt_PT" w:bidi="pt_PT"/>
         </w:rPr>
-        <w:t xml:space="preserve">, </w:t>
-      </w:r>
-      <w:hyperlink r:id="rId13">
-        <w:r>
-          <w:rPr>
-            <w:lang w:val="pt_PT" w:bidi="pt_PT"/>
-          </w:rPr>
-          <w:rPr>
-            <w:color w:val="0000EE"/>
-            <w:u w:val="single"/>
-          </w:rPr>
-          <w:t>unfoldingWord</w:t>
-        </w:r>
-      </w:hyperlink>
-      <w:r>
-        <w:rPr>
-          <w:lang w:val="pt_PT" w:bidi="pt_PT"/>
-        </w:rPr>
-        <w:t xml:space="preserve">, 2022, which is licensed under a </w:t>
-      </w:r>
-      <w:hyperlink r:id="rId14">
-        <w:r>
-          <w:rPr>
-            <w:lang w:val="pt_PT" w:bidi="pt_PT"/>
-          </w:rPr>
-          <w:rPr>
-            <w:color w:val="0000EE"/>
-            <w:u w:val="single"/>
-          </w:rPr>
-          <w:t>CC BY-SA 4.0 license</w:t>
-        </w:r>
-      </w:hyperlink>
-      <w:r>
-        <w:rPr>
-          <w:lang w:val="pt_PT" w:bidi="pt_PT"/>
-        </w:rPr>
-        <w:t>.</w:t>
-      </w:r>
-      <w:r>
-        <w:rPr>
-          <w:lang w:val="pt_PT" w:bidi="pt_PT"/>
-        </w:rPr>
-      </w:r>
-    </w:p>
-    <w:p>
-      <w:pPr/>
-      <w:r>
-        <w:rPr>
-          <w:lang w:val="pt_PT" w:bidi="pt_PT"/>
-        </w:rPr>
-      </w:r>
-      <w:r>
-        <w:rPr>
-          <w:lang w:val="pt_PT" w:bidi="pt_PT"/>
-        </w:rPr>
-        <w:t>This PDF version is provided under the same license.</w:t>
+        <w:t xml:space="preserve"> © 2022 unfoldingWord. Released under CC BY-SA 4.0 license. </w:t>
+      </w:r>
+      <w:r>
+        <w:rPr>
+          <w:lang w:val="pt_PT" w:bidi="pt_PT"/>
+        </w:rPr>
+        <w:t>unfoldingWord® Translation Notes</w:t>
+      </w:r>
+      <w:r>
+        <w:rPr>
+          <w:lang w:val="pt_PT" w:bidi="pt_PT"/>
+        </w:rPr>
+        <w:t xml:space="preserve"> has been adapted in the following languages: Tok Pisin, Arabic (عربي), French (Français), Hindi (हिंदी), Indonesian (Bahasa Indonesia), Portuguese (Português), Russian (Русский), Spanish (Español), Swahili (Kiswahili), and Simplified Chinese (简体中文) from </w:t>
+      </w:r>
+      <w:r>
+        <w:rPr>
+          <w:lang w:val="pt_PT" w:bidi="pt_PT"/>
+        </w:rPr>
+        <w:t>unfoldingWord® Translation Notes</w:t>
+      </w:r>
+      <w:r>
+        <w:rPr>
+          <w:lang w:val="pt_PT" w:bidi="pt_PT"/>
+        </w:rPr>
+        <w:t xml:space="preserve"> © 2022 unfoldingWord. Released under CC BY-SA 4.0 license by Mission Mutual</w:t>
       </w:r>
       <w:r>
         <w:rPr>
@@ -3885,7 +3820,7 @@
         </w:rPr>
         <w:t xml:space="preserve"> em </w:t>
       </w:r>
-      <w:hyperlink r:id="rId15">
+      <w:hyperlink r:id="rId13">
         <w:r>
           <w:rPr>
             <w:lang w:val="pt_PT" w:bidi="pt_PT"/>
@@ -6455,7 +6390,7 @@
         </w:rPr>
         <w:t xml:space="preserve"> pode significar a mesma coisa que em </w:t>
       </w:r>
-      <w:hyperlink r:id="rId16">
+      <w:hyperlink r:id="rId14">
         <w:r>
           <w:rPr>
             <w:lang w:val="pt_PT" w:bidi="pt_PT"/>
@@ -8613,7 +8548,7 @@
         </w:rPr>
         <w:t xml:space="preserve">Tiago está se referindo novamente à sua declaração em </w:t>
       </w:r>
-      <w:hyperlink r:id="rId17">
+      <w:hyperlink r:id="rId15">
         <w:r>
           <w:rPr>
             <w:lang w:val="pt_PT" w:bidi="pt_PT"/>
@@ -8742,7 +8677,7 @@
         </w:rPr>
         <w:t xml:space="preserve"> em </w:t>
       </w:r>
-      <w:hyperlink r:id="rId15">
+      <w:hyperlink r:id="rId13">
         <w:r>
           <w:rPr>
             <w:lang w:val="pt_PT" w:bidi="pt_PT"/>
@@ -9008,7 +8943,7 @@
         </w:rPr>
         <w:t xml:space="preserve"> têm significados semelhantes. Tiago as usa juntas para dar ênfase. (Como em </w:t>
       </w:r>
-      <w:hyperlink r:id="rId18">
+      <w:hyperlink r:id="rId16">
         <w:r>
           <w:rPr>
             <w:lang w:val="pt_PT" w:bidi="pt_PT"/>
@@ -11082,7 +11017,7 @@
         </w:rPr>
         <w:t xml:space="preserve">Veja como você traduziu esta expressão em </w:t>
       </w:r>
-      <w:hyperlink r:id="rId19">
+      <w:hyperlink r:id="rId17">
         <w:r>
           <w:rPr>
             <w:lang w:val="pt_PT" w:bidi="pt_PT"/>
@@ -14952,7 +14887,7 @@
         </w:rPr>
         <w:t xml:space="preserve">Tiago está usando uma situação hipotética adicional para ensinar. Esta ilustração contrasta com a que ele ofereceu em </w:t>
       </w:r>
-      <w:hyperlink r:id="rId20">
+      <w:hyperlink r:id="rId18">
         <w:r>
           <w:rPr>
             <w:lang w:val="pt_PT" w:bidi="pt_PT"/>
@@ -15205,7 +15140,7 @@
         </w:rPr>
         <w:t xml:space="preserve">. Veja as notas em </w:t>
       </w:r>
-      <w:hyperlink r:id="rId21">
+      <w:hyperlink r:id="rId19">
         <w:r>
           <w:rPr>
             <w:lang w:val="pt_PT" w:bidi="pt_PT"/>
@@ -15569,7 +15504,7 @@
         </w:rPr>
         <w:t xml:space="preserve">Assim como em </w:t>
       </w:r>
-      <w:hyperlink r:id="rId18">
+      <w:hyperlink r:id="rId16">
         <w:r>
           <w:rPr>
             <w:lang w:val="pt_PT" w:bidi="pt_PT"/>
@@ -15587,7 +15522,7 @@
         </w:rPr>
         <w:t xml:space="preserve"> e </w:t>
       </w:r>
-      <w:hyperlink r:id="rId22">
+      <w:hyperlink r:id="rId20">
         <w:r>
           <w:rPr>
             <w:lang w:val="pt_PT" w:bidi="pt_PT"/>
@@ -17099,7 +17034,7 @@
         </w:rPr>
         <w:t xml:space="preserve"> como uma forma de exagero para dar ênfase. Concebivelmente, ainda haveria algum valor na religião de uma pessoa, mesmo que ela não controlasse cuidadosamente o que dizia. Mas Tiago quer enfatizar quão inconsistente é afirmar amar a Deus, mas depois dizer coisas que machucam e menosprezam outras pessoas. Ele desenvolverá esse ponto mais adiante em </w:t>
       </w:r>
-      <w:hyperlink r:id="rId23">
+      <w:hyperlink r:id="rId21">
         <w:r>
           <w:rPr>
             <w:lang w:val="pt_PT" w:bidi="pt_PT"/>
@@ -18416,7 +18351,7 @@
         </w:rPr>
         <w:t xml:space="preserve"> em </w:t>
       </w:r>
-      <w:hyperlink r:id="rId15">
+      <w:hyperlink r:id="rId13">
         <w:r>
           <w:rPr>
             <w:lang w:val="pt_PT" w:bidi="pt_PT"/>
@@ -18930,7 +18865,7 @@
         </w:rPr>
         <w:t xml:space="preserve">Tiago está usando uma situação hipotética para ensinar. Ele descreve a condição neste versículo e no próximo, e ele descreve o resultado em </w:t>
       </w:r>
-      <w:hyperlink r:id="rId24">
+      <w:hyperlink r:id="rId22">
         <w:r>
           <w:rPr>
             <w:lang w:val="pt_PT" w:bidi="pt_PT"/>
@@ -20561,7 +20496,7 @@
         </w:rPr>
         <w:t xml:space="preserve">Neste versículo, Tiago descreve o resultado da situação hipotética que ele vem apresentando desde </w:t>
       </w:r>
-      <w:hyperlink r:id="rId25">
+      <w:hyperlink r:id="rId23">
         <w:r>
           <w:rPr>
             <w:lang w:val="pt_PT" w:bidi="pt_PT"/>
@@ -21206,7 +21141,7 @@
         </w:rPr>
         <w:t xml:space="preserve">Veja como você traduziu esta frase em </w:t>
       </w:r>
-      <w:hyperlink r:id="rId19">
+      <w:hyperlink r:id="rId17">
         <w:r>
           <w:rPr>
             <w:lang w:val="pt_PT" w:bidi="pt_PT"/>
@@ -22073,7 +22008,7 @@
         </w:rPr>
         <w:t xml:space="preserve">O que Tiago quer dizer com isso fica claro no exemplo que ele dá em </w:t>
       </w:r>
-      <w:hyperlink r:id="rId26">
+      <w:hyperlink r:id="rId24">
         <w:r>
           <w:rPr>
             <w:lang w:val="pt_PT" w:bidi="pt_PT"/>
@@ -23572,7 +23507,7 @@
         </w:rPr>
         <w:t xml:space="preserve"> Tiago está usando essas palavras para introduzir um contraste com o que ele disse em </w:t>
       </w:r>
-      <w:hyperlink r:id="rId27">
+      <w:hyperlink r:id="rId25">
         <w:r>
           <w:rPr>
             <w:lang w:val="pt_PT" w:bidi="pt_PT"/>
@@ -23777,7 +23712,7 @@
         </w:rPr>
         <w:t xml:space="preserve"> que ele cita aqui de </w:t>
       </w:r>
-      <w:hyperlink r:id="rId28">
+      <w:hyperlink r:id="rId26">
         <w:r>
           <w:rPr>
             <w:lang w:val="pt_PT" w:bidi="pt_PT"/>
@@ -25799,7 +25734,7 @@
         </w:rPr>
         <w:t xml:space="preserve">No texto original, como em </w:t>
       </w:r>
-      <w:hyperlink r:id="rId29">
+      <w:hyperlink r:id="rId27">
         <w:r>
           <w:rPr>
             <w:lang w:val="pt_PT" w:bidi="pt_PT"/>
@@ -26189,7 +26124,7 @@
         </w:rPr>
         <w:t xml:space="preserve">, ele está se referindo ao mandamento que ele citou em </w:t>
       </w:r>
-      <w:hyperlink r:id="rId30">
+      <w:hyperlink r:id="rId28">
         <w:r>
           <w:rPr>
             <w:lang w:val="pt_PT" w:bidi="pt_PT"/>
@@ -27225,7 +27160,7 @@
         </w:rPr>
         <w:t xml:space="preserve"> em </w:t>
       </w:r>
-      <w:hyperlink r:id="rId15">
+      <w:hyperlink r:id="rId13">
         <w:r>
           <w:rPr>
             <w:lang w:val="pt_PT" w:bidi="pt_PT"/>
@@ -29253,7 +29188,7 @@
         </w:rPr>
         <w:t xml:space="preserve">No texto original aqui, Tiago está utilizando a forma de pergunta como uma ferramenta de ensino. Se for útil no seu idioma, você pode expressar essa pergunta traduzindo suas palavras como uma afirmação ou uma exclamação. Veja como você traduziu a expressão semelhante em </w:t>
       </w:r>
-      <w:hyperlink r:id="rId31">
+      <w:hyperlink r:id="rId29">
         <w:r>
           <w:rPr>
             <w:lang w:val="pt_PT" w:bidi="pt_PT"/>
@@ -29715,7 +29650,7 @@
         </w:rPr>
         <w:t xml:space="preserve"> que está sendo abordado é o mesmo “vocês” em </w:t>
       </w:r>
-      <w:hyperlink r:id="rId32">
+      <w:hyperlink r:id="rId30">
         <w:r>
           <w:rPr>
             <w:lang w:val="pt_PT" w:bidi="pt_PT"/>
@@ -30053,7 +29988,7 @@
         </w:rPr>
         <w:t xml:space="preserve"> é singular porque Tiago está ilustrando como alguém pode se dirigir a um indivíduo. Tiago então se dirige a esse mesmo indivíduo no restante deste versículo e nos versículos </w:t>
       </w:r>
-      <w:hyperlink r:id="rId33">
+      <w:hyperlink r:id="rId31">
         <w:r>
           <w:rPr>
             <w:lang w:val="pt_PT" w:bidi="pt_PT"/>
@@ -30913,7 +30848,7 @@
         </w:rPr>
         <w:t xml:space="preserve">Como a Parte 1 da Introdução Geral a Tiago explica, as pessoas para quem Tiago estava escrevendo eram crentes em Jesus com um histórico judaico. Como resultado, eles saberiam que ele estava se referindo aqui à afirmação judaica essencial: “Ouça, Israel, Yahweh nosso Deus é um”. Moisés diz isso em </w:t>
       </w:r>
-      <w:hyperlink r:id="rId34">
+      <w:hyperlink r:id="rId32">
         <w:r>
           <w:rPr>
             <w:lang w:val="pt_PT" w:bidi="pt_PT"/>
@@ -33370,7 +33305,7 @@
         </w:rPr>
         <w:t xml:space="preserve">Esta é uma citação de </w:t>
       </w:r>
-      <w:hyperlink r:id="rId35">
+      <w:hyperlink r:id="rId33">
         <w:r>
           <w:rPr>
             <w:lang w:val="pt_PT" w:bidi="pt_PT"/>
@@ -33486,7 +33421,7 @@
         </w:rPr>
         <w:t xml:space="preserve">Tiago presume que seus leitores saberão que em </w:t>
       </w:r>
-      <w:hyperlink r:id="rId36">
+      <w:hyperlink r:id="rId34">
         <w:r>
           <w:rPr>
             <w:lang w:val="pt_PT" w:bidi="pt_PT"/>
@@ -33504,7 +33439,7 @@
         </w:rPr>
         <w:t xml:space="preserve">, Deus se refere aos israelitas como "a descendência de Abraão, meu amigo" e que em </w:t>
       </w:r>
-      <w:hyperlink r:id="rId37">
+      <w:hyperlink r:id="rId35">
         <w:r>
           <w:rPr>
             <w:lang w:val="pt_PT" w:bidi="pt_PT"/>
@@ -35024,7 +34959,7 @@
         </w:rPr>
         <w:t xml:space="preserve"> para introduzir um princípio geral que pode ser deduzido do argumento que ele vem fazendo desde </w:t>
       </w:r>
-      <w:hyperlink r:id="rId31">
+      <w:hyperlink r:id="rId29">
         <w:r>
           <w:rPr>
             <w:lang w:val="pt_PT" w:bidi="pt_PT"/>
@@ -35609,7 +35544,7 @@
         </w:rPr>
         <w:t xml:space="preserve"> em </w:t>
       </w:r>
-      <w:hyperlink r:id="rId15">
+      <w:hyperlink r:id="rId13">
         <w:r>
           <w:rPr>
             <w:lang w:val="pt_PT" w:bidi="pt_PT"/>
@@ -36351,7 +36286,7 @@
         </w:rPr>
         <w:t xml:space="preserve">No texto original, como em </w:t>
       </w:r>
-      <w:hyperlink r:id="rId38">
+      <w:hyperlink r:id="rId36">
         <w:r>
           <w:rPr>
             <w:lang w:val="pt_PT" w:bidi="pt_PT"/>
@@ -36591,7 +36526,7 @@
         </w:rPr>
         <w:t xml:space="preserve">Como em </w:t>
       </w:r>
-      <w:hyperlink r:id="rId18">
+      <w:hyperlink r:id="rId16">
         <w:r>
           <w:rPr>
             <w:lang w:val="pt_PT" w:bidi="pt_PT"/>
@@ -36700,7 +36635,7 @@
         </w:rPr>
         <w:t xml:space="preserve">No texto original, como em </w:t>
       </w:r>
-      <w:hyperlink r:id="rId39">
+      <w:hyperlink r:id="rId37">
         <w:r>
           <w:rPr>
             <w:lang w:val="pt_PT" w:bidi="pt_PT"/>
@@ -43425,7 +43360,7 @@
         </w:rPr>
         <w:t xml:space="preserve">Veja como você traduziu a palavra “agradecimento” em </w:t>
       </w:r>
-      <w:hyperlink r:id="rId40">
+      <w:hyperlink r:id="rId38">
         <w:r>
           <w:rPr>
             <w:lang w:val="pt_PT" w:bidi="pt_PT"/>
@@ -43632,7 +43567,7 @@
         </w:rPr>
         <w:t xml:space="preserve"> em </w:t>
       </w:r>
-      <w:hyperlink r:id="rId15">
+      <w:hyperlink r:id="rId13">
         <w:r>
           <w:rPr>
             <w:lang w:val="pt_PT" w:bidi="pt_PT"/>
@@ -44477,7 +44412,7 @@
         </w:rPr>
         <w:t xml:space="preserve"> em </w:t>
       </w:r>
-      <w:hyperlink r:id="rId15">
+      <w:hyperlink r:id="rId13">
         <w:r>
           <w:rPr>
             <w:lang w:val="pt_PT" w:bidi="pt_PT"/>
@@ -47472,7 +47407,7 @@
         </w:rPr>
         <w:t xml:space="preserve">Veja como você traduziu esta frase em </w:t>
       </w:r>
-      <w:hyperlink r:id="rId41">
+      <w:hyperlink r:id="rId39">
         <w:r>
           <w:rPr>
             <w:lang w:val="pt_PT" w:bidi="pt_PT"/>
@@ -48567,7 +48502,7 @@
         </w:rPr>
         <w:t xml:space="preserve">Conforme texto original, como em </w:t>
       </w:r>
-      <w:hyperlink r:id="rId42">
+      <w:hyperlink r:id="rId40">
         <w:r>
           <w:rPr>
             <w:lang w:val="pt_PT" w:bidi="pt_PT"/>
@@ -49211,7 +49146,7 @@
         </w:rPr>
         <w:t xml:space="preserve"> literalmente. Em vez disso, isso pode significar: (1) Tiago está usando a palavra em um sentido figurado e espiritual para significar “odiar”. Esse uso refletiria o ensinamento de Jesus e dos apóstolos. Jesus disse que o significado do mandamento “não matarás” também se aplicava a estar com raiva dos outros e insultá-los (</w:t>
       </w:r>
-      <w:hyperlink r:id="rId43">
+      <w:hyperlink r:id="rId41">
         <w:r>
           <w:rPr>
             <w:lang w:val="pt_PT" w:bidi="pt_PT"/>
@@ -49229,7 +49164,7 @@
         </w:rPr>
         <w:t>). O apóstolo João escreveu que “todo aquele que odeia seu irmão é um assassino” (</w:t>
       </w:r>
-      <w:hyperlink r:id="rId44">
+      <w:hyperlink r:id="rId42">
         <w:r>
           <w:rPr>
             <w:lang w:val="pt_PT" w:bidi="pt_PT"/>
@@ -49469,7 +49404,7 @@
         </w:rPr>
         <w:t xml:space="preserve">No texto original, assim como em </w:t>
       </w:r>
-      <w:hyperlink r:id="rId45">
+      <w:hyperlink r:id="rId43">
         <w:r>
           <w:rPr>
             <w:lang w:val="pt_PT" w:bidi="pt_PT"/>
@@ -50516,7 +50451,7 @@
         </w:rPr>
         <w:t xml:space="preserve">Como em </w:t>
       </w:r>
-      <w:hyperlink r:id="rId46">
+      <w:hyperlink r:id="rId44">
         <w:r>
           <w:rPr>
             <w:lang w:val="pt_PT" w:bidi="pt_PT"/>
@@ -51585,7 +51520,7 @@
         </w:rPr>
         <w:t xml:space="preserve">, caso em que Deus seria o sujeito desse verbo. Esta interpretação também se encaixaria com a metáfora de adultério. Tradução alternativa: “Deus deseja ciumentamente que vivamos pelo Espírito que ele fez habitar em nós”; (3) o espírito humano, caso em que a declaração estaria repetindo o que Tiago disse em </w:t>
       </w:r>
-      <w:hyperlink r:id="rId47">
+      <w:hyperlink r:id="rId45">
         <w:r>
           <w:rPr>
             <w:lang w:val="pt_PT" w:bidi="pt_PT"/>
@@ -52092,7 +52027,7 @@
         </w:rPr>
         <w:t xml:space="preserve">No texto original, há um pronome para se referir às Escrituras, aqui e ao antecedente do versículo anterior. Embora Tiago esteja agora citando uma passagem específica, </w:t>
       </w:r>
-      <w:hyperlink r:id="rId48">
+      <w:hyperlink r:id="rId46">
         <w:r>
           <w:rPr>
             <w:lang w:val="pt_PT" w:bidi="pt_PT"/>
@@ -53816,7 +53751,7 @@
         </w:rPr>
         <w:t xml:space="preserve">Veja como você traduziu expressão semelhante em </w:t>
       </w:r>
-      <w:hyperlink r:id="rId49">
+      <w:hyperlink r:id="rId47">
         <w:r>
           <w:rPr>
             <w:lang w:val="pt_PT" w:bidi="pt_PT"/>
@@ -55192,7 +55127,7 @@
         </w:rPr>
         <w:t xml:space="preserve"> em </w:t>
       </w:r>
-      <w:hyperlink r:id="rId15">
+      <w:hyperlink r:id="rId13">
         <w:r>
           <w:rPr>
             <w:lang w:val="pt_PT" w:bidi="pt_PT"/>
@@ -55321,7 +55256,7 @@
         </w:rPr>
         <w:t xml:space="preserve">, Tiago quer dizer a mesma coisa que ele chama de “lei real” em </w:t>
       </w:r>
-      <w:hyperlink r:id="rId30">
+      <w:hyperlink r:id="rId28">
         <w:r>
           <w:rPr>
             <w:lang w:val="pt_PT" w:bidi="pt_PT"/>
@@ -55339,7 +55274,7 @@
         </w:rPr>
         <w:t xml:space="preserve"> e a “lei da liberdade” em </w:t>
       </w:r>
-      <w:hyperlink r:id="rId29">
+      <w:hyperlink r:id="rId27">
         <w:r>
           <w:rPr>
             <w:lang w:val="pt_PT" w:bidi="pt_PT"/>
@@ -55357,7 +55292,7 @@
         </w:rPr>
         <w:t xml:space="preserve"> e </w:t>
       </w:r>
-      <w:hyperlink r:id="rId21">
+      <w:hyperlink r:id="rId19">
         <w:r>
           <w:rPr>
             <w:lang w:val="pt_PT" w:bidi="pt_PT"/>
@@ -55375,7 +55310,7 @@
         </w:rPr>
         <w:t xml:space="preserve">. Ou seja, ele se refere ao mandamento “amarás o teu próximo como a ti mesmo”. Tiago está ensinando seus leitores que, ao dizer ou presumir que seus companheiros de fé estavam fazendo coisas erradas, eles não estavam seguindo esse mandamento e estavam tratando o mandamento como se não fosse importante segui-lo. Se for útil para seus leitores, você pode indicar isso explicitamente. Veja como você traduziu o termo “próximo” em </w:t>
       </w:r>
-      <w:hyperlink r:id="rId30">
+      <w:hyperlink r:id="rId28">
         <w:r>
           <w:rPr>
             <w:lang w:val="pt_PT" w:bidi="pt_PT"/>
@@ -56320,7 +56255,7 @@
         </w:rPr>
         <w:t xml:space="preserve">em </w:t>
       </w:r>
-      <w:hyperlink r:id="rId30">
+      <w:hyperlink r:id="rId28">
         <w:r>
           <w:rPr>
             <w:lang w:val="pt_PT" w:bidi="pt_PT"/>
@@ -57712,7 +57647,7 @@
         </w:rPr>
         <w:t xml:space="preserve">. Esta é uma expressão idiomática. Veja como você a traduziu em </w:t>
       </w:r>
-      <w:hyperlink r:id="rId50">
+      <w:hyperlink r:id="rId48">
         <w:r>
           <w:rPr>
             <w:lang w:val="pt_PT" w:bidi="pt_PT"/>
@@ -58028,7 +57963,7 @@
         </w:rPr>
         <w:t xml:space="preserve">, ou pelo menos a pessoas ricas que estavam participando de assembleias de crentes, em vez de descrentes que são ricos ou pessoas ricas em geral. (Esta carta foi escrita para ser lida em voz alta nessas assembleias, e Tiago observa em </w:t>
       </w:r>
-      <w:hyperlink r:id="rId51">
+      <w:hyperlink r:id="rId49">
         <w:r>
           <w:rPr>
             <w:lang w:val="pt_PT" w:bidi="pt_PT"/>
@@ -58331,7 +58266,7 @@
         </w:rPr>
         <w:t xml:space="preserve">Se for útil para seus leitores, você pode combinar </w:t>
       </w:r>
-      <w:hyperlink r:id="rId52">
+      <w:hyperlink r:id="rId50">
         <w:r>
           <w:rPr>
             <w:lang w:val="pt_PT" w:bidi="pt_PT"/>
@@ -58349,7 +58284,7 @@
         </w:rPr>
         <w:t xml:space="preserve"> e </w:t>
       </w:r>
-      <w:hyperlink r:id="rId53">
+      <w:hyperlink r:id="rId51">
         <w:r>
           <w:rPr>
             <w:lang w:val="pt_PT" w:bidi="pt_PT"/>
@@ -58367,7 +58302,7 @@
         </w:rPr>
         <w:t xml:space="preserve"> em uma ponte de versículos. Você pode colocar a última frase de </w:t>
       </w:r>
-      <w:hyperlink r:id="rId53">
+      <w:hyperlink r:id="rId51">
         <w:r>
           <w:rPr>
             <w:lang w:val="pt_PT" w:bidi="pt_PT"/>
@@ -58385,7 +58320,7 @@
         </w:rPr>
         <w:t xml:space="preserve"> primeiro, seguida por todo o </w:t>
       </w:r>
-      <w:hyperlink r:id="rId52">
+      <w:hyperlink r:id="rId50">
         <w:r>
           <w:rPr>
             <w:lang w:val="pt_PT" w:bidi="pt_PT"/>
@@ -58403,7 +58338,7 @@
         </w:rPr>
         <w:t xml:space="preserve"> e depois o restante de </w:t>
       </w:r>
-      <w:hyperlink r:id="rId53">
+      <w:hyperlink r:id="rId51">
         <w:r>
           <w:rPr>
             <w:lang w:val="pt_PT" w:bidi="pt_PT"/>
@@ -59355,7 +59290,7 @@
         </w:rPr>
         <w:t xml:space="preserve">Se você criou uma ponte de versículos e também combinou a declaração “o seu ouro e a sua prata estão cobertos de ferrugem” com as duas cláusulas em </w:t>
       </w:r>
-      <w:hyperlink r:id="rId52">
+      <w:hyperlink r:id="rId50">
         <w:r>
           <w:rPr>
             <w:lang w:val="pt_PT" w:bidi="pt_PT"/>
@@ -60045,7 +59980,7 @@
         </w:rPr>
         <w:t xml:space="preserve">, ou seja, no tempo logo antes de Jesus retornar. Isso seria errado porque, uma vez que Jesus retornar, as riquezas terrenas não terão mais valor. Em vez de tentar obter mais e mais riquezas, essas pessoas deveriam ter ajudado os outros com o que tinham. Tradução alternativa: “Em vez de ajudar os outros, vocês acumularam erroneamente riquezas em um momento em que as riquezas terrenas estão prestes a perder todo o seu valor”; (2) por seus erros, como ele descreve em </w:t>
       </w:r>
-      <w:hyperlink r:id="rId54">
+      <w:hyperlink r:id="rId52">
         <w:r>
           <w:rPr>
             <w:lang w:val="pt_PT" w:bidi="pt_PT"/>
@@ -60174,7 +60109,7 @@
         </w:rPr>
         <w:t xml:space="preserve">Se a primeira interpretação desta declaração na nota logo acima estiver correta, então Tiago está fornecendo a razão para os resultados que ele descreve no versículo anterior e na parte anterior deste versículo. Se você criou uma ponte de versículo conforme descrito na primeira nota de </w:t>
       </w:r>
-      <w:hyperlink r:id="rId52">
+      <w:hyperlink r:id="rId50">
         <w:r>
           <w:rPr>
             <w:lang w:val="pt_PT" w:bidi="pt_PT"/>
@@ -61649,7 +61584,7 @@
         </w:rPr>
         <w:t xml:space="preserve">Tiago provavelmente não quer dizer que essas pessoas ricas tenham feito essas coisas pessoalmente. Ele provavelmente está se referindo ao tipo de ações que descreveu em </w:t>
       </w:r>
-      <w:hyperlink r:id="rId27">
+      <w:hyperlink r:id="rId25">
         <w:r>
           <w:rPr>
             <w:lang w:val="pt_PT" w:bidi="pt_PT"/>
@@ -62085,7 +62020,7 @@
         </w:rPr>
         <w:t xml:space="preserve">À luz de tudo o que Tiago diz em </w:t>
       </w:r>
-      <w:hyperlink r:id="rId55">
+      <w:hyperlink r:id="rId53">
         <w:r>
           <w:rPr>
             <w:lang w:val="pt_PT" w:bidi="pt_PT"/>
@@ -62325,7 +62260,7 @@
         </w:rPr>
         <w:t xml:space="preserve"> em </w:t>
       </w:r>
-      <w:hyperlink r:id="rId15">
+      <w:hyperlink r:id="rId13">
         <w:r>
           <w:rPr>
             <w:lang w:val="pt_PT" w:bidi="pt_PT"/>
@@ -63510,7 +63445,7 @@
         </w:rPr>
         <w:t xml:space="preserve"> em </w:t>
       </w:r>
-      <w:hyperlink r:id="rId15">
+      <w:hyperlink r:id="rId13">
         <w:r>
           <w:rPr>
             <w:lang w:val="pt_PT" w:bidi="pt_PT"/>
@@ -64063,7 +63998,7 @@
         </w:rPr>
         <w:t xml:space="preserve"> em </w:t>
       </w:r>
-      <w:hyperlink r:id="rId15">
+      <w:hyperlink r:id="rId13">
         <w:r>
           <w:rPr>
             <w:lang w:val="pt_PT" w:bidi="pt_PT"/>
@@ -65021,7 +64956,7 @@
         </w:rPr>
         <w:t xml:space="preserve"> em </w:t>
       </w:r>
-      <w:hyperlink r:id="rId15">
+      <w:hyperlink r:id="rId13">
         <w:r>
           <w:rPr>
             <w:lang w:val="pt_PT" w:bidi="pt_PT"/>
@@ -68229,7 +68164,7 @@
         </w:rPr>
         <w:t xml:space="preserve">. Assim como em </w:t>
       </w:r>
-      <w:hyperlink r:id="rId56">
+      <w:hyperlink r:id="rId54">
         <w:r>
           <w:rPr>
             <w:lang w:val="pt_PT" w:bidi="pt_PT"/>
@@ -68371,7 +68306,7 @@
         </w:rPr>
         <w:t xml:space="preserve"> em </w:t>
       </w:r>
-      <w:hyperlink r:id="rId15">
+      <w:hyperlink r:id="rId13">
         <w:r>
           <w:rPr>
             <w:lang w:val="pt_PT" w:bidi="pt_PT"/>
@@ -68487,7 +68422,7 @@
         </w:rPr>
         <w:t xml:space="preserve">Como em </w:t>
       </w:r>
-      <w:hyperlink r:id="rId19">
+      <w:hyperlink r:id="rId17">
         <w:r>
           <w:rPr>
             <w:lang w:val="pt_PT" w:bidi="pt_PT"/>

--- a/por/docx/59.content.docx
+++ b/por/docx/59.content.docx
@@ -141,13 +141,6 @@
         <w:rPr>
           <w:lang w:val="pt_PT" w:bidi="pt_PT"/>
         </w:rPr>
-      </w:r>
-      <w:r>
-        <w:rPr>
-          <w:i/>
-          <w:lang w:val="pt_PT" w:bidi="pt_PT"/>
-        </w:rPr>
-        <w:t>Tiago 1.1 (#1), Tiago 1.1 (#2), Tiago 1.1 (#3), Tiago 1.1 (#4), Tiago 1.1 (#5), Tiago 1.1 (#6), Tiago 1.1 (#7), Tiago 1.2 (#1), Tiago 1.2 (#2), Tiago 1.2 (#3), Tiago 1.2 (#4), Tiago 1.2 (#5), Tiago 1.2 (#6), Tiago 1.3 (#1), Tiago 1.3 (#2), Tiago 1.4 (#1), Tiago 1.4 (#2), Tiago 1.4 (#3), Tiago 1.5 (#1), Tiago 1.5 (#2), Tiago 1.5 (#3), Tiago 1.6 (#1), Tiago 1.6 (#2), Tiago 1.6 (#3), Tiago 1.6 (#4), Tiago 1.6 (#5), Tiago 1.7 (#1), Tiago 1.8 (#1), Tiago 1.8 (#2), Tiago 1.8 (#3), Tiago 1.9 (#1), Tiago 1.9 (#2), Tiago 1.9 (#3), Tiago 1.9 (#4), Tiago 1.9 (#5), Tiago 1.10 (#1), Tiago 1.10 (#2), Tiago 1.10 (#3), Tiago 1.10 (#4), Tiago 1.10 (#5), Tiago 1.10 (#6), Tiago 1.10 (#7), Tiago 1.10 (#8), Tiago 1.11 (#1), Tiago 1.11 (#2), Tiago 1.11 (#3), Tiago 1.11 (#4), Tiago 1.11 (#5), Tiago 1.11 (#6), Tiago 1.11 (#7), Tiago 1.11 (#8), Tiago 1.11 (#9), Tiago 1.11 (#10), Tiago 1.12 (#1), Tiago 1.12 (#2), Tiago 1.12 (#3), Tiago 1.12 (#4), Tiago 1.12 (#5), Tiago 1.12 (#6), Tiago 1.12 (#7), Tiago 1.12 (#8), Tiago 1.13 (#1), Tiago 1.13 (#2), Tiago 1.13 (#3), Tiago 1.14 (#1), Tiago 1.14 (#2), Tiago 1.14 (#3), Tiago 1.14 (#4), Tiago 1.14 (#5), Tiago 1.15 (#1), Tiago 1.15 (#2), Tiago 1.15 (#3), Tiago 1.15 (#4), Tiago 1.16 (#1), Tiago 1.16 (#2), Tiago 1.16 (#3), Tiago 1.16 (#4), Tiago 1.17 (#1), Tiago 1.17 (#2), Tiago 1.17 (#3), Tiago 1.17 (#4), Tiago 1.17 (#5), Tiago 1.17 (#6), Tiago 1.17 (#7), Tiago 1.17 (#8), Tiago 1.18 (#1), Tiago 1.18 (#2), Tiago 1.18 (#3), Tiago 1.18 (#4), Tiago 1.18 (#5), Tiago 1.18 (#6), Tiago 1.18 (#7), Tiago 1.18 (#8), Tiago 1.18 (#9), Tiago 1.18 (#10), Tiago 1.19 (#1), Tiago 1.19 (#2), Tiago 1.19 (#3), Tiago 1.19 (#4), Tiago 1.19 (#5), Tiago 1.20 (#1), Tiago 1.20 (#2), Tiago 1.20 (#3), Tiago 1.21 (#1), Tiago 1.21 (#2), Tiago 1.21 (#3), Tiago 1.21 (#4), Tiago 1.21 (#5), Tiago 1.21 (#6), Tiago 1.21 (#7), Tiago 1.21 (#8), Tiago 1.21 (#9), Tiago 1.21 (#10), Tiago 1.22 (#1), Tiago 1.22 (#2), Tiago 1.22 (#3), Tiago 1.22 (#4), Tiago 1.23 (#1), Tiago 1.23 (#2), Tiago 1.23 (#3), Tiago 1.23 (#4), Tiago 1.23 (#5), Tiago 1.23 (#6), Tiago 1.23 (#7), Tiago 1.23 (#8), Tiago 1.24 (#1), Tiago 1.24 (#2), Tiago 1.24 (#3), Tiago 1.24 (#4), Tiago 1.24 (#5), Tiago 1.25 (#1), Tiago 1.25 (#2), Tiago 1.25 (#3), Tiago 1.25 (#4), Tiago 1.25 (#5), Tiago 1.25 (#6), Tiago 1.25 (#7), Tiago 1.25 (#8), Tiago 1.25 (#9), Tiago 1.25 (#10), Tiago 1.25 (#11), Tiago 1.25 (#12), Tiago 1.26 (#1), Tiago 1.26 (#2), Tiago 1.26 (#3), Tiago 1.26 (#4), Tiago 1.26 (#5), Tiago 1.26 (#6), Tiago 1.26 (#7), Tiago 1.27 (#1), Tiago 1.27 (#2), Tiago 1.27 (#3), Tiago 1.27 (#4), Tiago 1.27 (#5), Tiago 1.27 (#6), Tiago 1.27 (#7), Tiago 1.27 (#8), Tiago 1.27 (#9), Tiago 1.27 (#10), Tiago 2.1 (#1), Tiago 2.1 (#2), Tiago 2.1 (#3), Tiago 2.1 (#4), Tiago 2.2 (#1), Tiago 2.2 (#2), Tiago 2.2 (#3), Tiago 2.2 (#4), Tiago 2.2 (#5), Tiago 2.3 (#1), Tiago 2.3 (#2), Tiago 2.3 (#3), Tiago 2.3 (#4), Tiago 2.3 (#5), Tiago 2.3 (#6), Tiago 2.3 (#7), Tiago 2.3 (#8), Tiago 2.3 (#9), Tiago 2.3 (#10), Tiago 2.4 (#1), Tiago 2.4 (#2), Tiago 2.4 (#3), Tiago 2.4 (#4), Tiago 2.4 (#5), Tiago 2.5 (#1), Tiago 2.5 (#2), Tiago 2.5 (#3), Tiago 2.5 (#4), Tiago 2.5 (#5), Tiago 2.5 (#6), Tiago 2.5 (#7), Tiago 2.5 (#8), Tiago 2.5 (#9), Tiago 2.6 (#1), Tiago 2.6 (#2), Tiago 2.6 (#3), Tiago 2.6 (#4), Tiago 2.6 (#5), Tiago 2.6 (#6), Tiago 2.6 (#7), Tiago 2.6 (#8), Tiago 2.6 (#9), Tiago 2.7 (#1), Tiago 2.7 (#2), Tiago 2.7 (#3), Tiago 2.7 (#4), Tiago 2.7 (#5), Tiago 2.8 (#1), Tiago 2.8 (#2), Tiago 2.8 (#3), Tiago 2.8 (#4), Tiago 2.8 (#5), Tiago 2.8 (#6), Tiago 2.8 (#7), Tiago 2.9 (#1), Tiago 2.9 (#2), Tiago 2.9 (#3), Tiago 2.10 (#1), Tiago 2.10 (#2), Tiago 2.10 (#3), Tiago 2.10 (#4), Tiago 2.10 (#5), Tiago 2.10 (#6), Tiago 2.11 (#1), Tiago 2.11 (#2), Tiago 2.11 (#3), Tiago 2.12 (#1), Tiago 2.12 (#2), Tiago 2.12 (#3), Tiago 2.12 (#4), Tiago 2.12 (#5), Tiago 2.12 (#6), Tiago 2.13 (#1), Tiago 2.13 (#2), Tiago 2.13 (#3), Tiago 2.13 (#4), Tiago 2.13 (#5), Tiago 2.13 (#6), Tiago 2.14 (#1), Tiago 2.14 (#2), Tiago 2.14 (#3), Tiago 2.14 (#4), Tiago 2.14 (#5), Tiago 2.14 (#6), Tiago 2.14 (#7), Tiago 2.14 (#8), Tiago 2.14 (#9), Tiago 2.15 (#1), Tiago 2.15 (#2), Tiago 2.15 (#3), Tiago 2.16 (#1), Tiago 2.16 (#2), Tiago 2.16 (#3), Tiago 2.16 (#4), Tiago 2.16 (#5), Tiago 2.16 (#6), Tiago 2.16 (#7), Tiago 2.16 (#8), Tiago 2.16 (#9), Tiago 2.16 (#10), Tiago 2.16 (#11), Tiago 2.17 (#1), Tiago 2.17 (#2), Tiago 2.18 (#1), Tiago 2.18 (#2), Tiago 2.18 (#3), Tiago 2.18 (#4), Tiago 2.18 (#5), Tiago 2.18 (#6), Tiago 2.18 (#7), Tiago 2.18 (#8), Tiago 2.18 (#9), Tiago 2.18 (#10), Tiago 2.19 (#1), Tiago 2.19 (#2), Tiago 2.19 (#3), Tiago 2.19 (#4), Tiago 2.20 (#1), Tiago 2.20 (#2), Tiago 2.20 (#3), Tiago 2.20 (#4), Tiago 2.20 (#5), Tiago 2.20 (#6), Tiago 2.20 (#7), Tiago 2.20 (#8), Tiago 2.21 (#1), Tiago 2.21 (#2), Tiago 2.21 (#3), Tiago 2.21 (#4), Tiago 2.21 (#5), Tiago 2.21 (#6), Tiago 2.22 (#1), Tiago 2.22 (#2), Tiago 2.22 (#3), Tiago 2.22 (#4), Tiago 2.22 (#5), Tiago 2.23 (#1), Tiago 2.23 (#2), Tiago 2.23 (#3), Tiago 2.23 (#4), Tiago 2.24 (#1), Tiago 2.24 (#2), Tiago 2.24 (#3), Tiago 2.24 (#4), Tiago 2.24 (#5), Tiago 2.24 (#6), Tiago 2.25 (#1), Tiago 2.25 (#2), Tiago 2.25 (#3), Tiago 2.25 (#4), Tiago 2.25 (#5), Tiago 2.25 (#6), Tiago 2.26 (#1), Tiago 2.26 (#2), Tiago 2.26 (#3), Tiago 2.26 (#4), Tiago 3.1 (#1), Tiago 3.1 (#2), Tiago 3.1 (#3), Tiago 3.1 (#4), Tiago 3.1 (#5), Tiago 3.2 (#1), Tiago 3.2 (#2), Tiago 3.2 (#3), Tiago 3.2 (#4), Tiago 3.2 (#5), Tiago 3.2 (#6), Tiago 3.2 (#7), Tiago 3.2 (#8), Tiago 3.3 (#1), Tiago 3.3 (#2), Tiago 3.3 (#3), Tiago 3.3 (#4), Tiago 3.3 (#5), Tiago 3.4 (#1), Tiago 3.4 (#2), Tiago 3.4 (#3), Tiago 3.4 (#4), Tiago 3.4 (#5), Tiago 3.4 (#6), Tiago 3.4 (#7), Tiago 3.4 (#8), Tiago 3.4 (#9), Tiago 3.5 (#1), Tiago 3.5 (#2), Tiago 3.5 (#3), Tiago 3.5 (#4), Tiago 3.5 (#5), Tiago 3.5 (#6), Tiago 3.5 (#7), Tiago 3.5 (#8), Tiago 3.6 (#1), Tiago 3.6 (#2), Tiago 3.6 (#3), Tiago 3.6 (#4), Tiago 3.6 (#5), Tiago 3.6 (#6), Tiago 3.6 (#7), Tiago 3.6 (#8), Tiago 3.6 (#9), Tiago 3.6 (#10), Tiago 3.6 (#11), Tiago 3.6 (#12), Tiago 3.6 (#13), Tiago 3.6 (#14), Tiago 3.7 (#1), Tiago 3.7 (#2), Tiago 3.7 (#3), Tiago 3.7 (#4), Tiago 3.7 (#5), Tiago 3.7 (#6), Tiago 3.7 (#7), Tiago 3.7 (#8), Tiago 3.8 (#1), Tiago 3.8 (#2), Tiago 3.8 (#3), Tiago 3.8 (#4), Tiago 3.8 (#5), Tiago 3.8 (#6), Tiago 3.9 (#1), Tiago 3.9 (#2), Tiago 3.9 (#3), Tiago 3.9 (#4), Tiago 3.9 (#5), Tiago 3.9 (#6), Tiago 3.9 (#7), Tiago 3.10 (#1), Tiago 3.10 (#2), Tiago 3.10 (#3), Tiago 3.10 (#4), Tiago 3.10 (#5), Tiago 3.11 (#1), Tiago 3.11 (#2), Tiago 3.11 (#3), Tiago 3.11 (#4), Tiago 3.12 (#1), Tiago 3.12 (#2), Tiago 3.12 (#3), Tiago 3.12 (#4), Tiago 3.12 (#5), Tiago 3.12 (#6), Tiago 3.12 (#7), Tiago 3.12 (#8), Tiago 3.12 (#9), Tiago 3.12 (#10), Tiago 3.13 (#1), Tiago 3.13 (#2), Tiago 3.13 (#3), Tiago 3.13 (#4), Tiago 3.14 (#1), Tiago 3.14 (#2), Tiago 3.14 (#3), Tiago 3.14 (#4), Tiago 3.14 (#5), Tiago 3.14 (#6), Tiago 3.15 (#1), Tiago 3.15 (#2), Tiago 3.15 (#3), Tiago 3.15 (#4), Tiago 3.15 (#5), Tiago 3.15 (#6), Tiago 3.16 (#1), Tiago 3.16 (#2), Tiago 3.16 (#3), Tiago 3.17 (#1), Tiago 3.17 (#2), Tiago 3.17 (#3), Tiago 3.17 (#4), Tiago 3.18 (#1), Tiago 3.18 (#2), Tiago 3.18 (#3), Tiago 4.1 (#1), Tiago 4.1 (#2), Tiago 4.1 (#3), Tiago 4.1 (#4), Tiago 4.1 (#5), Tiago 4.1 (#6), Tiago 4.2 (#1), Tiago 4.2 (#2), Tiago 4.2 (#3), Tiago 4.2 (#4), Tiago 4.2 (#5), Tiago 4.2 (#6), Tiago 4.2 (#7), Tiago 4.2 (#8), Tiago 4.3 (#1), Tiago 4.3 (#2), Tiago 4.3 (#3), Tiago 4.4 (#1), Tiago 4.4 (#2), Tiago 4.4 (#3), Tiago 4.4 (#4), Tiago 4.4 (#5), Tiago 4.4 (#6), Tiago 4.4 (#7), Tiago 4.4 (#8), Tiago 4.4 (#9), Tiago 4.4 (#10), Tiago 4.4 (#11), Tiago 4.5 (#1), Tiago 4.5 (#2), Tiago 4.5 (#3), Tiago 4.5 (#4), Tiago 4.5 (#5), Tiago 4.6 (#1), Tiago 4.6 (#2), Tiago 4.6 (#3), Tiago 4.6 (#4), Tiago 4.6 (#5), Tiago 4.6 (#6), Tiago 4.7 (#1), Tiago 4.7 (#2), Tiago 4.7 (#3), Tiago 4.7 (#4), Tiago 4.7 (#5), Tiago 4.8 (#1), Tiago 4.8 (#2), Tiago 4.8 (#3), Tiago 4.8 (#4), Tiago 4.8 (#5), Tiago 4.8 (#6), Tiago 4.8 (#7), Tiago 4.8 (#8), Tiago 4.8 (#9), Tiago 4.8 (#10), Tiago 4.9 (#1), Tiago 4.9 (#2), Tiago 4.9 (#3), Tiago 4.9 (#4), Tiago 4.9 (#5), Tiago 4.9 (#6), Tiago 4.9 (#7), Tiago 4.10 (#1), Tiago 4.10 (#2), Tiago 4.10 (#3), Tiago 4.10 (#4), Tiago 4.11 (#1), Tiago 4.11 (#2), Tiago 4.11 (#3), Tiago 4.11 (#4), Tiago 4.11 (#5), Tiago 4.11 (#6), Tiago 4.12 (#1), Tiago 4.12 (#2), Tiago 4.12 (#3), Tiago 4.12 (#4), Tiago 4.12 (#5), Tiago 4.12 (#6), Tiago 4.13 (#1), Tiago 4.13 (#2), Tiago 4.13 (#3), Tiago 4.13 (#4), Tiago 4.13 (#5), Tiago 4.13 (#6), Tiago 4.14 (#1), Tiago 4.14 (#2), Tiago 4.15 (#1), Tiago 4.15 (#2), Tiago 4.15 (#3), Tiago 4.16 (#1), Tiago 4.17 (#1), Tiago 5.1 (#1), Tiago 5.1 (#2), Tiago 5.1 (#3), Tiago 5.1 (#4), Tiago 5.1 (#5), Tiago 5.1 (#6), Tiago 5.2 (#1), Tiago 5.2 (#2), Tiago 5.2 (#3), Tiago 5.2 (#4), Tiago 5.2 (#5), Tiago 5.3 (#1), Tiago 5.3 (#2), Tiago 5.3 (#3), Tiago 5.3 (#4), Tiago 5.3 (#5), Tiago 5.3 (#6), Tiago 5.3 (#7), Tiago 5.3 (#8), Tiago 5.3 (#9), Tiago 5.3 (#10), Tiago 5.3 (#11), Tiago 5.3 (#12), Tiago 5.3 (#13), Tiago 5.4 (#1), Tiago 5.4 (#2), Tiago 5.4 (#3), Tiago 5.4 (#4), Tiago 5.4 (#5), Tiago 5.4 (#6), Tiago 5.5 (#1), Tiago 5.5 (#2), Tiago 5.5 (#3), Tiago 5.5 (#4), Tiago 5.5 (#5), Tiago 5.6 (#1), Tiago 5.6 (#2), Tiago 5.6 (#3), Tiago 5.6 (#4), Tiago 5.6 (#5), Tiago 5.7 (#1), Tiago 5.7 (#2), Tiago 5.7 (#3), Tiago 5.7 (#4), Tiago 5.7 (#5), Tiago 5.7 (#6), Tiago 5.7 (#7), Tiago 5.7 (#8), Tiago 5.7 (#9), Tiago 5.8 (#1), Tiago 5.8 (#2), Tiago 5.8 (#3), Tiago 5.9 (#1), Tiago 5.9 (#2), Tiago 5.9 (#3), Tiago 5.9 (#4), Tiago 5.10 (#1), Tiago 5.10 (#2), Tiago 5.10 (#3), Tiago 5.10 (#4), Tiago 5.11 (#1), Tiago 5.11 (#2), Tiago 5.11 (#3), Tiago 5.11 (#4), Tiago 5.12 (#1), Tiago 5.12 (#2), Tiago 5.12 (#3), Tiago 5.12 (#4), Tiago 5.12 (#5), Tiago 5.12 (#6), Tiago 5.12 (#7), Tiago 5.13 (#1), Tiago 5.13 (#2), Tiago 5.14 (#1), Tiago 5.14 (#2), Tiago 5.14 (#3), Tiago 5.14 (#4), Tiago 5.14 (#5), Tiago 5.15 (#1), Tiago 5.15 (#2), Tiago 5.15 (#3), Tiago 5.15 (#4), Tiago 5.15 (#5), Tiago 5.15 (#6), Tiago 5.16 (#1), Tiago 5.16 (#2), Tiago 5.16 (#3), Tiago 5.16 (#4), Tiago 5.16 (#5), Tiago 5.17 (#1), Tiago 5.17 (#2), Tiago 5.17 (#3), Tiago 5.18 (#1), Tiago 5.18 (#2), Tiago 5.18 (#3), Tiago 5.19 (#1), Tiago 5.19 (#2), Tiago 5.19 (#3), Tiago 5.19 (#4), Tiago 5.19 (#5), Tiago 5.20 (#1), Tiago 5.20 (#2), Tiago 5.20 (#3), Tiago 5.20 (#4), Tiago 5.20 (#5), Tiago 5.20 (#6), Tiago 5.20 (#7)</w:t>
       </w:r>
       <w:r>
         <w:rPr>

--- a/por/docx/59.content.docx
+++ b/por/docx/59.content.docx
@@ -19,7 +19,7 @@
         <w:rPr>
           <w:lang w:val="pt_PT" w:bidi="pt_PT"/>
         </w:rPr>
-        <w:t>Resource: Notas de Tradução (unfoldingWord)</w:t>
+        <w:t>Resource: unfoldingWord® Translation Notes</w:t>
       </w:r>
       <w:r>
         <w:rPr>
@@ -90,7 +90,7 @@
         <w:rPr>
           <w:lang w:val="pt_PT" w:bidi="pt_PT"/>
         </w:rPr>
-        <w:t>Notas de Tradução (unfoldingWord)</w:t>
+        <w:t>unfoldingWord® Translation Notes</w:t>
       </w:r>
     </w:p>
     <w:p>

--- a/por/docx/59.content.docx
+++ b/por/docx/59.content.docx
@@ -56398,6 +56398,21 @@
           <w:b/>
           <w:lang w:val="pt_PT" w:bidi="pt_PT"/>
         </w:rPr>
+        <w:t>οἱ λέγοντες</w:t>
+      </w:r>
+    </w:p>
+    <w:p>
+      <w:pPr/>
+      <w:r>
+        <w:rPr>
+          <w:lang w:val="pt_PT" w:bidi="pt_PT"/>
+        </w:rPr>
+      </w:r>
+      <w:r>
+        <w:rPr>
+          <w:b/>
+          <w:lang w:val="pt_PT" w:bidi="pt_PT"/>
+        </w:rPr>
         <w:t>"vocês que dizem".</w:t>
       </w:r>
     </w:p>
@@ -56412,7 +56427,7 @@
         <w:rPr>
           <w:lang w:val="pt_PT" w:bidi="pt_PT"/>
         </w:rPr>
-        <w:t>Tiago está se dirigindo aos seus leitores de forma direta. Se o seu idioma tiver um caso vocativo, seria apropriado usá-lo aqui. Caso contrário, você poderia expressar o significado de outra forma que fosse natural no seu idioma (Se você usar a palavra "vocês", seria no plural, já que Tiago está se dirigindo a um grupo de pessoas). Tradução alternativa: "vocês que costumam dizer".</w:t>
+        <w:t>Tradução alternativa: "vocês que costumam dizer".</w:t>
       </w:r>
       <w:r>
         <w:rPr>

--- a/por/docx/59.content.docx
+++ b/por/docx/59.content.docx
@@ -889,7 +889,7 @@
           <w:b/>
           <w:lang w:val="pt_PT" w:bidi="pt_PT"/>
         </w:rPr>
-        <w:t>χαίρειν.</w:t>
+        <w:t>χαίρειν</w:t>
       </w:r>
     </w:p>
     <w:p>
@@ -14836,7 +14836,7 @@
           <w:b/>
           <w:lang w:val="pt_PT" w:bidi="pt_PT"/>
         </w:rPr>
-        <w:t>ὁ δὲ παρακύψας εἰς νόμον τέλειον, τὸν τῆς ἐλευθερίας, καὶ παραμείνας &amp; οὗτος μακάριος &amp; ἔσται</w:t>
+        <w:t>ὁ δὲ παρακύψας εἰς νόμον τέλειον &amp; τῆς ἐλευθερίας, καὶ παραμείνας &amp; οὗτος μακάριος &amp; ἔσται</w:t>
       </w:r>
     </w:p>
     <w:p>
@@ -15063,7 +15063,7 @@
           <w:b/>
           <w:lang w:val="pt_PT" w:bidi="pt_PT"/>
         </w:rPr>
-        <w:t>νόμον τέλειον, τὸν τῆς ἐλευθερίας</w:t>
+        <w:t>νόμον τέλειον &amp; τῆς ἐλευθερίας</w:t>
       </w:r>
     </w:p>
     <w:p>
@@ -15218,7 +15218,7 @@
           <w:b/>
           <w:lang w:val="pt_PT" w:bidi="pt_PT"/>
         </w:rPr>
-        <w:t>νόμον τέλειον, τὸν τῆς ἐλευθερίας</w:t>
+        <w:t>νόμον τέλειον &amp; τῆς ἐλευθερίας</w:t>
       </w:r>
     </w:p>
     <w:p>
@@ -15329,7 +15329,7 @@
           <w:b/>
           <w:lang w:val="pt_PT" w:bidi="pt_PT"/>
         </w:rPr>
-        <w:t>νόμον τέλειον, τὸν τῆς ἐλευθερίας</w:t>
+        <w:t>νόμον τέλειον &amp; τῆς ἐλευθερίας</w:t>
       </w:r>
     </w:p>
     <w:p>
@@ -15453,7 +15453,7 @@
           <w:b/>
           <w:lang w:val="pt_PT" w:bidi="pt_PT"/>
         </w:rPr>
-        <w:t>νόμον τέλειον, τὸν τῆς ἐλευθερίας</w:t>
+        <w:t>νόμον τέλειον &amp; τῆς ἐλευθερίας</w:t>
       </w:r>
     </w:p>
     <w:p>
@@ -20445,7 +20445,7 @@
           <w:b/>
           <w:lang w:val="pt_PT" w:bidi="pt_PT"/>
         </w:rPr>
-        <w:t>οὐ διεκρίθητε ἐν ἑαυτοῖς, καὶ ἐγένεσθε κριταὶ διαλογισμῶν πονηρῶν?</w:t>
+        <w:t>οὐ διεκρίθητε ἐν ἑαυτοῖς, καὶ ἐγένεσθε κριταὶ διαλογισμῶν πονηρῶν</w:t>
       </w:r>
     </w:p>
     <w:p>
@@ -20659,7 +20659,7 @@
           <w:b/>
           <w:lang w:val="pt_PT" w:bidi="pt_PT"/>
         </w:rPr>
-        <w:t>οὐ διεκρίθητε ἐν ἑαυτοῖς, καὶ ἐγένεσθε κριταὶ διαλογισμῶν πονηρῶν?</w:t>
+        <w:t>οὐ διεκρίθητε ἐν ἑαυτοῖς, καὶ ἐγένεσθε κριταὶ διαλογισμῶν πονηρῶν</w:t>
       </w:r>
     </w:p>
     <w:p>
@@ -21206,7 +21206,7 @@
           <w:b/>
           <w:lang w:val="pt_PT" w:bidi="pt_PT"/>
         </w:rPr>
-        <w:t>οὐχ ὁ Θεὸς ἐξελέξατο τοὺς πτωχοὺς τῷ κόσμῳ, πλουσίους ἐν πίστει, καὶ κληρονόμους τῆς βασιλείας ἧς ἐπηγγείλατο τοῖς ἀγαπῶσιν αὐτόν?</w:t>
+        <w:t>οὐχ ὁ Θεὸς ἐξελέξατο τοὺς πτωχοὺς τῷ κόσμῳ, πλουσίους ἐν πίστει, καὶ κληρονόμους τῆς βασιλείας ἧς ἐπηγγείλατο τοῖς ἀγαπῶσιν αὐτόν</w:t>
       </w:r>
     </w:p>
     <w:p>
@@ -22314,7 +22314,7 @@
           <w:b/>
           <w:lang w:val="pt_PT" w:bidi="pt_PT"/>
         </w:rPr>
-        <w:t>οὐχ οἱ πλούσιοι καταδυναστεύουσιν ὑμῶν, καὶ αὐτοὶ ἕλκουσιν ὑμᾶς εἰς κριτήρια?</w:t>
+        <w:t>οὐχ οἱ πλούσιοι καταδυναστεύουσιν ὑμῶν, καὶ αὐτοὶ ἕλκουσιν ὑμᾶς εἰς κριτήρια</w:t>
       </w:r>
     </w:p>
     <w:p>
@@ -22412,7 +22412,7 @@
           <w:b/>
           <w:lang w:val="pt_PT" w:bidi="pt_PT"/>
         </w:rPr>
-        <w:t>οὐχ οἱ πλούσιοι καταδυναστεύουσιν ὑμῶν, καὶ αὐτοὶ ἕλκουσιν ὑμᾶς εἰς κριτήρια?</w:t>
+        <w:t>οὐχ οἱ πλούσιοι καταδυναστεύουσιν ὑμῶν, καὶ αὐτοὶ ἕλκουσιν ὑμᾶς εἰς κριτήρια</w:t>
       </w:r>
     </w:p>
     <w:p>
@@ -22908,7 +22908,7 @@
           <w:b/>
           <w:lang w:val="pt_PT" w:bidi="pt_PT"/>
         </w:rPr>
-        <w:t>οὐκ αὐτοὶ βλασφημοῦσιν τὸ καλὸν ὄνομα τὸ ἐπικληθὲν ἐφ’ ὑμᾶς?</w:t>
+        <w:t>οὐκ αὐτοὶ βλασφημοῦσιν τὸ καλὸν ὄνομα τὸ ἐπικληθὲν ἐφ’ ὑμᾶς</w:t>
       </w:r>
     </w:p>
     <w:p>
@@ -25350,7 +25350,7 @@
           <w:b/>
           <w:lang w:val="pt_PT" w:bidi="pt_PT"/>
         </w:rPr>
-        <w:t>μὴ μοιχεύσῃς &amp; μὴ φονεύσῃς &amp; οὐ μοιχεύεις &amp; φονεύεις &amp; γέγονας</w:t>
+        <w:t>μὴ μοιχεύσῃς &amp; μὴ φονεύσῃς &amp; οὐ μοιχεύεις, φονεύεις &amp; γέγονας</w:t>
       </w:r>
     </w:p>
     <w:p>
@@ -26887,7 +26887,7 @@
           <w:b/>
           <w:lang w:val="pt_PT" w:bidi="pt_PT"/>
         </w:rPr>
-        <w:t>τί τὸ ὄφελος, ἀδελφοί μου, ἐὰν πίστιν λέγῃ τις, ἔχειν ἔργα, δὲ μὴ ἔχῃ?</w:t>
+        <w:t>τί τὸ ὄφελος, ἀδελφοί μου, ἐὰν πίστιν λέγῃ τις, ἔχειν ἔργα, δὲ μὴ ἔχῃ</w:t>
       </w:r>
     </w:p>
     <w:p>
@@ -27571,7 +27571,7 @@
           <w:b/>
           <w:lang w:val="pt_PT" w:bidi="pt_PT"/>
         </w:rPr>
-        <w:t>μὴ δύναται ἡ πίστις σῶσαι αὐτόν?</w:t>
+        <w:t>μὴ δύναται ἡ πίστις σῶσαι αὐτόν</w:t>
       </w:r>
     </w:p>
     <w:p>
@@ -27669,7 +27669,7 @@
           <w:b/>
           <w:lang w:val="pt_PT" w:bidi="pt_PT"/>
         </w:rPr>
-        <w:t>μὴ δύναται ἡ πίστις σῶσαι αὐτόν?</w:t>
+        <w:t>μὴ δύναται ἡ πίστις σῶσαι αὐτόν</w:t>
       </w:r>
     </w:p>
     <w:p>
@@ -29137,7 +29137,7 @@
           <w:b/>
           <w:lang w:val="pt_PT" w:bidi="pt_PT"/>
         </w:rPr>
-        <w:t>τί τὸ ὄφελος?</w:t>
+        <w:t>τί τὸ ὄφελος</w:t>
       </w:r>
     </w:p>
     <w:p>
@@ -29253,7 +29253,7 @@
           <w:b/>
           <w:lang w:val="pt_PT" w:bidi="pt_PT"/>
         </w:rPr>
-        <w:t>τί τὸ ὄφελος?</w:t>
+        <w:t>τί τὸ ὄφελος</w:t>
       </w:r>
     </w:p>
     <w:p>
@@ -31128,7 +31128,7 @@
           <w:b/>
           <w:lang w:val="pt_PT" w:bidi="pt_PT"/>
         </w:rPr>
-        <w:t>θέλεις δὲ γνῶναι, ὦ ἄνθρωπε κενέ, ὅτι ἡ πίστις χωρὶς τῶν ἔργων ἀργή ἐστιν?</w:t>
+        <w:t>θέλεις δὲ γνῶναι, ὦ ἄνθρωπε κενέ, ὅτι ἡ πίστις χωρὶς τῶν ἔργων ἀργή ἐστιν</w:t>
       </w:r>
     </w:p>
     <w:p>
@@ -31994,7 +31994,7 @@
           <w:b/>
           <w:lang w:val="pt_PT" w:bidi="pt_PT"/>
         </w:rPr>
-        <w:t>Ἀβραὰμ ὁ πατὴρ ἡμῶν οὐκ ἐξ ἔργων ἐδικαιώθη, ἀνενέγκας Ἰσαὰκ τὸν υἱὸν αὐτοῦ ἐπὶ τὸ θυσιαστήριον?</w:t>
+        <w:t>Ἀβραὰμ ὁ πατὴρ ἡμῶν οὐκ ἐξ ἔργων ἐδικαιώθη, ἀνενέγκας Ἰσαὰκ τὸν υἱὸν αὐτοῦ ἐπὶ τὸ θυσιαστήριον</w:t>
       </w:r>
     </w:p>
     <w:p>
@@ -32092,7 +32092,7 @@
           <w:b/>
           <w:lang w:val="pt_PT" w:bidi="pt_PT"/>
         </w:rPr>
-        <w:t>Ἀβραὰμ ὁ πατὴρ ἡμῶν οὐκ ἐξ ἔργων ἐδικαιώθη, ἀνενέγκας Ἰσαὰκ τὸν υἱὸν αὐτοῦ ἐπὶ τὸ θυσιαστήριον?</w:t>
+        <w:t>Ἀβραὰμ ὁ πατὴρ ἡμῶν οὐκ ἐξ ἔργων ἐδικαιώθη, ἀνενέγκας Ἰσαὰκ τὸν υἱὸν αὐτοῦ ἐπὶ τὸ θυσιαστήριον</w:t>
       </w:r>
     </w:p>
     <w:p>
@@ -34242,7 +34242,7 @@
           <w:b/>
           <w:lang w:val="pt_PT" w:bidi="pt_PT"/>
         </w:rPr>
-        <w:t>ὁμοίως δὲ καὶ Ῥαὰβ ἡ πόρνη οὐκ ἐξ ἔργων ἐδικαιώθη, ὑποδεξαμένη τοὺς ἀγγέλους, καὶ ἑτέρᾳ ὁδῷ ἐκβαλοῦσα?</w:t>
+        <w:t>ὁμοίως δὲ καὶ Ῥαὰβ ἡ πόρνη οὐκ ἐξ ἔργων ἐδικαιώθη, ὑποδεξαμένη τοὺς ἀγγέλους, καὶ ἑτέρᾳ ὁδῷ ἐκβαλοῦσα</w:t>
       </w:r>
     </w:p>
     <w:p>
@@ -43730,7 +43730,7 @@
           <w:b/>
           <w:lang w:val="pt_PT" w:bidi="pt_PT"/>
         </w:rPr>
-        <w:t>μήτι ἡ πηγὴ ἐκ τῆς αὐτῆς ὀπῆς βρύει τὸ γλυκὺ καὶ τὸ πικρόν?</w:t>
+        <w:t>μήτι ἡ πηγὴ ἐκ τῆς αὐτῆς ὀπῆς βρύει τὸ γλυκὺ καὶ τὸ πικρόν</w:t>
       </w:r>
     </w:p>
     <w:p>
@@ -48131,7 +48131,7 @@
           <w:b/>
           <w:lang w:val="pt_PT" w:bidi="pt_PT"/>
         </w:rPr>
-        <w:t>πόθεν πόλεμοι καὶ πόθεν μάχαι ἐν ὑμῖν?</w:t>
+        <w:t>πόθεν πόλεμοι καὶ πόθεν μάχαι ἐν ὑμῖν</w:t>
       </w:r>
     </w:p>
     <w:p>
@@ -48229,7 +48229,7 @@
           <w:b/>
           <w:lang w:val="pt_PT" w:bidi="pt_PT"/>
         </w:rPr>
-        <w:t>πόθεν πόλεμοι καὶ πόθεν μάχαι ἐν ὑμῖν?</w:t>
+        <w:t>πόθεν πόλεμοι καὶ πόθεν μάχαι ἐν ὑμῖν</w:t>
       </w:r>
     </w:p>
     <w:p>
@@ -48353,7 +48353,7 @@
           <w:b/>
           <w:lang w:val="pt_PT" w:bidi="pt_PT"/>
         </w:rPr>
-        <w:t>οὐκ ἐντεῦθεν ἐκ τῶν ἡδονῶν ὑμῶν, τῶν στρατευομένων ἐν τοῖς μέλεσιν ὑμῶν?</w:t>
+        <w:t>οὐκ ἐντεῦθεν ἐκ τῶν ἡδονῶν ὑμῶν, τῶν στρατευομένων ἐν τοῖς μέλεσιν ὑμῶν</w:t>
       </w:r>
     </w:p>
     <w:p>
@@ -50178,7 +50178,7 @@
           <w:b/>
           <w:lang w:val="pt_PT" w:bidi="pt_PT"/>
         </w:rPr>
-        <w:t>οὐκ οἴδατε ὅτι ἡ φιλία τοῦ κόσμου, ἔχθρα τοῦ Θεοῦ ἐστιν?</w:t>
+        <w:t>οὐκ οἴδατε ὅτι ἡ φιλία τοῦ κόσμου, ἔχθρα τοῦ Θεοῦ ἐστιν</w:t>
       </w:r>
     </w:p>
     <w:p>
@@ -55871,7 +55871,7 @@
           <w:b/>
           <w:lang w:val="pt_PT" w:bidi="pt_PT"/>
         </w:rPr>
-        <w:t>σὺ δὲ τίς εἶ, ὁ κρίνων τὸν πλησίον?</w:t>
+        <w:t>σὺ δὲ τίς εἶ, ὁ κρίνων τὸν πλησίον</w:t>
       </w:r>
     </w:p>
     <w:p>
@@ -56861,7 +56861,7 @@
           <w:b/>
           <w:lang w:val="pt_PT" w:bidi="pt_PT"/>
         </w:rPr>
-        <w:t>οἵτινες οὐκ ἐπίστασθε τὸ τῆς αὔριον, ποία ἡ ζωὴ ὑμῶν?</w:t>
+        <w:t>οἵτινες οὐκ ἐπίστασθε τὸ τῆς αὔριον, ποία ἡ ζωὴ ὑμῶν</w:t>
       </w:r>
     </w:p>
     <w:p>
@@ -57383,7 +57383,7 @@
           <w:b/>
           <w:lang w:val="pt_PT" w:bidi="pt_PT"/>
         </w:rPr>
-        <w:t>καυχᾶσθε ἐν ταῖς ἀλαζονίαις ὑμῶν πᾶσα καύχησις τοιαύτη πονηρά ἐστιν</w:t>
+        <w:t>καυχᾶσθε ἐν ταῖς ἀλαζονίαις ὑμῶν. πᾶσα καύχησις τοιαύτη πονηρά ἐστιν</w:t>
       </w:r>
     </w:p>
     <w:p>
@@ -60993,7 +60993,7 @@
           <w:b/>
           <w:lang w:val="pt_PT" w:bidi="pt_PT"/>
         </w:rPr>
-        <w:t>ἐτρυφήσατε ἐπὶ τῆς γῆς καὶ ἐσπαταλήσατε</w:t>
+        <w:t>ἐτρυφήσατε ἐπὶ τῆς γῆς. καὶ ἐσπαταλήσατε</w:t>
       </w:r>
     </w:p>
     <w:p>
@@ -62418,7 +62418,7 @@
           <w:b/>
           <w:lang w:val="pt_PT" w:bidi="pt_PT"/>
         </w:rPr>
-        <w:t>ἰδοὺ,</w:t>
+        <w:t>ἰδοὺ</w:t>
       </w:r>
     </w:p>
     <w:p>

--- a/por/docx/59.content.docx
+++ b/por/docx/59.content.docx
@@ -2394,6 +2394,21 @@
           <w:b/>
           <w:lang w:val="pt_PT" w:bidi="pt_PT"/>
         </w:rPr>
+        <w:t>αἰτείτω παρὰ &amp; Θεοῦ</w:t>
+      </w:r>
+    </w:p>
+    <w:p>
+      <w:pPr/>
+      <w:r>
+        <w:rPr>
+          <w:lang w:val="pt_PT" w:bidi="pt_PT"/>
+        </w:rPr>
+      </w:r>
+      <w:r>
+        <w:rPr>
+          <w:b/>
+          <w:lang w:val="pt_PT" w:bidi="pt_PT"/>
+        </w:rPr>
         <w:t>"peça a Deus".</w:t>
       </w:r>
     </w:p>
@@ -3012,6 +3027,21 @@
           <w:b/>
           <w:lang w:val="pt_PT" w:bidi="pt_PT"/>
         </w:rPr>
+        <w:t>κλύδωνι θαλάσσης, ἀνεμιζομένῳ καὶ ῥιπιζομένῳ</w:t>
+      </w:r>
+    </w:p>
+    <w:p>
+      <w:pPr/>
+      <w:r>
+        <w:rPr>
+          <w:lang w:val="pt_PT" w:bidi="pt_PT"/>
+        </w:rPr>
+      </w:r>
+      <w:r>
+        <w:rPr>
+          <w:b/>
+          <w:lang w:val="pt_PT" w:bidi="pt_PT"/>
+        </w:rPr>
         <w:t>"é como as ondas do mar, que o vento leva de um lado para o outro".</w:t>
       </w:r>
     </w:p>
@@ -3081,6 +3111,21 @@
         <w:rPr>
           <w:lang w:val="pt_PT" w:bidi="pt_PT"/>
         </w:rPr>
+      </w:r>
+    </w:p>
+    <w:p>
+      <w:pPr/>
+      <w:r>
+        <w:rPr>
+          <w:lang w:val="pt_PT" w:bidi="pt_PT"/>
+        </w:rPr>
+      </w:r>
+      <w:r>
+        <w:rPr>
+          <w:b/>
+          <w:lang w:val="pt_PT" w:bidi="pt_PT"/>
+        </w:rPr>
+        <w:t>μὴ γὰρ οἰέσθω ὁ ἄνθρωπος ἐκεῖνος</w:t>
       </w:r>
     </w:p>
     <w:p>
@@ -4630,6 +4675,21 @@
           <w:b/>
           <w:lang w:val="pt_PT" w:bidi="pt_PT"/>
         </w:rPr>
+        <w:t>παρελεύσεται</w:t>
+      </w:r>
+    </w:p>
+    <w:p>
+      <w:pPr/>
+      <w:r>
+        <w:rPr>
+          <w:lang w:val="pt_PT" w:bidi="pt_PT"/>
+        </w:rPr>
+      </w:r>
+      <w:r>
+        <w:rPr>
+          <w:b/>
+          <w:lang w:val="pt_PT" w:bidi="pt_PT"/>
+        </w:rPr>
         <w:t>"desaparecerá".</w:t>
       </w:r>
     </w:p>
@@ -4824,6 +4884,21 @@
           <w:b/>
           <w:lang w:val="pt_PT" w:bidi="pt_PT"/>
         </w:rPr>
+        <w:t>ὡς ἄνθος χόρτου παρελεύσεται</w:t>
+      </w:r>
+    </w:p>
+    <w:p>
+      <w:pPr/>
+      <w:r>
+        <w:rPr>
+          <w:lang w:val="pt_PT" w:bidi="pt_PT"/>
+        </w:rPr>
+      </w:r>
+      <w:r>
+        <w:rPr>
+          <w:b/>
+          <w:lang w:val="pt_PT" w:bidi="pt_PT"/>
+        </w:rPr>
         <w:t>"desaparecerá como a flor da erva do campo".</w:t>
       </w:r>
     </w:p>
@@ -4920,6 +4995,21 @@
           <w:b/>
           <w:lang w:val="pt_PT" w:bidi="pt_PT"/>
         </w:rPr>
+        <w:t>ἀνέτειλεν γὰρ ὁ ἥλιος σὺν τῷ καύσωνι, καὶ ἐξήρανεν τὸν χόρτον, καὶ τὸ ἄνθος αὐτοῦ ἐξέπεσεν, καὶ ἡ εὐπρέπεια τοῦ προσώπου αὐτοῦ ἀπώλετο</w:t>
+      </w:r>
+    </w:p>
+    <w:p>
+      <w:pPr/>
+      <w:r>
+        <w:rPr>
+          <w:lang w:val="pt_PT" w:bidi="pt_PT"/>
+        </w:rPr>
+      </w:r>
+      <w:r>
+        <w:rPr>
+          <w:b/>
+          <w:lang w:val="pt_PT" w:bidi="pt_PT"/>
+        </w:rPr>
         <w:t>"Quando o sol brilha forte, e o seu calor queima a planta, aí a flor cai, e a sua beleza é destruída".</w:t>
       </w:r>
     </w:p>
@@ -5296,6 +5386,21 @@
           <w:b/>
           <w:lang w:val="pt_PT" w:bidi="pt_PT"/>
         </w:rPr>
+        <w:t>ἡ εὐπρέπεια τοῦ προσώπου αὐτοῦ ἀπώλετο</w:t>
+      </w:r>
+    </w:p>
+    <w:p>
+      <w:pPr/>
+      <w:r>
+        <w:rPr>
+          <w:lang w:val="pt_PT" w:bidi="pt_PT"/>
+        </w:rPr>
+      </w:r>
+      <w:r>
+        <w:rPr>
+          <w:b/>
+          <w:lang w:val="pt_PT" w:bidi="pt_PT"/>
+        </w:rPr>
         <w:t>"a sua beleza é destruída".</w:t>
       </w:r>
     </w:p>
@@ -5404,6 +5509,21 @@
         <w:rPr>
           <w:lang w:val="pt_PT" w:bidi="pt_PT"/>
         </w:rPr>
+      </w:r>
+    </w:p>
+    <w:p>
+      <w:pPr/>
+      <w:r>
+        <w:rPr>
+          <w:lang w:val="pt_PT" w:bidi="pt_PT"/>
+        </w:rPr>
+      </w:r>
+      <w:r>
+        <w:rPr>
+          <w:b/>
+          <w:lang w:val="pt_PT" w:bidi="pt_PT"/>
+        </w:rPr>
+        <w:t>ἡ εὐπρέπεια τοῦ προσώπου αὐτοῦ ἀπώλετο</w:t>
       </w:r>
     </w:p>
     <w:p>
@@ -6406,6 +6526,21 @@
           <w:b/>
           <w:lang w:val="pt_PT" w:bidi="pt_PT"/>
         </w:rPr>
+        <w:t>λήμψεται τὸν στέφανον τῆς ζωῆς</w:t>
+      </w:r>
+    </w:p>
+    <w:p>
+      <w:pPr/>
+      <w:r>
+        <w:rPr>
+          <w:lang w:val="pt_PT" w:bidi="pt_PT"/>
+        </w:rPr>
+      </w:r>
+      <w:r>
+        <w:rPr>
+          <w:b/>
+          <w:lang w:val="pt_PT" w:bidi="pt_PT"/>
+        </w:rPr>
         <w:t>"receberá como prêmio a vida".</w:t>
       </w:r>
     </w:p>
@@ -6554,6 +6689,21 @@
           <w:b/>
           <w:lang w:val="pt_PT" w:bidi="pt_PT"/>
         </w:rPr>
+        <w:t>λήμψεται τὸν στέφανον τῆς ζωῆς</w:t>
+      </w:r>
+    </w:p>
+    <w:p>
+      <w:pPr/>
+      <w:r>
+        <w:rPr>
+          <w:lang w:val="pt_PT" w:bidi="pt_PT"/>
+        </w:rPr>
+      </w:r>
+      <w:r>
+        <w:rPr>
+          <w:b/>
+          <w:lang w:val="pt_PT" w:bidi="pt_PT"/>
+        </w:rPr>
         <w:t>"receberá como prêmio a vida".</w:t>
       </w:r>
     </w:p>
@@ -6774,6 +6924,21 @@
           <w:b/>
           <w:lang w:val="pt_PT" w:bidi="pt_PT"/>
         </w:rPr>
+        <w:t>ὃν ἐπηγγείλατο τοῖς ἀγαπῶσιν αὐτόν</w:t>
+      </w:r>
+    </w:p>
+    <w:p>
+      <w:pPr/>
+      <w:r>
+        <w:rPr>
+          <w:lang w:val="pt_PT" w:bidi="pt_PT"/>
+        </w:rPr>
+      </w:r>
+      <w:r>
+        <w:rPr>
+          <w:b/>
+          <w:lang w:val="pt_PT" w:bidi="pt_PT"/>
+        </w:rPr>
         <w:t>"que Deus promete aos que o amam".</w:t>
       </w:r>
     </w:p>
@@ -7072,6 +7237,21 @@
           <w:b/>
           <w:lang w:val="pt_PT" w:bidi="pt_PT"/>
         </w:rPr>
+        <w:t>πειράζει δὲ αὐτὸς οὐδένα</w:t>
+      </w:r>
+    </w:p>
+    <w:p>
+      <w:pPr/>
+      <w:r>
+        <w:rPr>
+          <w:lang w:val="pt_PT" w:bidi="pt_PT"/>
+        </w:rPr>
+      </w:r>
+      <w:r>
+        <w:rPr>
+          <w:b/>
+          <w:lang w:val="pt_PT" w:bidi="pt_PT"/>
+        </w:rPr>
         <w:t>"e ele mesmo não tenta ninguém".</w:t>
       </w:r>
     </w:p>
@@ -7246,6 +7426,21 @@
           <w:b/>
           <w:lang w:val="pt_PT" w:bidi="pt_PT"/>
         </w:rPr>
+        <w:t>ἕκαστος &amp; πειράζεται ὑπὸ τῆς ἰδίας ἐπιθυμίας, ἐξελκόμενος καὶ δελεαζόμενος</w:t>
+      </w:r>
+    </w:p>
+    <w:p>
+      <w:pPr/>
+      <w:r>
+        <w:rPr>
+          <w:lang w:val="pt_PT" w:bidi="pt_PT"/>
+        </w:rPr>
+      </w:r>
+      <w:r>
+        <w:rPr>
+          <w:b/>
+          <w:lang w:val="pt_PT" w:bidi="pt_PT"/>
+        </w:rPr>
         <w:t>"as pessoas são tentadas quando são atraídas e enganadas pelos seus próprios maus desejos".</w:t>
       </w:r>
     </w:p>
@@ -7329,6 +7524,21 @@
           <w:b/>
           <w:lang w:val="pt_PT" w:bidi="pt_PT"/>
         </w:rPr>
+        <w:t>ἕκαστος &amp; πειράζεται ὑπὸ τῆς ἰδίας ἐπιθυμίας, ἐξελκόμενος καὶ δελεαζόμενος</w:t>
+      </w:r>
+    </w:p>
+    <w:p>
+      <w:pPr/>
+      <w:r>
+        <w:rPr>
+          <w:lang w:val="pt_PT" w:bidi="pt_PT"/>
+        </w:rPr>
+      </w:r>
+      <w:r>
+        <w:rPr>
+          <w:b/>
+          <w:lang w:val="pt_PT" w:bidi="pt_PT"/>
+        </w:rPr>
         <w:t>"as pessoas são tentadas quando são atraídas e enganadas pelos seus próprios maus desejos".</w:t>
       </w:r>
     </w:p>
@@ -7855,6 +8065,21 @@
         <w:rPr>
           <w:lang w:val="pt_PT" w:bidi="pt_PT"/>
         </w:rPr>
+      </w:r>
+    </w:p>
+    <w:p>
+      <w:pPr/>
+      <w:r>
+        <w:rPr>
+          <w:lang w:val="pt_PT" w:bidi="pt_PT"/>
+        </w:rPr>
+      </w:r>
+      <w:r>
+        <w:rPr>
+          <w:b/>
+          <w:lang w:val="pt_PT" w:bidi="pt_PT"/>
+        </w:rPr>
+        <w:t>ἡ δὲ ἁμαρτία ἀποτελεσθεῖσα, ἀποκύει θάνατον</w:t>
       </w:r>
     </w:p>
     <w:p>
@@ -8388,6 +8613,21 @@
           <w:b/>
           <w:lang w:val="pt_PT" w:bidi="pt_PT"/>
         </w:rPr>
+        <w:t>ἀδελφοί μου ἀγαπητοί</w:t>
+      </w:r>
+    </w:p>
+    <w:p>
+      <w:pPr/>
+      <w:r>
+        <w:rPr>
+          <w:lang w:val="pt_PT" w:bidi="pt_PT"/>
+        </w:rPr>
+      </w:r>
+      <w:r>
+        <w:rPr>
+          <w:b/>
+          <w:lang w:val="pt_PT" w:bidi="pt_PT"/>
+        </w:rPr>
         <w:t>"meus queridos irmãos".</w:t>
       </w:r>
     </w:p>
@@ -8502,6 +8742,21 @@
           <w:b/>
           <w:lang w:val="pt_PT" w:bidi="pt_PT"/>
         </w:rPr>
+        <w:t>πᾶσα δόσις ἀγαθὴ, καὶ πᾶν δώρημα τέλειον, ἄνωθέν ἐστιν</w:t>
+      </w:r>
+    </w:p>
+    <w:p>
+      <w:pPr/>
+      <w:r>
+        <w:rPr>
+          <w:lang w:val="pt_PT" w:bidi="pt_PT"/>
+        </w:rPr>
+      </w:r>
+      <w:r>
+        <w:rPr>
+          <w:b/>
+          <w:lang w:val="pt_PT" w:bidi="pt_PT"/>
+        </w:rPr>
         <w:t>"Tudo de bom que recebemos e tudo o que é perfeito vêm do céu".</w:t>
       </w:r>
     </w:p>
@@ -9373,6 +9628,21 @@
           <w:b/>
           <w:lang w:val="pt_PT" w:bidi="pt_PT"/>
         </w:rPr>
+        <w:t>τροπῆς ἀποσκίασμα</w:t>
+      </w:r>
+    </w:p>
+    <w:p>
+      <w:pPr/>
+      <w:r>
+        <w:rPr>
+          <w:lang w:val="pt_PT" w:bidi="pt_PT"/>
+        </w:rPr>
+      </w:r>
+      <w:r>
+        <w:rPr>
+          <w:b/>
+          <w:lang w:val="pt_PT" w:bidi="pt_PT"/>
+        </w:rPr>
         <w:t>"nem varia de posição".</w:t>
       </w:r>
     </w:p>
@@ -9482,6 +9752,21 @@
           <w:b/>
           <w:lang w:val="pt_PT" w:bidi="pt_PT"/>
         </w:rPr>
+        <w:t>βουληθεὶς, ἀπεκύησεν ἡμᾶς</w:t>
+      </w:r>
+    </w:p>
+    <w:p>
+      <w:pPr/>
+      <w:r>
+        <w:rPr>
+          <w:lang w:val="pt_PT" w:bidi="pt_PT"/>
+        </w:rPr>
+      </w:r>
+      <w:r>
+        <w:rPr>
+          <w:b/>
+          <w:lang w:val="pt_PT" w:bidi="pt_PT"/>
+        </w:rPr>
         <w:t>"Pela sua própria vontade ele fez com que nós nascêssemos".</w:t>
       </w:r>
     </w:p>
@@ -9545,6 +9830,21 @@
           <w:b/>
           <w:lang w:val="pt_PT" w:bidi="pt_PT"/>
         </w:rPr>
+        <w:t>βουληθεὶς, ἀπεκύησεν ἡμᾶς</w:t>
+      </w:r>
+    </w:p>
+    <w:p>
+      <w:pPr/>
+      <w:r>
+        <w:rPr>
+          <w:lang w:val="pt_PT" w:bidi="pt_PT"/>
+        </w:rPr>
+      </w:r>
+      <w:r>
+        <w:rPr>
+          <w:b/>
+          <w:lang w:val="pt_PT" w:bidi="pt_PT"/>
+        </w:rPr>
         <w:t>"Pela sua própria vontade ele fez com que nós nascêssemos".</w:t>
       </w:r>
     </w:p>
@@ -9765,6 +10065,21 @@
           <w:b/>
           <w:lang w:val="pt_PT" w:bidi="pt_PT"/>
         </w:rPr>
+        <w:t>λόγῳ ἀληθείας</w:t>
+      </w:r>
+    </w:p>
+    <w:p>
+      <w:pPr/>
+      <w:r>
+        <w:rPr>
+          <w:lang w:val="pt_PT" w:bidi="pt_PT"/>
+        </w:rPr>
+      </w:r>
+      <w:r>
+        <w:rPr>
+          <w:b/>
+          <w:lang w:val="pt_PT" w:bidi="pt_PT"/>
+        </w:rPr>
         <w:t>"por meio da palavra da verdade".</w:t>
       </w:r>
     </w:p>
@@ -10194,6 +10509,21 @@
           <w:b/>
           <w:lang w:val="pt_PT" w:bidi="pt_PT"/>
         </w:rPr>
+        <w:t>εἰς τὸ εἶναι ἡμᾶς ἀπαρχήν τινα τῶν αὐτοῦ κτισμάτων</w:t>
+      </w:r>
+    </w:p>
+    <w:p>
+      <w:pPr/>
+      <w:r>
+        <w:rPr>
+          <w:lang w:val="pt_PT" w:bidi="pt_PT"/>
+        </w:rPr>
+      </w:r>
+      <w:r>
+        <w:rPr>
+          <w:b/>
+          <w:lang w:val="pt_PT" w:bidi="pt_PT"/>
+        </w:rPr>
         <w:t>"a fim de ocuparmos o primeiro lugar entre todas as suas criaturas".</w:t>
       </w:r>
     </w:p>
@@ -10622,6 +10952,21 @@
         <w:rPr>
           <w:lang w:val="pt_PT" w:bidi="pt_PT"/>
         </w:rPr>
+      </w:r>
+    </w:p>
+    <w:p>
+      <w:pPr/>
+      <w:r>
+        <w:rPr>
+          <w:lang w:val="pt_PT" w:bidi="pt_PT"/>
+        </w:rPr>
+      </w:r>
+      <w:r>
+        <w:rPr>
+          <w:b/>
+          <w:lang w:val="pt_PT" w:bidi="pt_PT"/>
+        </w:rPr>
+        <w:t>ἀδελφοί μου ἀγαπητοί</w:t>
       </w:r>
     </w:p>
     <w:p>
@@ -10920,6 +11265,21 @@
           <w:b/>
           <w:lang w:val="pt_PT" w:bidi="pt_PT"/>
         </w:rPr>
+        <w:t>ἔστω &amp; πᾶς ἄνθρωπος ταχὺς εἰς τὸ ἀκοῦσαι, βραδὺς εἰς τὸ λαλῆσαι, βραδὺς εἰς ὀργήν</w:t>
+      </w:r>
+    </w:p>
+    <w:p>
+      <w:pPr/>
+      <w:r>
+        <w:rPr>
+          <w:lang w:val="pt_PT" w:bidi="pt_PT"/>
+        </w:rPr>
+      </w:r>
+      <w:r>
+        <w:rPr>
+          <w:b/>
+          <w:lang w:val="pt_PT" w:bidi="pt_PT"/>
+        </w:rPr>
         <w:t>"cada um esteja pronto para ouvir, mas demore para falar e ficar com raiva".</w:t>
       </w:r>
     </w:p>
@@ -11610,6 +11970,21 @@
           <w:b/>
           <w:lang w:val="pt_PT" w:bidi="pt_PT"/>
         </w:rPr>
+        <w:t>ἀποθέμενοι πᾶσαν ῥυπαρίαν καὶ περισσείαν κακίας</w:t>
+      </w:r>
+    </w:p>
+    <w:p>
+      <w:pPr/>
+      <w:r>
+        <w:rPr>
+          <w:lang w:val="pt_PT" w:bidi="pt_PT"/>
+        </w:rPr>
+      </w:r>
+      <w:r>
+        <w:rPr>
+          <w:b/>
+          <w:lang w:val="pt_PT" w:bidi="pt_PT"/>
+        </w:rPr>
         <w:t>"deixem todo costume imoral e toda má conduta".</w:t>
       </w:r>
     </w:p>
@@ -12777,6 +13152,21 @@
           <w:b/>
           <w:lang w:val="pt_PT" w:bidi="pt_PT"/>
         </w:rPr>
+        <w:t>γίνεσθε δὲ ποιηταὶ λόγου, καὶ μὴ μόνον ἀκροαταὶ</w:t>
+      </w:r>
+    </w:p>
+    <w:p>
+      <w:pPr/>
+      <w:r>
+        <w:rPr>
+          <w:lang w:val="pt_PT" w:bidi="pt_PT"/>
+        </w:rPr>
+      </w:r>
+      <w:r>
+        <w:rPr>
+          <w:b/>
+          <w:lang w:val="pt_PT" w:bidi="pt_PT"/>
+        </w:rPr>
         <w:t>"não sejam apenas ouvintes dessa mensagem, mas a ponham em prática".</w:t>
       </w:r>
     </w:p>
@@ -12860,6 +13250,21 @@
           <w:b/>
           <w:lang w:val="pt_PT" w:bidi="pt_PT"/>
         </w:rPr>
+        <w:t>γίνεσθε &amp; ποιηταὶ λόγου, καὶ μὴ μόνον ἀκροαταὶ</w:t>
+      </w:r>
+    </w:p>
+    <w:p>
+      <w:pPr/>
+      <w:r>
+        <w:rPr>
+          <w:lang w:val="pt_PT" w:bidi="pt_PT"/>
+        </w:rPr>
+      </w:r>
+      <w:r>
+        <w:rPr>
+          <w:b/>
+          <w:lang w:val="pt_PT" w:bidi="pt_PT"/>
+        </w:rPr>
         <w:t>"não sejam apenas ouvintes dessa mensagem, mas a ponham em prática".</w:t>
       </w:r>
     </w:p>
@@ -13054,6 +13459,21 @@
           <w:b/>
           <w:lang w:val="pt_PT" w:bidi="pt_PT"/>
         </w:rPr>
+        <w:t>ὅτι εἴ τις ἀκροατὴς λόγου ἐστὶν, καὶ οὐ ποιητής, οὗτος ἔοικεν ἀνδρὶ κατανοοῦντι τὸ πρόσωπον τῆς γενέσεως αὐτοῦ ἐν ἐσόπτρῳ</w:t>
+      </w:r>
+    </w:p>
+    <w:p>
+      <w:pPr/>
+      <w:r>
+        <w:rPr>
+          <w:lang w:val="pt_PT" w:bidi="pt_PT"/>
+        </w:rPr>
+      </w:r>
+      <w:r>
+        <w:rPr>
+          <w:b/>
+          <w:lang w:val="pt_PT" w:bidi="pt_PT"/>
+        </w:rPr>
         <w:t>"Porque aquele que ouve a mensagem e não a põe em prática é como uma pessoa que olha no espelho e vê como é".</w:t>
       </w:r>
     </w:p>
@@ -13235,6 +13655,21 @@
           <w:b/>
           <w:lang w:val="pt_PT" w:bidi="pt_PT"/>
         </w:rPr>
+        <w:t>ἀκροατὴς λόγου ἐστὶν, καὶ οὐ ποιητής</w:t>
+      </w:r>
+    </w:p>
+    <w:p>
+      <w:pPr/>
+      <w:r>
+        <w:rPr>
+          <w:lang w:val="pt_PT" w:bidi="pt_PT"/>
+        </w:rPr>
+      </w:r>
+      <w:r>
+        <w:rPr>
+          <w:b/>
+          <w:lang w:val="pt_PT" w:bidi="pt_PT"/>
+        </w:rPr>
         <w:t>"aquele que ouve a mensagem e não a põe em prática".</w:t>
       </w:r>
     </w:p>
@@ -13442,6 +13877,21 @@
           <w:b/>
           <w:lang w:val="pt_PT" w:bidi="pt_PT"/>
         </w:rPr>
+        <w:t>οὗτος ἔοικεν ἀνδρὶ κατανοοῦντι τὸ πρόσωπον τῆς γενέσεως αὐτοῦ ἐν ἐσόπτρῳ</w:t>
+      </w:r>
+    </w:p>
+    <w:p>
+      <w:pPr/>
+      <w:r>
+        <w:rPr>
+          <w:lang w:val="pt_PT" w:bidi="pt_PT"/>
+        </w:rPr>
+      </w:r>
+      <w:r>
+        <w:rPr>
+          <w:b/>
+          <w:lang w:val="pt_PT" w:bidi="pt_PT"/>
+        </w:rPr>
         <w:t>"é como uma pessoa que olha no espelho e vê como é".</w:t>
       </w:r>
     </w:p>
@@ -13995,6 +14445,21 @@
           <w:b/>
           <w:lang w:val="pt_PT" w:bidi="pt_PT"/>
         </w:rPr>
+        <w:t>κατενόησεν &amp; ἑαυτὸν καὶ ἀπελήλυθεν, καὶ εὐθέως ἐπελάθετο ὁποῖος ἦν</w:t>
+      </w:r>
+    </w:p>
+    <w:p>
+      <w:pPr/>
+      <w:r>
+        <w:rPr>
+          <w:lang w:val="pt_PT" w:bidi="pt_PT"/>
+        </w:rPr>
+      </w:r>
+      <w:r>
+        <w:rPr>
+          <w:b/>
+          <w:lang w:val="pt_PT" w:bidi="pt_PT"/>
+        </w:rPr>
         <w:t>"Dá uma boa olhada, depois vai embora e logo esquece a sua aparência".</w:t>
       </w:r>
     </w:p>
@@ -14357,6 +14822,21 @@
         <w:rPr>
           <w:lang w:val="pt_PT" w:bidi="pt_PT"/>
         </w:rPr>
+      </w:r>
+    </w:p>
+    <w:p>
+      <w:pPr/>
+      <w:r>
+        <w:rPr>
+          <w:lang w:val="pt_PT" w:bidi="pt_PT"/>
+        </w:rPr>
+      </w:r>
+      <w:r>
+        <w:rPr>
+          <w:b/>
+          <w:lang w:val="pt_PT" w:bidi="pt_PT"/>
+        </w:rPr>
+        <w:t>ὁ δὲ παρακύψας εἰς νόμον τέλειον &amp; τῆς ἐλευθερίας, καὶ παραμείνας &amp; οὗτος μακάριος &amp; ἔσται</w:t>
       </w:r>
     </w:p>
     <w:p>
@@ -15211,6 +15691,21 @@
           <w:b/>
           <w:lang w:val="pt_PT" w:bidi="pt_PT"/>
         </w:rPr>
+        <w:t>ἀκροατὴς ἐπιλησμονῆς</w:t>
+      </w:r>
+    </w:p>
+    <w:p>
+      <w:pPr/>
+      <w:r>
+        <w:rPr>
+          <w:lang w:val="pt_PT" w:bidi="pt_PT"/>
+        </w:rPr>
+      </w:r>
+      <w:r>
+        <w:rPr>
+          <w:b/>
+          <w:lang w:val="pt_PT" w:bidi="pt_PT"/>
+        </w:rPr>
         <w:t>"não a esquece".</w:t>
       </w:r>
     </w:p>
@@ -15815,6 +16310,21 @@
         <w:rPr>
           <w:lang w:val="pt_PT" w:bidi="pt_PT"/>
         </w:rPr>
+      </w:r>
+    </w:p>
+    <w:p>
+      <w:pPr/>
+      <w:r>
+        <w:rPr>
+          <w:lang w:val="pt_PT" w:bidi="pt_PT"/>
+        </w:rPr>
+      </w:r>
+      <w:r>
+        <w:rPr>
+          <w:b/>
+          <w:lang w:val="pt_PT" w:bidi="pt_PT"/>
+        </w:rPr>
+        <w:t>εἴ τις δοκεῖ θρησκὸς εἶναι, μὴ χαλιναγωγῶν γλῶσσαν αὐτοῦ, ἀλλὰ ἀπατῶν καρδίαν αὐτοῦ, τούτου μάταιος ἡ θρησκεία</w:t>
       </w:r>
     </w:p>
     <w:p>
@@ -16589,6 +17099,21 @@
           <w:b/>
           <w:lang w:val="pt_PT" w:bidi="pt_PT"/>
         </w:rPr>
+        <w:t>θρησκεία καθαρὰ καὶ ἀμίαντος</w:t>
+      </w:r>
+    </w:p>
+    <w:p>
+      <w:pPr/>
+      <w:r>
+        <w:rPr>
+          <w:lang w:val="pt_PT" w:bidi="pt_PT"/>
+        </w:rPr>
+      </w:r>
+      <w:r>
+        <w:rPr>
+          <w:b/>
+          <w:lang w:val="pt_PT" w:bidi="pt_PT"/>
+        </w:rPr>
         <w:t>"a religião pura e verdadeira".</w:t>
       </w:r>
     </w:p>
@@ -17096,6 +17621,21 @@
           <w:b/>
           <w:lang w:val="pt_PT" w:bidi="pt_PT"/>
         </w:rPr>
+        <w:t>Πατρί</w:t>
+      </w:r>
+    </w:p>
+    <w:p>
+      <w:pPr/>
+      <w:r>
+        <w:rPr>
+          <w:lang w:val="pt_PT" w:bidi="pt_PT"/>
+        </w:rPr>
+      </w:r>
+      <w:r>
+        <w:rPr>
+          <w:b/>
+          <w:lang w:val="pt_PT" w:bidi="pt_PT"/>
+        </w:rPr>
         <w:t>"o Pai".</w:t>
       </w:r>
     </w:p>
@@ -17172,6 +17712,21 @@
         <w:rPr>
           <w:lang w:val="pt_PT" w:bidi="pt_PT"/>
         </w:rPr>
+      </w:r>
+    </w:p>
+    <w:p>
+      <w:pPr/>
+      <w:r>
+        <w:rPr>
+          <w:lang w:val="pt_PT" w:bidi="pt_PT"/>
+        </w:rPr>
+      </w:r>
+      <w:r>
+        <w:rPr>
+          <w:b/>
+          <w:lang w:val="pt_PT" w:bidi="pt_PT"/>
+        </w:rPr>
+        <w:t>ἐπισκέπτεσθαι ὀρφανοὺς καὶ χήρας ἐν τῇ θλίψει αὐτῶν</w:t>
       </w:r>
     </w:p>
     <w:p>
@@ -17985,6 +18540,21 @@
           <w:b/>
           <w:lang w:val="pt_PT" w:bidi="pt_PT"/>
         </w:rPr>
+        <w:t>τὴν πίστιν τοῦ Κυρίου ἡμῶν, Ἰησοῦ Χριστοῦ</w:t>
+      </w:r>
+    </w:p>
+    <w:p>
+      <w:pPr/>
+      <w:r>
+        <w:rPr>
+          <w:lang w:val="pt_PT" w:bidi="pt_PT"/>
+        </w:rPr>
+      </w:r>
+      <w:r>
+        <w:rPr>
+          <w:b/>
+          <w:lang w:val="pt_PT" w:bidi="pt_PT"/>
+        </w:rPr>
         <w:t>"crêem no nosso glorioso Senhor Jesus Cristo".</w:t>
       </w:r>
     </w:p>
@@ -18093,6 +18663,21 @@
         <w:rPr>
           <w:lang w:val="pt_PT" w:bidi="pt_PT"/>
         </w:rPr>
+      </w:r>
+    </w:p>
+    <w:p>
+      <w:pPr/>
+      <w:r>
+        <w:rPr>
+          <w:lang w:val="pt_PT" w:bidi="pt_PT"/>
+        </w:rPr>
+      </w:r>
+      <w:r>
+        <w:rPr>
+          <w:b/>
+          <w:lang w:val="pt_PT" w:bidi="pt_PT"/>
+        </w:rPr>
+        <w:t>τοῦ Κυρίου ἡμῶν, Ἰησοῦ Χριστοῦ, τῆς δόξης</w:t>
       </w:r>
     </w:p>
     <w:p>
@@ -18887,6 +19472,21 @@
           <w:b/>
           <w:lang w:val="pt_PT" w:bidi="pt_PT"/>
         </w:rPr>
+        <w:t>ἐπιβλέψητε &amp; εἴπητε &amp; εἴπητε</w:t>
+      </w:r>
+    </w:p>
+    <w:p>
+      <w:pPr/>
+      <w:r>
+        <w:rPr>
+          <w:lang w:val="pt_PT" w:bidi="pt_PT"/>
+        </w:rPr>
+      </w:r>
+      <w:r>
+        <w:rPr>
+          <w:b/>
+          <w:lang w:val="pt_PT" w:bidi="pt_PT"/>
+        </w:rPr>
         <w:t>"vocês tratam" - "dizem".</w:t>
       </w:r>
     </w:p>
@@ -19081,6 +19681,21 @@
           <w:b/>
           <w:lang w:val="pt_PT" w:bidi="pt_PT"/>
         </w:rPr>
+        <w:t>σὺ κάθου ὧδε καλῶς &amp; σὺ στῆθι ἐκεῖ &amp; κάθου ὑπὸ τὸ ὑποπόδιόν μου</w:t>
+      </w:r>
+    </w:p>
+    <w:p>
+      <w:pPr/>
+      <w:r>
+        <w:rPr>
+          <w:lang w:val="pt_PT" w:bidi="pt_PT"/>
+        </w:rPr>
+      </w:r>
+      <w:r>
+        <w:rPr>
+          <w:b/>
+          <w:lang w:val="pt_PT" w:bidi="pt_PT"/>
+        </w:rPr>
         <w:t>"sente-se aqui" - "Fique de pé" - "Sente-se aí no chão".</w:t>
       </w:r>
     </w:p>
@@ -19582,6 +20197,21 @@
           <w:b/>
           <w:lang w:val="pt_PT" w:bidi="pt_PT"/>
         </w:rPr>
+        <w:t>σὺ στῆθι ἐκεῖ &amp; κάθου ὑπὸ τὸ ὑποπόδιόν μου</w:t>
+      </w:r>
+    </w:p>
+    <w:p>
+      <w:pPr/>
+      <w:r>
+        <w:rPr>
+          <w:lang w:val="pt_PT" w:bidi="pt_PT"/>
+        </w:rPr>
+      </w:r>
+      <w:r>
+        <w:rPr>
+          <w:b/>
+          <w:lang w:val="pt_PT" w:bidi="pt_PT"/>
+        </w:rPr>
         <w:t>"Fique de pé" - "Sente-se aí no chão, perto dos meus pés".</w:t>
       </w:r>
     </w:p>
@@ -19801,6 +20431,21 @@
         <w:rPr>
           <w:lang w:val="pt_PT" w:bidi="pt_PT"/>
         </w:rPr>
+      </w:r>
+    </w:p>
+    <w:p>
+      <w:pPr/>
+      <w:r>
+        <w:rPr>
+          <w:lang w:val="pt_PT" w:bidi="pt_PT"/>
+        </w:rPr>
+      </w:r>
+      <w:r>
+        <w:rPr>
+          <w:b/>
+          <w:lang w:val="pt_PT" w:bidi="pt_PT"/>
+        </w:rPr>
+        <w:t>οὐ διεκρίθητε ἐν ἑαυτοῖς, καὶ ἐγένεσθε κριταὶ διαλογισμῶν πονηρῶν</w:t>
       </w:r>
     </w:p>
     <w:p>
@@ -19916,6 +20561,21 @@
           <w:b/>
           <w:lang w:val="pt_PT" w:bidi="pt_PT"/>
         </w:rPr>
+        <w:t>οὐ διεκρίθητε ἐν ἑαυτοῖς, καὶ ἐγένεσθε κριταὶ διαλογισμῶν πονηρῶν</w:t>
+      </w:r>
+    </w:p>
+    <w:p>
+      <w:pPr/>
+      <w:r>
+        <w:rPr>
+          <w:lang w:val="pt_PT" w:bidi="pt_PT"/>
+        </w:rPr>
+      </w:r>
+      <w:r>
+        <w:rPr>
+          <w:b/>
+          <w:lang w:val="pt_PT" w:bidi="pt_PT"/>
+        </w:rPr>
         <w:t>"vocês estão fazendo diferença entre vocês mesmos e estão se baseando em maus motivos para julgar o valor dos outros".</w:t>
       </w:r>
     </w:p>
@@ -19999,6 +20659,21 @@
           <w:b/>
           <w:lang w:val="pt_PT" w:bidi="pt_PT"/>
         </w:rPr>
+        <w:t>οὐ διεκρίθητε ἐν ἑαυτοῖς, καὶ ἐγένεσθε κριταὶ διαλογισμῶν πονηρῶν</w:t>
+      </w:r>
+    </w:p>
+    <w:p>
+      <w:pPr/>
+      <w:r>
+        <w:rPr>
+          <w:lang w:val="pt_PT" w:bidi="pt_PT"/>
+        </w:rPr>
+      </w:r>
+      <w:r>
+        <w:rPr>
+          <w:b/>
+          <w:lang w:val="pt_PT" w:bidi="pt_PT"/>
+        </w:rPr>
         <w:t>"Nesse caso vocês estão fazendo diferença entre vocês mesmos e estão se baseando em maus motivos para julgar o valor dos outros".</w:t>
       </w:r>
     </w:p>
@@ -20401,6 +21076,21 @@
         <w:rPr>
           <w:lang w:val="pt_PT" w:bidi="pt_PT"/>
         </w:rPr>
+      </w:r>
+    </w:p>
+    <w:p>
+      <w:pPr/>
+      <w:r>
+        <w:rPr>
+          <w:lang w:val="pt_PT" w:bidi="pt_PT"/>
+        </w:rPr>
+      </w:r>
+      <w:r>
+        <w:rPr>
+          <w:b/>
+          <w:lang w:val="pt_PT" w:bidi="pt_PT"/>
+        </w:rPr>
+        <w:t>ἀδελφοί μου ἀγαπητοί</w:t>
       </w:r>
     </w:p>
     <w:p>
@@ -20516,6 +21206,21 @@
           <w:b/>
           <w:lang w:val="pt_PT" w:bidi="pt_PT"/>
         </w:rPr>
+        <w:t>οὐχ ὁ Θεὸς ἐξελέξατο τοὺς πτωχοὺς τῷ κόσμῳ, πλουσίους ἐν πίστει, καὶ κληρονόμους τῆς βασιλείας ἧς ἐπηγγείλατο τοῖς ἀγαπῶσιν αὐτόν</w:t>
+      </w:r>
+    </w:p>
+    <w:p>
+      <w:pPr/>
+      <w:r>
+        <w:rPr>
+          <w:lang w:val="pt_PT" w:bidi="pt_PT"/>
+        </w:rPr>
+      </w:r>
+      <w:r>
+        <w:rPr>
+          <w:b/>
+          <w:lang w:val="pt_PT" w:bidi="pt_PT"/>
+        </w:rPr>
         <w:t>"Deus escolheu os pobres deste mundo para serem ricos na fé e para possuírem o Reino que ele prometeu aos que o amam".</w:t>
       </w:r>
     </w:p>
@@ -20821,6 +21526,21 @@
           <w:b/>
           <w:lang w:val="pt_PT" w:bidi="pt_PT"/>
         </w:rPr>
+        <w:t>πλουσίους ἐν πίστει</w:t>
+      </w:r>
+    </w:p>
+    <w:p>
+      <w:pPr/>
+      <w:r>
+        <w:rPr>
+          <w:lang w:val="pt_PT" w:bidi="pt_PT"/>
+        </w:rPr>
+      </w:r>
+      <w:r>
+        <w:rPr>
+          <w:b/>
+          <w:lang w:val="pt_PT" w:bidi="pt_PT"/>
+        </w:rPr>
         <w:t>"ricos na fé".</w:t>
       </w:r>
     </w:p>
@@ -20903,6 +21623,21 @@
         <w:rPr>
           <w:lang w:val="pt_PT" w:bidi="pt_PT"/>
         </w:rPr>
+      </w:r>
+    </w:p>
+    <w:p>
+      <w:pPr/>
+      <w:r>
+        <w:rPr>
+          <w:lang w:val="pt_PT" w:bidi="pt_PT"/>
+        </w:rPr>
+      </w:r>
+      <w:r>
+        <w:rPr>
+          <w:b/>
+          <w:lang w:val="pt_PT" w:bidi="pt_PT"/>
+        </w:rPr>
+        <w:t>πλουσίους ἐν πίστει</w:t>
       </w:r>
     </w:p>
     <w:p>
@@ -21429,6 +22164,21 @@
           <w:b/>
           <w:lang w:val="pt_PT" w:bidi="pt_PT"/>
         </w:rPr>
+        <w:t>οὐχ οἱ πλούσιοι καταδυναστεύουσιν ὑμῶν, καὶ αὐτοὶ ἕλκουσιν ὑμᾶς εἰς κριτήρια</w:t>
+      </w:r>
+    </w:p>
+    <w:p>
+      <w:pPr/>
+      <w:r>
+        <w:rPr>
+          <w:lang w:val="pt_PT" w:bidi="pt_PT"/>
+        </w:rPr>
+      </w:r>
+      <w:r>
+        <w:rPr>
+          <w:b/>
+          <w:lang w:val="pt_PT" w:bidi="pt_PT"/>
+        </w:rPr>
         <w:t>"não são os ricos que exploram vocês e os arrastam para serem julgados nos tribunais".</w:t>
       </w:r>
     </w:p>
@@ -21564,6 +22314,21 @@
           <w:b/>
           <w:lang w:val="pt_PT" w:bidi="pt_PT"/>
         </w:rPr>
+        <w:t>οὐχ οἱ πλούσιοι καταδυναστεύουσιν ὑμῶν, καὶ αὐτοὶ ἕλκουσιν ὑμᾶς εἰς κριτήρια</w:t>
+      </w:r>
+    </w:p>
+    <w:p>
+      <w:pPr/>
+      <w:r>
+        <w:rPr>
+          <w:lang w:val="pt_PT" w:bidi="pt_PT"/>
+        </w:rPr>
+      </w:r>
+      <w:r>
+        <w:rPr>
+          <w:b/>
+          <w:lang w:val="pt_PT" w:bidi="pt_PT"/>
+        </w:rPr>
         <w:t>"não são os ricos que exploram vocês e os arrastam para serem julgados nos tribunais?".</w:t>
       </w:r>
     </w:p>
@@ -21856,6 +22621,21 @@
           <w:b/>
           <w:lang w:val="pt_PT" w:bidi="pt_PT"/>
         </w:rPr>
+        <w:t>οὐχ οἱ πλούσιοι καταδυναστεύουσιν ὑμῶν</w:t>
+      </w:r>
+    </w:p>
+    <w:p>
+      <w:pPr/>
+      <w:r>
+        <w:rPr>
+          <w:lang w:val="pt_PT" w:bidi="pt_PT"/>
+        </w:rPr>
+      </w:r>
+      <w:r>
+        <w:rPr>
+          <w:b/>
+          <w:lang w:val="pt_PT" w:bidi="pt_PT"/>
+        </w:rPr>
         <w:t>"não são os ricos que exploram vocês".</w:t>
       </w:r>
     </w:p>
@@ -22128,6 +22908,21 @@
           <w:b/>
           <w:lang w:val="pt_PT" w:bidi="pt_PT"/>
         </w:rPr>
+        <w:t>οὐκ αὐτοὶ βλασφημοῦσιν τὸ καλὸν ὄνομα τὸ ἐπικληθὲν ἐφ’ ὑμᾶς</w:t>
+      </w:r>
+    </w:p>
+    <w:p>
+      <w:pPr/>
+      <w:r>
+        <w:rPr>
+          <w:lang w:val="pt_PT" w:bidi="pt_PT"/>
+        </w:rPr>
+      </w:r>
+      <w:r>
+        <w:rPr>
+          <w:b/>
+          <w:lang w:val="pt_PT" w:bidi="pt_PT"/>
+        </w:rPr>
         <w:t>"São eles que falam mal do bom nome que Deus deu a vocês".</w:t>
       </w:r>
     </w:p>
@@ -22439,6 +23234,21 @@
           <w:b/>
           <w:lang w:val="pt_PT" w:bidi="pt_PT"/>
         </w:rPr>
+        <w:t>τὸ ἐπικληθὲν ἐφ’ ὑμᾶς</w:t>
+      </w:r>
+    </w:p>
+    <w:p>
+      <w:pPr/>
+      <w:r>
+        <w:rPr>
+          <w:lang w:val="pt_PT" w:bidi="pt_PT"/>
+        </w:rPr>
+      </w:r>
+      <w:r>
+        <w:rPr>
+          <w:b/>
+          <w:lang w:val="pt_PT" w:bidi="pt_PT"/>
+        </w:rPr>
         <w:t>"que Deus deu a vocês".</w:t>
       </w:r>
     </w:p>
@@ -22521,6 +23331,21 @@
         <w:rPr>
           <w:lang w:val="pt_PT" w:bidi="pt_PT"/>
         </w:rPr>
+      </w:r>
+    </w:p>
+    <w:p>
+      <w:pPr/>
+      <w:r>
+        <w:rPr>
+          <w:lang w:val="pt_PT" w:bidi="pt_PT"/>
+        </w:rPr>
+      </w:r>
+      <w:r>
+        <w:rPr>
+          <w:b/>
+          <w:lang w:val="pt_PT" w:bidi="pt_PT"/>
+        </w:rPr>
+        <w:t>τὸ ἐπικληθὲν ἐφ’ ὑμᾶς</w:t>
       </w:r>
     </w:p>
     <w:p>
@@ -22991,6 +23816,21 @@
           <w:b/>
           <w:lang w:val="pt_PT" w:bidi="pt_PT"/>
         </w:rPr>
+        <w:t>ἀγαπήσεις τὸν πλησίον σου ὡς σεαυτόν</w:t>
+      </w:r>
+    </w:p>
+    <w:p>
+      <w:pPr/>
+      <w:r>
+        <w:rPr>
+          <w:lang w:val="pt_PT" w:bidi="pt_PT"/>
+        </w:rPr>
+      </w:r>
+      <w:r>
+        <w:rPr>
+          <w:b/>
+          <w:lang w:val="pt_PT" w:bidi="pt_PT"/>
+        </w:rPr>
         <w:t>"Ame os outros como você ama a você mesmo".</w:t>
       </w:r>
     </w:p>
@@ -23309,6 +24149,21 @@
           <w:b/>
           <w:lang w:val="pt_PT" w:bidi="pt_PT"/>
         </w:rPr>
+        <w:t>καλῶς ποιεῖτε</w:t>
+      </w:r>
+    </w:p>
+    <w:p>
+      <w:pPr/>
+      <w:r>
+        <w:rPr>
+          <w:lang w:val="pt_PT" w:bidi="pt_PT"/>
+        </w:rPr>
+      </w:r>
+      <w:r>
+        <w:rPr>
+          <w:b/>
+          <w:lang w:val="pt_PT" w:bidi="pt_PT"/>
+        </w:rPr>
         <w:t>"estarão fazendo o que devem".</w:t>
       </w:r>
     </w:p>
@@ -23496,6 +24351,21 @@
           <w:b/>
           <w:lang w:val="pt_PT" w:bidi="pt_PT"/>
         </w:rPr>
+        <w:t>ἐλεγχόμενοι ὑπὸ τοῦ νόμου ὡς παραβάται</w:t>
+      </w:r>
+    </w:p>
+    <w:p>
+      <w:pPr/>
+      <w:r>
+        <w:rPr>
+          <w:lang w:val="pt_PT" w:bidi="pt_PT"/>
+        </w:rPr>
+      </w:r>
+      <w:r>
+        <w:rPr>
+          <w:b/>
+          <w:lang w:val="pt_PT" w:bidi="pt_PT"/>
+        </w:rPr>
         <w:t>"e a lei os condena como culpados".</w:t>
       </w:r>
     </w:p>
@@ -23579,6 +24449,21 @@
           <w:b/>
           <w:lang w:val="pt_PT" w:bidi="pt_PT"/>
         </w:rPr>
+        <w:t>ἐλεγχόμενοι ὑπὸ τοῦ νόμου ὡς παραβάται</w:t>
+      </w:r>
+    </w:p>
+    <w:p>
+      <w:pPr/>
+      <w:r>
+        <w:rPr>
+          <w:lang w:val="pt_PT" w:bidi="pt_PT"/>
+        </w:rPr>
+      </w:r>
+      <w:r>
+        <w:rPr>
+          <w:b/>
+          <w:lang w:val="pt_PT" w:bidi="pt_PT"/>
+        </w:rPr>
         <w:t>"e a lei os condena como culpados".</w:t>
       </w:r>
     </w:p>
@@ -23760,6 +24645,21 @@
           <w:b/>
           <w:lang w:val="pt_PT" w:bidi="pt_PT"/>
         </w:rPr>
+        <w:t>ὅστις &amp; τηρήσῃ</w:t>
+      </w:r>
+    </w:p>
+    <w:p>
+      <w:pPr/>
+      <w:r>
+        <w:rPr>
+          <w:lang w:val="pt_PT" w:bidi="pt_PT"/>
+        </w:rPr>
+      </w:r>
+      <w:r>
+        <w:rPr>
+          <w:b/>
+          <w:lang w:val="pt_PT" w:bidi="pt_PT"/>
+        </w:rPr>
         <w:t>"quem quebra".</w:t>
       </w:r>
     </w:p>
@@ -24078,6 +24978,21 @@
           <w:b/>
           <w:lang w:val="pt_PT" w:bidi="pt_PT"/>
         </w:rPr>
+        <w:t>πάντων ἔνοχος</w:t>
+      </w:r>
+    </w:p>
+    <w:p>
+      <w:pPr/>
+      <w:r>
+        <w:rPr>
+          <w:lang w:val="pt_PT" w:bidi="pt_PT"/>
+        </w:rPr>
+      </w:r>
+      <w:r>
+        <w:rPr>
+          <w:b/>
+          <w:lang w:val="pt_PT" w:bidi="pt_PT"/>
+        </w:rPr>
         <w:t>"é culpado de quebrar todos".</w:t>
       </w:r>
     </w:p>
@@ -24435,6 +25350,21 @@
           <w:b/>
           <w:lang w:val="pt_PT" w:bidi="pt_PT"/>
         </w:rPr>
+        <w:t>μὴ μοιχεύσῃς &amp; μὴ φονεύσῃς &amp; οὐ μοιχεύεις, φονεύεις &amp; γέγονας</w:t>
+      </w:r>
+    </w:p>
+    <w:p>
+      <w:pPr/>
+      <w:r>
+        <w:rPr>
+          <w:lang w:val="pt_PT" w:bidi="pt_PT"/>
+        </w:rPr>
+      </w:r>
+      <w:r>
+        <w:rPr>
+          <w:b/>
+          <w:lang w:val="pt_PT" w:bidi="pt_PT"/>
+        </w:rPr>
         <w:t>"Não cometa adultério"</w:t>
       </w:r>
       <w:r>
@@ -24641,6 +25571,21 @@
         <w:rPr>
           <w:lang w:val="pt_PT" w:bidi="pt_PT"/>
         </w:rPr>
+      </w:r>
+    </w:p>
+    <w:p>
+      <w:pPr/>
+      <w:r>
+        <w:rPr>
+          <w:lang w:val="pt_PT" w:bidi="pt_PT"/>
+        </w:rPr>
+      </w:r>
+      <w:r>
+        <w:rPr>
+          <w:b/>
+          <w:lang w:val="pt_PT" w:bidi="pt_PT"/>
+        </w:rPr>
+        <w:t>μέλλοντες κρίνεσθαι</w:t>
       </w:r>
     </w:p>
     <w:p>
@@ -25368,6 +26313,21 @@
           <w:b/>
           <w:lang w:val="pt_PT" w:bidi="pt_PT"/>
         </w:rPr>
+        <w:t>ἡ γὰρ κρίσις ἀνέλεος τῷ μὴ ποιήσαντι ἔλεος</w:t>
+      </w:r>
+    </w:p>
+    <w:p>
+      <w:pPr/>
+      <w:r>
+        <w:rPr>
+          <w:lang w:val="pt_PT" w:bidi="pt_PT"/>
+        </w:rPr>
+      </w:r>
+      <w:r>
+        <w:rPr>
+          <w:b/>
+          <w:lang w:val="pt_PT" w:bidi="pt_PT"/>
+        </w:rPr>
         <w:t>"Deus julgar, não terá misericórdia das pessoas que não tiveram misericórdia dos outros".</w:t>
       </w:r>
     </w:p>
@@ -25464,6 +26424,21 @@
           <w:b/>
           <w:lang w:val="pt_PT" w:bidi="pt_PT"/>
         </w:rPr>
+        <w:t>ἡ γὰρ κρίσις ἀνέλεος τῷ μὴ ποιήσαντι ἔλεος</w:t>
+      </w:r>
+    </w:p>
+    <w:p>
+      <w:pPr/>
+      <w:r>
+        <w:rPr>
+          <w:lang w:val="pt_PT" w:bidi="pt_PT"/>
+        </w:rPr>
+      </w:r>
+      <w:r>
+        <w:rPr>
+          <w:b/>
+          <w:lang w:val="pt_PT" w:bidi="pt_PT"/>
+        </w:rPr>
         <w:t>"Deus julgar, não terá misericórdia das pessoas que não tiveram misericórdia dos outros".</w:t>
       </w:r>
     </w:p>
@@ -25912,6 +26887,21 @@
           <w:b/>
           <w:lang w:val="pt_PT" w:bidi="pt_PT"/>
         </w:rPr>
+        <w:t>τί τὸ ὄφελος, ἀδελφοί μου, ἐὰν πίστιν λέγῃ τις, ἔχειν ἔργα, δὲ μὴ ἔχῃ</w:t>
+      </w:r>
+    </w:p>
+    <w:p>
+      <w:pPr/>
+      <w:r>
+        <w:rPr>
+          <w:lang w:val="pt_PT" w:bidi="pt_PT"/>
+        </w:rPr>
+      </w:r>
+      <w:r>
+        <w:rPr>
+          <w:b/>
+          <w:lang w:val="pt_PT" w:bidi="pt_PT"/>
+        </w:rPr>
         <w:t>"Meus irmãos, que adianta alguém dizer que tem fé se ela não vier acompanhada de ações?".</w:t>
       </w:r>
     </w:p>
@@ -25981,6 +26971,21 @@
         <w:rPr>
           <w:lang w:val="pt_PT" w:bidi="pt_PT"/>
         </w:rPr>
+      </w:r>
+    </w:p>
+    <w:p>
+      <w:pPr/>
+      <w:r>
+        <w:rPr>
+          <w:lang w:val="pt_PT" w:bidi="pt_PT"/>
+        </w:rPr>
+      </w:r>
+      <w:r>
+        <w:rPr>
+          <w:b/>
+          <w:lang w:val="pt_PT" w:bidi="pt_PT"/>
+        </w:rPr>
+        <w:t>τί τὸ ὄφελος</w:t>
       </w:r>
     </w:p>
     <w:p>
@@ -26220,6 +27225,21 @@
           <w:b/>
           <w:lang w:val="pt_PT" w:bidi="pt_PT"/>
         </w:rPr>
+        <w:t>ἐὰν πίστιν λέγῃ τις, ἔχειν ἔργα, δὲ μὴ ἔχῃ</w:t>
+      </w:r>
+    </w:p>
+    <w:p>
+      <w:pPr/>
+      <w:r>
+        <w:rPr>
+          <w:lang w:val="pt_PT" w:bidi="pt_PT"/>
+        </w:rPr>
+      </w:r>
+      <w:r>
+        <w:rPr>
+          <w:b/>
+          <w:lang w:val="pt_PT" w:bidi="pt_PT"/>
+        </w:rPr>
         <w:t>"alguém dizer que tem fé se ela não vier acompanhada de ações".</w:t>
       </w:r>
     </w:p>
@@ -26649,6 +27669,21 @@
           <w:b/>
           <w:lang w:val="pt_PT" w:bidi="pt_PT"/>
         </w:rPr>
+        <w:t>μὴ δύναται ἡ πίστις σῶσαι αὐτόν</w:t>
+      </w:r>
+    </w:p>
+    <w:p>
+      <w:pPr/>
+      <w:r>
+        <w:rPr>
+          <w:lang w:val="pt_PT" w:bidi="pt_PT"/>
+        </w:rPr>
+      </w:r>
+      <w:r>
+        <w:rPr>
+          <w:b/>
+          <w:lang w:val="pt_PT" w:bidi="pt_PT"/>
+        </w:rPr>
         <w:t>"Será que essa fé pode salvá-lo".</w:t>
       </w:r>
     </w:p>
@@ -27455,6 +28490,21 @@
         <w:rPr>
           <w:lang w:val="pt_PT" w:bidi="pt_PT"/>
         </w:rPr>
+      </w:r>
+    </w:p>
+    <w:p>
+      <w:pPr/>
+      <w:r>
+        <w:rPr>
+          <w:lang w:val="pt_PT" w:bidi="pt_PT"/>
+        </w:rPr>
+      </w:r>
+      <w:r>
+        <w:rPr>
+          <w:b/>
+          <w:lang w:val="pt_PT" w:bidi="pt_PT"/>
+        </w:rPr>
+        <w:t>θερμαίνεσθε</w:t>
       </w:r>
     </w:p>
     <w:p>
@@ -28301,6 +29351,21 @@
           <w:b/>
           <w:lang w:val="pt_PT" w:bidi="pt_PT"/>
         </w:rPr>
+        <w:t>ἡ πίστις, ἐὰν μὴ ἔχῃ ἔργα, νεκρά ἐστιν καθ’ ἑαυτήν</w:t>
+      </w:r>
+    </w:p>
+    <w:p>
+      <w:pPr/>
+      <w:r>
+        <w:rPr>
+          <w:lang w:val="pt_PT" w:bidi="pt_PT"/>
+        </w:rPr>
+      </w:r>
+      <w:r>
+        <w:rPr>
+          <w:b/>
+          <w:lang w:val="pt_PT" w:bidi="pt_PT"/>
+        </w:rPr>
         <w:t>"a fé é assim: se não vier acompanhada de ações, é coisa morta".</w:t>
       </w:r>
     </w:p>
@@ -28383,6 +29448,21 @@
         <w:rPr>
           <w:lang w:val="pt_PT" w:bidi="pt_PT"/>
         </w:rPr>
+      </w:r>
+    </w:p>
+    <w:p>
+      <w:pPr/>
+      <w:r>
+        <w:rPr>
+          <w:lang w:val="pt_PT" w:bidi="pt_PT"/>
+        </w:rPr>
+      </w:r>
+      <w:r>
+        <w:rPr>
+          <w:b/>
+          <w:lang w:val="pt_PT" w:bidi="pt_PT"/>
+        </w:rPr>
+        <w:t>ἡ πίστις, ἐὰν μὴ ἔχῃ ἔργα, νεκρά ἐστιν καθ’ ἑαυτήν</w:t>
       </w:r>
     </w:p>
     <w:p>
@@ -28973,6 +30053,21 @@
           <w:b/>
           <w:lang w:val="pt_PT" w:bidi="pt_PT"/>
         </w:rPr>
+        <w:t>δεῖξόν μοι τὴν πίστιν σου χωρὶς τῶν ἔργων, κἀγώ σοι δείξω ἐκ τῶν ἔργων μου τὴν πίστιν</w:t>
+      </w:r>
+    </w:p>
+    <w:p>
+      <w:pPr/>
+      <w:r>
+        <w:rPr>
+          <w:lang w:val="pt_PT" w:bidi="pt_PT"/>
+        </w:rPr>
+      </w:r>
+      <w:r>
+        <w:rPr>
+          <w:b/>
+          <w:lang w:val="pt_PT" w:bidi="pt_PT"/>
+        </w:rPr>
         <w:t>"Então me mostre como é possível ter fé sem que ela seja acompanhada de ações. Eu vou lhe mostrar a minha fé por meio das minhas ações".</w:t>
       </w:r>
     </w:p>
@@ -29375,6 +30470,21 @@
         <w:rPr>
           <w:lang w:val="pt_PT" w:bidi="pt_PT"/>
         </w:rPr>
+      </w:r>
+    </w:p>
+    <w:p>
+      <w:pPr/>
+      <w:r>
+        <w:rPr>
+          <w:lang w:val="pt_PT" w:bidi="pt_PT"/>
+        </w:rPr>
+      </w:r>
+      <w:r>
+        <w:rPr>
+          <w:b/>
+          <w:lang w:val="pt_PT" w:bidi="pt_PT"/>
+        </w:rPr>
+        <w:t>κἀγώ σοι δείξω ἐκ τῶν ἔργων μου τὴν πίστιν</w:t>
       </w:r>
     </w:p>
     <w:p>
@@ -29894,6 +31004,21 @@
           <w:b/>
           <w:lang w:val="pt_PT" w:bidi="pt_PT"/>
         </w:rPr>
+        <w:t>καὶ τὰ δαιμόνια πιστεύουσιν καὶ φρίσσουσιν</w:t>
+      </w:r>
+    </w:p>
+    <w:p>
+      <w:pPr/>
+      <w:r>
+        <w:rPr>
+          <w:lang w:val="pt_PT" w:bidi="pt_PT"/>
+        </w:rPr>
+      </w:r>
+      <w:r>
+        <w:rPr>
+          <w:b/>
+          <w:lang w:val="pt_PT" w:bidi="pt_PT"/>
+        </w:rPr>
         <w:t>"Os demônios também crêem e tremem de medo".</w:t>
       </w:r>
     </w:p>
@@ -30003,6 +31128,21 @@
           <w:b/>
           <w:lang w:val="pt_PT" w:bidi="pt_PT"/>
         </w:rPr>
+        <w:t>θέλεις δὲ γνῶναι, ὦ ἄνθρωπε κενέ, ὅτι ἡ πίστις χωρὶς τῶν ἔργων ἀργή ἐστιν</w:t>
+      </w:r>
+    </w:p>
+    <w:p>
+      <w:pPr/>
+      <w:r>
+        <w:rPr>
+          <w:lang w:val="pt_PT" w:bidi="pt_PT"/>
+        </w:rPr>
+      </w:r>
+      <w:r>
+        <w:rPr>
+          <w:b/>
+          <w:lang w:val="pt_PT" w:bidi="pt_PT"/>
+        </w:rPr>
         <w:t>"Seu tolo! Vou provar-lhe que a fé sem ações não vale nada".</w:t>
       </w:r>
     </w:p>
@@ -30854,6 +31994,21 @@
           <w:b/>
           <w:lang w:val="pt_PT" w:bidi="pt_PT"/>
         </w:rPr>
+        <w:t>Ἀβραὰμ ὁ πατὴρ ἡμῶν οὐκ ἐξ ἔργων ἐδικαιώθη, ἀνενέγκας Ἰσαὰκ τὸν υἱὸν αὐτοῦ ἐπὶ τὸ θυσιαστήριον</w:t>
+      </w:r>
+    </w:p>
+    <w:p>
+      <w:pPr/>
+      <w:r>
+        <w:rPr>
+          <w:lang w:val="pt_PT" w:bidi="pt_PT"/>
+        </w:rPr>
+      </w:r>
+      <w:r>
+        <w:rPr>
+          <w:b/>
+          <w:lang w:val="pt_PT" w:bidi="pt_PT"/>
+        </w:rPr>
         <w:t>"Como é que o nosso antepassado Abraão foi aceito por Deus".</w:t>
       </w:r>
     </w:p>
@@ -31564,6 +32719,21 @@
           <w:b/>
           <w:lang w:val="pt_PT" w:bidi="pt_PT"/>
         </w:rPr>
+        <w:t>ἡ πίστις συνήργει τοῖς ἔργοις αὐτοῦ, καὶ ἐκ τῶν ἔργων ἡ πίστις ἐτελειώθη</w:t>
+      </w:r>
+    </w:p>
+    <w:p>
+      <w:pPr/>
+      <w:r>
+        <w:rPr>
+          <w:lang w:val="pt_PT" w:bidi="pt_PT"/>
+        </w:rPr>
+      </w:r>
+      <w:r>
+        <w:rPr>
+          <w:b/>
+          <w:lang w:val="pt_PT" w:bidi="pt_PT"/>
+        </w:rPr>
         <w:t>"a sua fé e as suas ações agiram juntas".</w:t>
       </w:r>
     </w:p>
@@ -31673,6 +32843,21 @@
           <w:b/>
           <w:lang w:val="pt_PT" w:bidi="pt_PT"/>
         </w:rPr>
+        <w:t>ἡ πίστις συνήργει τοῖς ἔργοις αὐτοῦ, καὶ ἐκ τῶν ἔργων ἡ πίστις ἐτελειώθη</w:t>
+      </w:r>
+    </w:p>
+    <w:p>
+      <w:pPr/>
+      <w:r>
+        <w:rPr>
+          <w:lang w:val="pt_PT" w:bidi="pt_PT"/>
+        </w:rPr>
+      </w:r>
+      <w:r>
+        <w:rPr>
+          <w:b/>
+          <w:lang w:val="pt_PT" w:bidi="pt_PT"/>
+        </w:rPr>
         <w:t>"a sua fé e as suas ações agiram juntas".</w:t>
       </w:r>
     </w:p>
@@ -31782,6 +32967,21 @@
           <w:b/>
           <w:lang w:val="pt_PT" w:bidi="pt_PT"/>
         </w:rPr>
+        <w:t>ἐκ τῶν ἔργων ἡ πίστις ἐτελειώθη</w:t>
+      </w:r>
+    </w:p>
+    <w:p>
+      <w:pPr/>
+      <w:r>
+        <w:rPr>
+          <w:lang w:val="pt_PT" w:bidi="pt_PT"/>
+        </w:rPr>
+      </w:r>
+      <w:r>
+        <w:rPr>
+          <w:b/>
+          <w:lang w:val="pt_PT" w:bidi="pt_PT"/>
+        </w:rPr>
         <w:t>"Por meio das suas ações, a sua fé se tornou completa".</w:t>
       </w:r>
     </w:p>
@@ -31942,6 +33142,21 @@
         <w:rPr>
           <w:lang w:val="pt_PT" w:bidi="pt_PT"/>
         </w:rPr>
+      </w:r>
+    </w:p>
+    <w:p>
+      <w:pPr/>
+      <w:r>
+        <w:rPr>
+          <w:lang w:val="pt_PT" w:bidi="pt_PT"/>
+        </w:rPr>
+      </w:r>
+      <w:r>
+        <w:rPr>
+          <w:b/>
+          <w:lang w:val="pt_PT" w:bidi="pt_PT"/>
+        </w:rPr>
+        <w:t>ἐπληρώθη ἡ Γραφὴ</w:t>
       </w:r>
     </w:p>
     <w:p>
@@ -33027,6 +34242,21 @@
           <w:b/>
           <w:lang w:val="pt_PT" w:bidi="pt_PT"/>
         </w:rPr>
+        <w:t>ὁμοίως δὲ καὶ Ῥαὰβ ἡ πόρνη οὐκ ἐξ ἔργων ἐδικαιώθη, ὑποδεξαμένη τοὺς ἀγγέλους, καὶ ἑτέρᾳ ὁδῷ ἐκβαλοῦσα</w:t>
+      </w:r>
+    </w:p>
+    <w:p>
+      <w:pPr/>
+      <w:r>
+        <w:rPr>
+          <w:lang w:val="pt_PT" w:bidi="pt_PT"/>
+        </w:rPr>
+      </w:r>
+      <w:r>
+        <w:rPr>
+          <w:b/>
+          <w:lang w:val="pt_PT" w:bidi="pt_PT"/>
+        </w:rPr>
         <w:t>"Foi o que aconteceu com a prostituta Raabe, quando hospedou os espiões israelitas e os ajudou a sair da cidade por outro caminho. Deus a aceitou pelo que ela fez".</w:t>
       </w:r>
     </w:p>
@@ -33110,6 +34340,21 @@
           <w:b/>
           <w:lang w:val="pt_PT" w:bidi="pt_PT"/>
         </w:rPr>
+        <w:t>ὁμοίως &amp; καὶ Ῥαὰβ ἡ πόρνη οὐκ &amp; ἐδικαιώθη</w:t>
+      </w:r>
+    </w:p>
+    <w:p>
+      <w:pPr/>
+      <w:r>
+        <w:rPr>
+          <w:lang w:val="pt_PT" w:bidi="pt_PT"/>
+        </w:rPr>
+      </w:r>
+      <w:r>
+        <w:rPr>
+          <w:b/>
+          <w:lang w:val="pt_PT" w:bidi="pt_PT"/>
+        </w:rPr>
         <w:t>"Foi o que aconteceu com a prostituta Raabe... Deus a aceitou pelo que ela fez".</w:t>
       </w:r>
     </w:p>
@@ -33512,6 +34757,21 @@
         <w:rPr>
           <w:lang w:val="pt_PT" w:bidi="pt_PT"/>
         </w:rPr>
+      </w:r>
+    </w:p>
+    <w:p>
+      <w:pPr/>
+      <w:r>
+        <w:rPr>
+          <w:lang w:val="pt_PT" w:bidi="pt_PT"/>
+        </w:rPr>
+      </w:r>
+      <w:r>
+        <w:rPr>
+          <w:b/>
+          <w:lang w:val="pt_PT" w:bidi="pt_PT"/>
+        </w:rPr>
+        <w:t>ἐκβαλοῦσα</w:t>
       </w:r>
     </w:p>
     <w:p>
@@ -33816,6 +35076,21 @@
           <w:b/>
           <w:lang w:val="pt_PT" w:bidi="pt_PT"/>
         </w:rPr>
+        <w:t>τὸ σῶμα χωρὶς πνεύματος νεκρόν ἐστιν</w:t>
+      </w:r>
+    </w:p>
+    <w:p>
+      <w:pPr/>
+      <w:r>
+        <w:rPr>
+          <w:lang w:val="pt_PT" w:bidi="pt_PT"/>
+        </w:rPr>
+      </w:r>
+      <w:r>
+        <w:rPr>
+          <w:b/>
+          <w:lang w:val="pt_PT" w:bidi="pt_PT"/>
+        </w:rPr>
         <w:t>"o corpo sem o espírito está morto".</w:t>
       </w:r>
     </w:p>
@@ -34113,6 +35388,21 @@
         <w:rPr>
           <w:lang w:val="pt_PT" w:bidi="pt_PT"/>
         </w:rPr>
+      </w:r>
+    </w:p>
+    <w:p>
+      <w:pPr/>
+      <w:r>
+        <w:rPr>
+          <w:lang w:val="pt_PT" w:bidi="pt_PT"/>
+        </w:rPr>
+      </w:r>
+      <w:r>
+        <w:rPr>
+          <w:b/>
+          <w:lang w:val="pt_PT" w:bidi="pt_PT"/>
+        </w:rPr>
+        <w:t>μὴ πολλοὶ διδάσκαλοι γίνεσθε</w:t>
       </w:r>
     </w:p>
     <w:p>
@@ -34319,6 +35609,21 @@
           <w:b/>
           <w:lang w:val="pt_PT" w:bidi="pt_PT"/>
         </w:rPr>
+        <w:t>εἰδότες ὅτι</w:t>
+      </w:r>
+    </w:p>
+    <w:p>
+      <w:pPr/>
+      <w:r>
+        <w:rPr>
+          <w:lang w:val="pt_PT" w:bidi="pt_PT"/>
+        </w:rPr>
+      </w:r>
+      <w:r>
+        <w:rPr>
+          <w:b/>
+          <w:lang w:val="pt_PT" w:bidi="pt_PT"/>
+        </w:rPr>
         <w:t>"pois vocês sabem que nós".</w:t>
       </w:r>
     </w:p>
@@ -34382,6 +35687,21 @@
           <w:b/>
           <w:lang w:val="pt_PT" w:bidi="pt_PT"/>
         </w:rPr>
+        <w:t>μεῖζον κρίμα λημψόμεθα</w:t>
+      </w:r>
+    </w:p>
+    <w:p>
+      <w:pPr/>
+      <w:r>
+        <w:rPr>
+          <w:lang w:val="pt_PT" w:bidi="pt_PT"/>
+        </w:rPr>
+      </w:r>
+      <w:r>
+        <w:rPr>
+          <w:b/>
+          <w:lang w:val="pt_PT" w:bidi="pt_PT"/>
+        </w:rPr>
         <w:t>"seremos julgados com mais rigor do que os outros".</w:t>
       </w:r>
     </w:p>
@@ -34700,6 +36020,21 @@
           <w:b/>
           <w:lang w:val="pt_PT" w:bidi="pt_PT"/>
         </w:rPr>
+        <w:t>πολλὰ &amp; πταίομεν ἅπαντες</w:t>
+      </w:r>
+    </w:p>
+    <w:p>
+      <w:pPr/>
+      <w:r>
+        <w:rPr>
+          <w:lang w:val="pt_PT" w:bidi="pt_PT"/>
+        </w:rPr>
+      </w:r>
+      <w:r>
+        <w:rPr>
+          <w:b/>
+          <w:lang w:val="pt_PT" w:bidi="pt_PT"/>
+        </w:rPr>
         <w:t>"Todos nós sempre cometemos erros".</w:t>
       </w:r>
     </w:p>
@@ -34873,6 +36208,21 @@
         <w:rPr>
           <w:lang w:val="pt_PT" w:bidi="pt_PT"/>
         </w:rPr>
+      </w:r>
+    </w:p>
+    <w:p>
+      <w:pPr/>
+      <w:r>
+        <w:rPr>
+          <w:lang w:val="pt_PT" w:bidi="pt_PT"/>
+        </w:rPr>
+      </w:r>
+      <w:r>
+        <w:rPr>
+          <w:b/>
+          <w:lang w:val="pt_PT" w:bidi="pt_PT"/>
+        </w:rPr>
+        <w:t>πολλὰ &amp; πταίομεν ἅπαντες &amp; ἐν λόγῳ οὐ πταίει</w:t>
       </w:r>
     </w:p>
     <w:p>
@@ -35014,6 +36364,21 @@
           <w:b/>
           <w:lang w:val="pt_PT" w:bidi="pt_PT"/>
         </w:rPr>
+        <w:t>εἴ τις ἐν λόγῳ οὐ πταίει</w:t>
+      </w:r>
+    </w:p>
+    <w:p>
+      <w:pPr/>
+      <w:r>
+        <w:rPr>
+          <w:lang w:val="pt_PT" w:bidi="pt_PT"/>
+        </w:rPr>
+      </w:r>
+      <w:r>
+        <w:rPr>
+          <w:b/>
+          <w:lang w:val="pt_PT" w:bidi="pt_PT"/>
+        </w:rPr>
         <w:t>"Quem não comete nenhum erro no que diz".</w:t>
       </w:r>
     </w:p>
@@ -35219,6 +36584,21 @@
           <w:b/>
           <w:lang w:val="pt_PT" w:bidi="pt_PT"/>
         </w:rPr>
+        <w:t>δυνατὸς χαλιναγωγῆσαι καὶ ὅλον τὸ σῶμα</w:t>
+      </w:r>
+    </w:p>
+    <w:p>
+      <w:pPr/>
+      <w:r>
+        <w:rPr>
+          <w:lang w:val="pt_PT" w:bidi="pt_PT"/>
+        </w:rPr>
+      </w:r>
+      <w:r>
+        <w:rPr>
+          <w:b/>
+          <w:lang w:val="pt_PT" w:bidi="pt_PT"/>
+        </w:rPr>
         <w:t>"capaz de controlar todo o seu corpo".</w:t>
       </w:r>
     </w:p>
@@ -35333,6 +36713,21 @@
           <w:b/>
           <w:lang w:val="pt_PT" w:bidi="pt_PT"/>
         </w:rPr>
+        <w:t>δυνατὸς χαλιναγωγῆσαι καὶ ὅλον τὸ σῶμα</w:t>
+      </w:r>
+    </w:p>
+    <w:p>
+      <w:pPr/>
+      <w:r>
+        <w:rPr>
+          <w:lang w:val="pt_PT" w:bidi="pt_PT"/>
+        </w:rPr>
+      </w:r>
+      <w:r>
+        <w:rPr>
+          <w:b/>
+          <w:lang w:val="pt_PT" w:bidi="pt_PT"/>
+        </w:rPr>
         <w:t>"capaz de controlar todo o seu corpo".</w:t>
       </w:r>
     </w:p>
@@ -35690,6 +37085,21 @@
           <w:b/>
           <w:lang w:val="pt_PT" w:bidi="pt_PT"/>
         </w:rPr>
+        <w:t>εἰς τὸ πείθεσθαι αὐτοὺς ἡμῖν</w:t>
+      </w:r>
+    </w:p>
+    <w:p>
+      <w:pPr/>
+      <w:r>
+        <w:rPr>
+          <w:lang w:val="pt_PT" w:bidi="pt_PT"/>
+        </w:rPr>
+      </w:r>
+      <w:r>
+        <w:rPr>
+          <w:b/>
+          <w:lang w:val="pt_PT" w:bidi="pt_PT"/>
+        </w:rPr>
         <w:t>"para que nos obedeçam".</w:t>
       </w:r>
     </w:p>
@@ -36268,6 +37678,21 @@
           <w:b/>
           <w:lang w:val="pt_PT" w:bidi="pt_PT"/>
         </w:rPr>
+        <w:t>τηλικαῦτα ὄντα, καὶ ὑπὸ ἀνέμων σκληρῶν ἐλαυνόμενα</w:t>
+      </w:r>
+    </w:p>
+    <w:p>
+      <w:pPr/>
+      <w:r>
+        <w:rPr>
+          <w:lang w:val="pt_PT" w:bidi="pt_PT"/>
+        </w:rPr>
+      </w:r>
+      <w:r>
+        <w:rPr>
+          <w:b/>
+          <w:lang w:val="pt_PT" w:bidi="pt_PT"/>
+        </w:rPr>
         <w:t>"grande como é, empurrado por ventos fortes".</w:t>
       </w:r>
     </w:p>
@@ -36331,6 +37756,21 @@
           <w:b/>
           <w:lang w:val="pt_PT" w:bidi="pt_PT"/>
         </w:rPr>
+        <w:t>τηλικαῦτα ὄντα, καὶ ὑπὸ ἀνέμων σκληρῶν ἐλαυνόμενα</w:t>
+      </w:r>
+    </w:p>
+    <w:p>
+      <w:pPr/>
+      <w:r>
+        <w:rPr>
+          <w:lang w:val="pt_PT" w:bidi="pt_PT"/>
+        </w:rPr>
+      </w:r>
+      <w:r>
+        <w:rPr>
+          <w:b/>
+          <w:lang w:val="pt_PT" w:bidi="pt_PT"/>
+        </w:rPr>
         <w:t>"grande como é, empurrado por ventos fortes".</w:t>
       </w:r>
     </w:p>
@@ -36512,7 +37952,7 @@
           <w:b/>
           <w:lang w:val="pt_PT" w:bidi="pt_PT"/>
         </w:rPr>
-        <w:t>τηλικαῦτα ὄντα, καὶ ὑπὸ ἀνέμων σκληρῶν ἐλαυνόμενα</w:t>
+        <w:t>μετάγεται ὑπὸ ἐλαχίστου πηδαλίου</w:t>
       </w:r>
     </w:p>
     <w:p>
@@ -36792,6 +38232,21 @@
           <w:b/>
           <w:lang w:val="pt_PT" w:bidi="pt_PT"/>
         </w:rPr>
+        <w:t>ὅπου ἡ ὁρμὴ τοῦ εὐθύνοντος βούλεται</w:t>
+      </w:r>
+    </w:p>
+    <w:p>
+      <w:pPr/>
+      <w:r>
+        <w:rPr>
+          <w:lang w:val="pt_PT" w:bidi="pt_PT"/>
+        </w:rPr>
+      </w:r>
+      <w:r>
+        <w:rPr>
+          <w:b/>
+          <w:lang w:val="pt_PT" w:bidi="pt_PT"/>
+        </w:rPr>
         <w:t>"e vai aonde o piloto quer".</w:t>
       </w:r>
     </w:p>
@@ -36999,6 +38454,21 @@
           <w:b/>
           <w:lang w:val="pt_PT" w:bidi="pt_PT"/>
         </w:rPr>
+        <w:t>μικρὸν μέλος</w:t>
+      </w:r>
+    </w:p>
+    <w:p>
+      <w:pPr/>
+      <w:r>
+        <w:rPr>
+          <w:lang w:val="pt_PT" w:bidi="pt_PT"/>
+        </w:rPr>
+      </w:r>
+      <w:r>
+        <w:rPr>
+          <w:b/>
+          <w:lang w:val="pt_PT" w:bidi="pt_PT"/>
+        </w:rPr>
         <w:t>"mesmo pequena, ela se gaba de grandes coisas".</w:t>
       </w:r>
     </w:p>
@@ -37173,6 +38643,21 @@
           <w:b/>
           <w:lang w:val="pt_PT" w:bidi="pt_PT"/>
         </w:rPr>
+        <w:t>μεγάλα αὐχεῖ</w:t>
+      </w:r>
+    </w:p>
+    <w:p>
+      <w:pPr/>
+      <w:r>
+        <w:rPr>
+          <w:lang w:val="pt_PT" w:bidi="pt_PT"/>
+        </w:rPr>
+      </w:r>
+      <w:r>
+        <w:rPr>
+          <w:b/>
+          <w:lang w:val="pt_PT" w:bidi="pt_PT"/>
+        </w:rPr>
         <w:t>"ela se gaba de grandes coisas".</w:t>
       </w:r>
     </w:p>
@@ -37739,6 +39224,21 @@
           <w:b/>
           <w:lang w:val="pt_PT" w:bidi="pt_PT"/>
         </w:rPr>
+        <w:t>καὶ ἡ γλῶσσα πῦρ</w:t>
+      </w:r>
+    </w:p>
+    <w:p>
+      <w:pPr/>
+      <w:r>
+        <w:rPr>
+          <w:lang w:val="pt_PT" w:bidi="pt_PT"/>
+        </w:rPr>
+      </w:r>
+      <w:r>
+        <w:rPr>
+          <w:b/>
+          <w:lang w:val="pt_PT" w:bidi="pt_PT"/>
+        </w:rPr>
         <w:t>"A língua é um fogo".</w:t>
       </w:r>
     </w:p>
@@ -37946,6 +39446,21 @@
           <w:b/>
           <w:lang w:val="pt_PT" w:bidi="pt_PT"/>
         </w:rPr>
+        <w:t>ὁ κόσμος τῆς ἀδικίας</w:t>
+      </w:r>
+    </w:p>
+    <w:p>
+      <w:pPr/>
+      <w:r>
+        <w:rPr>
+          <w:lang w:val="pt_PT" w:bidi="pt_PT"/>
+        </w:rPr>
+      </w:r>
+      <w:r>
+        <w:rPr>
+          <w:b/>
+          <w:lang w:val="pt_PT" w:bidi="pt_PT"/>
+        </w:rPr>
         <w:t>"Ela é um mundo de maldade".</w:t>
       </w:r>
     </w:p>
@@ -38264,6 +39779,21 @@
           <w:b/>
           <w:lang w:val="pt_PT" w:bidi="pt_PT"/>
         </w:rPr>
+        <w:t>τοῖς μέλεσιν ἡμῶν</w:t>
+      </w:r>
+    </w:p>
+    <w:p>
+      <w:pPr/>
+      <w:r>
+        <w:rPr>
+          <w:lang w:val="pt_PT" w:bidi="pt_PT"/>
+        </w:rPr>
+      </w:r>
+      <w:r>
+        <w:rPr>
+          <w:b/>
+          <w:lang w:val="pt_PT" w:bidi="pt_PT"/>
+        </w:rPr>
         <w:t>"no nosso corpo".</w:t>
       </w:r>
     </w:p>
@@ -38327,6 +39857,21 @@
           <w:b/>
           <w:lang w:val="pt_PT" w:bidi="pt_PT"/>
         </w:rPr>
+        <w:t>σπιλοῦσα ὅλον τὸ σῶμα</w:t>
+      </w:r>
+    </w:p>
+    <w:p>
+      <w:pPr/>
+      <w:r>
+        <w:rPr>
+          <w:lang w:val="pt_PT" w:bidi="pt_PT"/>
+        </w:rPr>
+      </w:r>
+      <w:r>
+        <w:rPr>
+          <w:b/>
+          <w:lang w:val="pt_PT" w:bidi="pt_PT"/>
+        </w:rPr>
         <w:t>"e espalha o mal em todo o nosso ser".</w:t>
       </w:r>
     </w:p>
@@ -38658,6 +40203,21 @@
           <w:b/>
           <w:lang w:val="pt_PT" w:bidi="pt_PT"/>
         </w:rPr>
+        <w:t>φλογίζουσα τὸν τροχὸν τῆς γενέσεως</w:t>
+      </w:r>
+    </w:p>
+    <w:p>
+      <w:pPr/>
+      <w:r>
+        <w:rPr>
+          <w:lang w:val="pt_PT" w:bidi="pt_PT"/>
+        </w:rPr>
+      </w:r>
+      <w:r>
+        <w:rPr>
+          <w:b/>
+          <w:lang w:val="pt_PT" w:bidi="pt_PT"/>
+        </w:rPr>
         <w:t>"ela põe toda a nossa vida em chamas".</w:t>
       </w:r>
     </w:p>
@@ -38754,6 +40314,21 @@
           <w:b/>
           <w:lang w:val="pt_PT" w:bidi="pt_PT"/>
         </w:rPr>
+        <w:t>φλογιζομένη ὑπὸ τῆς Γεέννης</w:t>
+      </w:r>
+    </w:p>
+    <w:p>
+      <w:pPr/>
+      <w:r>
+        <w:rPr>
+          <w:lang w:val="pt_PT" w:bidi="pt_PT"/>
+        </w:rPr>
+      </w:r>
+      <w:r>
+        <w:rPr>
+          <w:b/>
+          <w:lang w:val="pt_PT" w:bidi="pt_PT"/>
+        </w:rPr>
         <w:t>"Com o fogo que vem do próprio inferno".</w:t>
       </w:r>
     </w:p>
@@ -38837,6 +40412,21 @@
           <w:b/>
           <w:lang w:val="pt_PT" w:bidi="pt_PT"/>
         </w:rPr>
+        <w:t>φλογιζομένη ὑπὸ τῆς Γεέννης</w:t>
+      </w:r>
+    </w:p>
+    <w:p>
+      <w:pPr/>
+      <w:r>
+        <w:rPr>
+          <w:lang w:val="pt_PT" w:bidi="pt_PT"/>
+        </w:rPr>
+      </w:r>
+      <w:r>
+        <w:rPr>
+          <w:b/>
+          <w:lang w:val="pt_PT" w:bidi="pt_PT"/>
+        </w:rPr>
         <w:t>"Com o fogo que vem do próprio inferno".</w:t>
       </w:r>
     </w:p>
@@ -39280,6 +40870,21 @@
           <w:b/>
           <w:lang w:val="pt_PT" w:bidi="pt_PT"/>
         </w:rPr>
+        <w:t>πᾶσα &amp; φύσις θηρίων τε καὶ πετεινῶν, ἑρπετῶν τε καὶ ἐναλίων, δαμάζεται καὶ δεδάμασται</w:t>
+      </w:r>
+    </w:p>
+    <w:p>
+      <w:pPr/>
+      <w:r>
+        <w:rPr>
+          <w:lang w:val="pt_PT" w:bidi="pt_PT"/>
+        </w:rPr>
+      </w:r>
+      <w:r>
+        <w:rPr>
+          <w:b/>
+          <w:lang w:val="pt_PT" w:bidi="pt_PT"/>
+        </w:rPr>
         <w:t>"dominar todas as criaturas e tem dominado os animais selvagens, os pássaros, os animais que se arrastam pelo chão e os peixes".</w:t>
       </w:r>
     </w:p>
@@ -39376,6 +40981,21 @@
           <w:b/>
           <w:lang w:val="pt_PT" w:bidi="pt_PT"/>
         </w:rPr>
+        <w:t>πᾶσα γὰρ φύσις θηρίων τε καὶ πετεινῶν, ἑρπετῶν τε καὶ ἐναλίων</w:t>
+      </w:r>
+    </w:p>
+    <w:p>
+      <w:pPr/>
+      <w:r>
+        <w:rPr>
+          <w:lang w:val="pt_PT" w:bidi="pt_PT"/>
+        </w:rPr>
+      </w:r>
+      <w:r>
+        <w:rPr>
+          <w:b/>
+          <w:lang w:val="pt_PT" w:bidi="pt_PT"/>
+        </w:rPr>
         <w:t>"todas as criaturas e tem dominado os animais selvagens, os pássaros, os animais que se arrastam pelo chão e os peixes".</w:t>
       </w:r>
     </w:p>
@@ -39439,6 +41059,21 @@
           <w:b/>
           <w:lang w:val="pt_PT" w:bidi="pt_PT"/>
         </w:rPr>
+        <w:t>πᾶσα γὰρ φύσις θηρίων τε καὶ πετεινῶν, ἑρπετῶν τε καὶ ἐναλίων</w:t>
+      </w:r>
+    </w:p>
+    <w:p>
+      <w:pPr/>
+      <w:r>
+        <w:rPr>
+          <w:lang w:val="pt_PT" w:bidi="pt_PT"/>
+        </w:rPr>
+      </w:r>
+      <w:r>
+        <w:rPr>
+          <w:b/>
+          <w:lang w:val="pt_PT" w:bidi="pt_PT"/>
+        </w:rPr>
         <w:t>"todas as criaturas e tem dominado os animais selvagens, os pássaros, os animais que se arrastam pelo chão e os peixes".</w:t>
       </w:r>
     </w:p>
@@ -39646,6 +41281,21 @@
           <w:b/>
           <w:lang w:val="pt_PT" w:bidi="pt_PT"/>
         </w:rPr>
+        <w:t>δαμάζεται καὶ δεδάμασται τῇ φύσει τῇ ἀνθρωπίνῃ</w:t>
+      </w:r>
+    </w:p>
+    <w:p>
+      <w:pPr/>
+      <w:r>
+        <w:rPr>
+          <w:lang w:val="pt_PT" w:bidi="pt_PT"/>
+        </w:rPr>
+      </w:r>
+      <w:r>
+        <w:rPr>
+          <w:b/>
+          <w:lang w:val="pt_PT" w:bidi="pt_PT"/>
+        </w:rPr>
         <w:t>"é capaz de dominar todas as criaturas e tem dominado".</w:t>
       </w:r>
     </w:p>
@@ -39729,6 +41379,21 @@
           <w:b/>
           <w:lang w:val="pt_PT" w:bidi="pt_PT"/>
         </w:rPr>
+        <w:t>δαμάζεται καὶ δεδάμασται τῇ φύσει τῇ ἀνθρωπίνῃ</w:t>
+      </w:r>
+    </w:p>
+    <w:p>
+      <w:pPr/>
+      <w:r>
+        <w:rPr>
+          <w:lang w:val="pt_PT" w:bidi="pt_PT"/>
+        </w:rPr>
+      </w:r>
+      <w:r>
+        <w:rPr>
+          <w:b/>
+          <w:lang w:val="pt_PT" w:bidi="pt_PT"/>
+        </w:rPr>
         <w:t>"O ser humano é capaz de dominar todas as criaturas e tem dominado".</w:t>
       </w:r>
     </w:p>
@@ -39838,6 +41503,21 @@
           <w:b/>
           <w:lang w:val="pt_PT" w:bidi="pt_PT"/>
         </w:rPr>
+        <w:t>τῇ φύσει τῇ ἀνθρωπίνῃ</w:t>
+      </w:r>
+    </w:p>
+    <w:p>
+      <w:pPr/>
+      <w:r>
+        <w:rPr>
+          <w:lang w:val="pt_PT" w:bidi="pt_PT"/>
+        </w:rPr>
+      </w:r>
+      <w:r>
+        <w:rPr>
+          <w:b/>
+          <w:lang w:val="pt_PT" w:bidi="pt_PT"/>
+        </w:rPr>
         <w:t>"O ser humano".</w:t>
       </w:r>
     </w:p>
@@ -40578,6 +42258,21 @@
           <w:b/>
           <w:lang w:val="pt_PT" w:bidi="pt_PT"/>
         </w:rPr>
+        <w:t>ἐν αὐτῇ εὐλογοῦμεν &amp; καὶ ἐν αὐτῇ καταρώμεθα</w:t>
+      </w:r>
+    </w:p>
+    <w:p>
+      <w:pPr/>
+      <w:r>
+        <w:rPr>
+          <w:lang w:val="pt_PT" w:bidi="pt_PT"/>
+        </w:rPr>
+      </w:r>
+      <w:r>
+        <w:rPr>
+          <w:b/>
+          <w:lang w:val="pt_PT" w:bidi="pt_PT"/>
+        </w:rPr>
         <w:t>"Usamos a língua tanto para agradecer"</w:t>
       </w:r>
       <w:r>
@@ -41039,6 +42734,21 @@
           <w:b/>
           <w:lang w:val="pt_PT" w:bidi="pt_PT"/>
         </w:rPr>
+        <w:t>Πατέρα</w:t>
+      </w:r>
+    </w:p>
+    <w:p>
+      <w:pPr/>
+      <w:r>
+        <w:rPr>
+          <w:lang w:val="pt_PT" w:bidi="pt_PT"/>
+        </w:rPr>
+      </w:r>
+      <w:r>
+        <w:rPr>
+          <w:b/>
+          <w:lang w:val="pt_PT" w:bidi="pt_PT"/>
+        </w:rPr>
         <w:t>"Pai".</w:t>
       </w:r>
     </w:p>
@@ -41240,6 +42950,21 @@
           <w:b/>
           <w:lang w:val="pt_PT" w:bidi="pt_PT"/>
         </w:rPr>
+        <w:t>τοὺς καθ’ ὁμοίωσιν Θεοῦ γεγονότας</w:t>
+      </w:r>
+    </w:p>
+    <w:p>
+      <w:pPr/>
+      <w:r>
+        <w:rPr>
+          <w:lang w:val="pt_PT" w:bidi="pt_PT"/>
+        </w:rPr>
+      </w:r>
+      <w:r>
+        <w:rPr>
+          <w:b/>
+          <w:lang w:val="pt_PT" w:bidi="pt_PT"/>
+        </w:rPr>
         <w:t>"as pessoas, que foram criadas parecidas com Deus".</w:t>
       </w:r>
     </w:p>
@@ -41349,6 +43074,21 @@
           <w:b/>
           <w:lang w:val="pt_PT" w:bidi="pt_PT"/>
         </w:rPr>
+        <w:t>ἐκ τοῦ αὐτοῦ στόματος ἐξέρχεται εὐλογία καὶ κατάρα</w:t>
+      </w:r>
+    </w:p>
+    <w:p>
+      <w:pPr/>
+      <w:r>
+        <w:rPr>
+          <w:lang w:val="pt_PT" w:bidi="pt_PT"/>
+        </w:rPr>
+      </w:r>
+      <w:r>
+        <w:rPr>
+          <w:b/>
+          <w:lang w:val="pt_PT" w:bidi="pt_PT"/>
+        </w:rPr>
         <w:t>"Da mesma boca saem palavras tanto de agradecimento como de maldição".</w:t>
       </w:r>
     </w:p>
@@ -41431,6 +43171,21 @@
         <w:rPr>
           <w:lang w:val="pt_PT" w:bidi="pt_PT"/>
         </w:rPr>
+      </w:r>
+    </w:p>
+    <w:p>
+      <w:pPr/>
+      <w:r>
+        <w:rPr>
+          <w:lang w:val="pt_PT" w:bidi="pt_PT"/>
+        </w:rPr>
+      </w:r>
+      <w:r>
+        <w:rPr>
+          <w:b/>
+          <w:lang w:val="pt_PT" w:bidi="pt_PT"/>
+        </w:rPr>
+        <w:t>ἐκ τοῦ αὐτοῦ στόματος ἐξέρχεται εὐλογία καὶ κατάρα</w:t>
       </w:r>
     </w:p>
     <w:p>
@@ -41650,6 +43405,21 @@
           <w:b/>
           <w:lang w:val="pt_PT" w:bidi="pt_PT"/>
         </w:rPr>
+        <w:t>οὐ χρή, ἀδελφοί μου, ταῦτα οὕτως γίνεσθαι</w:t>
+      </w:r>
+    </w:p>
+    <w:p>
+      <w:pPr/>
+      <w:r>
+        <w:rPr>
+          <w:lang w:val="pt_PT" w:bidi="pt_PT"/>
+        </w:rPr>
+      </w:r>
+      <w:r>
+        <w:rPr>
+          <w:b/>
+          <w:lang w:val="pt_PT" w:bidi="pt_PT"/>
+        </w:rPr>
         <w:t>"Meus irmãos, isso não deve ser assim".</w:t>
       </w:r>
     </w:p>
@@ -41862,6 +43632,21 @@
           <w:b/>
           <w:lang w:val="pt_PT" w:bidi="pt_PT"/>
         </w:rPr>
+        <w:t>μήτι ἡ πηγὴ ἐκ τῆς αὐτῆς ὀπῆς βρύει τὸ γλυκὺ καὶ τὸ πικρόν</w:t>
+      </w:r>
+    </w:p>
+    <w:p>
+      <w:pPr/>
+      <w:r>
+        <w:rPr>
+          <w:lang w:val="pt_PT" w:bidi="pt_PT"/>
+        </w:rPr>
+      </w:r>
+      <w:r>
+        <w:rPr>
+          <w:b/>
+          <w:lang w:val="pt_PT" w:bidi="pt_PT"/>
+        </w:rPr>
         <w:t>"Por acaso pode a mesma fonte jorrar água doce e água amarga?".</w:t>
       </w:r>
     </w:p>
@@ -41945,6 +43730,21 @@
           <w:b/>
           <w:lang w:val="pt_PT" w:bidi="pt_PT"/>
         </w:rPr>
+        <w:t>μήτι ἡ πηγὴ ἐκ τῆς αὐτῆς ὀπῆς βρύει τὸ γλυκὺ καὶ τὸ πικρόν</w:t>
+      </w:r>
+    </w:p>
+    <w:p>
+      <w:pPr/>
+      <w:r>
+        <w:rPr>
+          <w:lang w:val="pt_PT" w:bidi="pt_PT"/>
+        </w:rPr>
+      </w:r>
+      <w:r>
+        <w:rPr>
+          <w:b/>
+          <w:lang w:val="pt_PT" w:bidi="pt_PT"/>
+        </w:rPr>
         <w:t>"Por acaso pode a mesma fonte jorrar água doce e água amarga?".</w:t>
       </w:r>
     </w:p>
@@ -42312,6 +44112,21 @@
         <w:rPr>
           <w:lang w:val="pt_PT" w:bidi="pt_PT"/>
         </w:rPr>
+      </w:r>
+    </w:p>
+    <w:p>
+      <w:pPr/>
+      <w:r>
+        <w:rPr>
+          <w:lang w:val="pt_PT" w:bidi="pt_PT"/>
+        </w:rPr>
+      </w:r>
+      <w:r>
+        <w:rPr>
+          <w:b/>
+          <w:lang w:val="pt_PT" w:bidi="pt_PT"/>
+        </w:rPr>
+        <w:t>μὴ δύναται, ἀδελφοί μου, συκῆ ἐλαίας ποιῆσαι</w:t>
       </w:r>
     </w:p>
     <w:p>
@@ -43315,6 +45130,21 @@
           <w:b/>
           <w:lang w:val="pt_PT" w:bidi="pt_PT"/>
         </w:rPr>
+        <w:t>τίς σοφὸς καὶ ἐπιστήμων ἐν ὑμῖν? δειξάτω</w:t>
+      </w:r>
+    </w:p>
+    <w:p>
+      <w:pPr/>
+      <w:r>
+        <w:rPr>
+          <w:lang w:val="pt_PT" w:bidi="pt_PT"/>
+        </w:rPr>
+      </w:r>
+      <w:r>
+        <w:rPr>
+          <w:b/>
+          <w:lang w:val="pt_PT" w:bidi="pt_PT"/>
+        </w:rPr>
         <w:t>"Existe entre vocês alguém que seja sábio e inteligente?".</w:t>
       </w:r>
     </w:p>
@@ -43522,6 +45352,21 @@
           <w:b/>
           <w:lang w:val="pt_PT" w:bidi="pt_PT"/>
         </w:rPr>
+        <w:t>δειξάτω ἐκ τῆς καλῆς ἀναστροφῆς τὰ ἔργα αὐτοῦ ἐν πραΰτητι σοφίας</w:t>
+      </w:r>
+    </w:p>
+    <w:p>
+      <w:pPr/>
+      <w:r>
+        <w:rPr>
+          <w:lang w:val="pt_PT" w:bidi="pt_PT"/>
+        </w:rPr>
+      </w:r>
+      <w:r>
+        <w:rPr>
+          <w:b/>
+          <w:lang w:val="pt_PT" w:bidi="pt_PT"/>
+        </w:rPr>
         <w:t>"Pois então que prove isso pelo seu bom comportamento e pelas suas ações, praticadas com humildade e sabedoria".</w:t>
       </w:r>
     </w:p>
@@ -43781,6 +45626,21 @@
           <w:b/>
           <w:lang w:val="pt_PT" w:bidi="pt_PT"/>
         </w:rPr>
+        <w:t>ζῆλον πικρὸν ἔχετε, καὶ ἐριθείαν ἐν τῇ καρδίᾳ ὑμῶν</w:t>
+      </w:r>
+    </w:p>
+    <w:p>
+      <w:pPr/>
+      <w:r>
+        <w:rPr>
+          <w:lang w:val="pt_PT" w:bidi="pt_PT"/>
+        </w:rPr>
+      </w:r>
+      <w:r>
+        <w:rPr>
+          <w:b/>
+          <w:lang w:val="pt_PT" w:bidi="pt_PT"/>
+        </w:rPr>
         <w:t>"se no coração de vocês existe inveja, amargura e egoísmo".</w:t>
       </w:r>
     </w:p>
@@ -43877,6 +45737,21 @@
           <w:b/>
           <w:lang w:val="pt_PT" w:bidi="pt_PT"/>
         </w:rPr>
+        <w:t>ζῆλον πικρὸν ἔχετε, καὶ ἐριθείαν ἐν τῇ καρδίᾳ ὑμῶν</w:t>
+      </w:r>
+    </w:p>
+    <w:p>
+      <w:pPr/>
+      <w:r>
+        <w:rPr>
+          <w:lang w:val="pt_PT" w:bidi="pt_PT"/>
+        </w:rPr>
+      </w:r>
+      <w:r>
+        <w:rPr>
+          <w:b/>
+          <w:lang w:val="pt_PT" w:bidi="pt_PT"/>
+        </w:rPr>
         <w:t>"se no coração de vocês existe inveja, amargura e egoísmo".</w:t>
       </w:r>
     </w:p>
@@ -45122,6 +46997,21 @@
           <w:b/>
           <w:lang w:val="pt_PT" w:bidi="pt_PT"/>
         </w:rPr>
+        <w:t>ὅπου &amp; ζῆλος καὶ ἐριθεία, ἐκεῖ ἀκαταστασία καὶ πᾶν φαῦλον πρᾶγμα</w:t>
+      </w:r>
+    </w:p>
+    <w:p>
+      <w:pPr/>
+      <w:r>
+        <w:rPr>
+          <w:lang w:val="pt_PT" w:bidi="pt_PT"/>
+        </w:rPr>
+      </w:r>
+      <w:r>
+        <w:rPr>
+          <w:b/>
+          <w:lang w:val="pt_PT" w:bidi="pt_PT"/>
+        </w:rPr>
         <w:t>"onde há inveja e egoísmo, há também confusão e todo tipo de coisas más".</w:t>
       </w:r>
     </w:p>
@@ -45230,6 +47120,21 @@
         <w:rPr>
           <w:lang w:val="pt_PT" w:bidi="pt_PT"/>
         </w:rPr>
+      </w:r>
+    </w:p>
+    <w:p>
+      <w:pPr/>
+      <w:r>
+        <w:rPr>
+          <w:lang w:val="pt_PT" w:bidi="pt_PT"/>
+        </w:rPr>
+      </w:r>
+      <w:r>
+        <w:rPr>
+          <w:b/>
+          <w:lang w:val="pt_PT" w:bidi="pt_PT"/>
+        </w:rPr>
+        <w:t>πᾶν φαῦλον πρᾶγμα</w:t>
       </w:r>
     </w:p>
     <w:p>
@@ -45756,6 +47661,21 @@
           <w:b/>
           <w:lang w:val="pt_PT" w:bidi="pt_PT"/>
         </w:rPr>
+        <w:t>καρπὸς &amp; δικαιοσύνης ἐν εἰρήνῃ σπείρεται, τοῖς ποιοῦσιν εἰρήνην</w:t>
+      </w:r>
+    </w:p>
+    <w:p>
+      <w:pPr/>
+      <w:r>
+        <w:rPr>
+          <w:lang w:val="pt_PT" w:bidi="pt_PT"/>
+        </w:rPr>
+      </w:r>
+      <w:r>
+        <w:rPr>
+          <w:b/>
+          <w:lang w:val="pt_PT" w:bidi="pt_PT"/>
+        </w:rPr>
         <w:t>"a bondade é a colheita produzida pelas sementes que foram plantadas pelos que trabalham em favor da paz".</w:t>
       </w:r>
     </w:p>
@@ -45865,6 +47785,21 @@
           <w:b/>
           <w:lang w:val="pt_PT" w:bidi="pt_PT"/>
         </w:rPr>
+        <w:t>καρπὸς &amp; δικαιοσύνης ἐν εἰρήνῃ σπείρεται, τοῖς ποιοῦσιν εἰρήνην</w:t>
+      </w:r>
+    </w:p>
+    <w:p>
+      <w:pPr/>
+      <w:r>
+        <w:rPr>
+          <w:lang w:val="pt_PT" w:bidi="pt_PT"/>
+        </w:rPr>
+      </w:r>
+      <w:r>
+        <w:rPr>
+          <w:b/>
+          <w:lang w:val="pt_PT" w:bidi="pt_PT"/>
+        </w:rPr>
         <w:t>"a bondade é a colheita produzida pelas sementes que foram plantadas pelos que trabalham em favor da paz".</w:t>
       </w:r>
     </w:p>
@@ -45974,6 +47909,21 @@
           <w:b/>
           <w:lang w:val="pt_PT" w:bidi="pt_PT"/>
         </w:rPr>
+        <w:t>καρπὸς &amp; δικαιοσύνης ἐν εἰρήνῃ σπείρεται, τοῖς ποιοῦσιν εἰρήνην</w:t>
+      </w:r>
+    </w:p>
+    <w:p>
+      <w:pPr/>
+      <w:r>
+        <w:rPr>
+          <w:lang w:val="pt_PT" w:bidi="pt_PT"/>
+        </w:rPr>
+      </w:r>
+      <w:r>
+        <w:rPr>
+          <w:b/>
+          <w:lang w:val="pt_PT" w:bidi="pt_PT"/>
+        </w:rPr>
         <w:t>"a bondade é a colheita produzida pelas sementes que foram plantadas pelos que trabalham em favor da paz".</w:t>
       </w:r>
     </w:p>
@@ -46057,6 +48007,21 @@
           <w:b/>
           <w:lang w:val="pt_PT" w:bidi="pt_PT"/>
         </w:rPr>
+        <w:t>πόθεν πόλεμοι καὶ πόθεν μάχαι ἐν ὑμῖν</w:t>
+      </w:r>
+    </w:p>
+    <w:p>
+      <w:pPr/>
+      <w:r>
+        <w:rPr>
+          <w:lang w:val="pt_PT" w:bidi="pt_PT"/>
+        </w:rPr>
+      </w:r>
+      <w:r>
+        <w:rPr>
+          <w:b/>
+          <w:lang w:val="pt_PT" w:bidi="pt_PT"/>
+        </w:rPr>
         <w:t>"De onde vêm as lutas e as brigas entre vocês?".</w:t>
       </w:r>
     </w:p>
@@ -46166,6 +48131,21 @@
           <w:b/>
           <w:lang w:val="pt_PT" w:bidi="pt_PT"/>
         </w:rPr>
+        <w:t>πόθεν πόλεμοι καὶ πόθεν μάχαι ἐν ὑμῖν</w:t>
+      </w:r>
+    </w:p>
+    <w:p>
+      <w:pPr/>
+      <w:r>
+        <w:rPr>
+          <w:lang w:val="pt_PT" w:bidi="pt_PT"/>
+        </w:rPr>
+      </w:r>
+      <w:r>
+        <w:rPr>
+          <w:b/>
+          <w:lang w:val="pt_PT" w:bidi="pt_PT"/>
+        </w:rPr>
         <w:t>"De onde vêm as lutas e as brigas entre vocês?".</w:t>
       </w:r>
     </w:p>
@@ -46249,6 +48229,21 @@
           <w:b/>
           <w:lang w:val="pt_PT" w:bidi="pt_PT"/>
         </w:rPr>
+        <w:t>πόθεν πόλεμοι καὶ πόθεν μάχαι ἐν ὑμῖν</w:t>
+      </w:r>
+    </w:p>
+    <w:p>
+      <w:pPr/>
+      <w:r>
+        <w:rPr>
+          <w:lang w:val="pt_PT" w:bidi="pt_PT"/>
+        </w:rPr>
+      </w:r>
+      <w:r>
+        <w:rPr>
+          <w:b/>
+          <w:lang w:val="pt_PT" w:bidi="pt_PT"/>
+        </w:rPr>
         <w:t>"De onde vêm as lutas e as brigas entre vocês?".</w:t>
       </w:r>
     </w:p>
@@ -46344,6 +48339,21 @@
         <w:rPr>
           <w:lang w:val="pt_PT" w:bidi="pt_PT"/>
         </w:rPr>
+      </w:r>
+    </w:p>
+    <w:p>
+      <w:pPr/>
+      <w:r>
+        <w:rPr>
+          <w:lang w:val="pt_PT" w:bidi="pt_PT"/>
+        </w:rPr>
+      </w:r>
+      <w:r>
+        <w:rPr>
+          <w:b/>
+          <w:lang w:val="pt_PT" w:bidi="pt_PT"/>
+        </w:rPr>
+        <w:t>οὐκ ἐντεῦθεν ἐκ τῶν ἡδονῶν ὑμῶν, τῶν στρατευομένων ἐν τοῖς μέλεσιν ὑμῶν</w:t>
       </w:r>
     </w:p>
     <w:p>
@@ -46759,6 +48769,21 @@
           <w:b/>
           <w:lang w:val="pt_PT" w:bidi="pt_PT"/>
         </w:rPr>
+        <w:t>ἐπιθυμεῖτε καὶ οὐκ ἔχετε; φονεύετε καὶ ζηλοῦτε, καὶ οὐ δύνασθε ἐπιτυχεῖν</w:t>
+      </w:r>
+    </w:p>
+    <w:p>
+      <w:pPr/>
+      <w:r>
+        <w:rPr>
+          <w:lang w:val="pt_PT" w:bidi="pt_PT"/>
+        </w:rPr>
+      </w:r>
+      <w:r>
+        <w:rPr>
+          <w:b/>
+          <w:lang w:val="pt_PT" w:bidi="pt_PT"/>
+        </w:rPr>
         <w:t>"Vocês querem muitas coisas; mas, como não podem tê-las, estão prontos até para matar a fim de consegui-las. Vocês as desejam ardentemente; mas, como não conseguem possuí-las, brigam e lutam".</w:t>
       </w:r>
     </w:p>
@@ -46855,6 +48880,21 @@
           <w:b/>
           <w:lang w:val="pt_PT" w:bidi="pt_PT"/>
         </w:rPr>
+        <w:t>ἐπιθυμεῖτε καὶ οὐκ ἔχετε; φονεύετε καὶ ζηλοῦτε, καὶ οὐ δύνασθε ἐπιτυχεῖν</w:t>
+      </w:r>
+    </w:p>
+    <w:p>
+      <w:pPr/>
+      <w:r>
+        <w:rPr>
+          <w:lang w:val="pt_PT" w:bidi="pt_PT"/>
+        </w:rPr>
+      </w:r>
+      <w:r>
+        <w:rPr>
+          <w:b/>
+          <w:lang w:val="pt_PT" w:bidi="pt_PT"/>
+        </w:rPr>
         <w:t>"Vocês querem muitas coisas; mas, como não podem tê-las, estão prontos até para matar a fim de consegui-las. Vocês as desejam ardentemente; mas, como não conseguem possuí-las".</w:t>
       </w:r>
     </w:p>
@@ -46930,6 +48970,21 @@
         <w:rPr>
           <w:lang w:val="pt_PT" w:bidi="pt_PT"/>
         </w:rPr>
+      </w:r>
+    </w:p>
+    <w:p>
+      <w:pPr/>
+      <w:r>
+        <w:rPr>
+          <w:lang w:val="pt_PT" w:bidi="pt_PT"/>
+        </w:rPr>
+      </w:r>
+      <w:r>
+        <w:rPr>
+          <w:b/>
+          <w:lang w:val="pt_PT" w:bidi="pt_PT"/>
+        </w:rPr>
+        <w:t>ἐπιθυμεῖτε καὶ οὐκ ἔχετε; φονεύετε καὶ ζηλοῦτε, καὶ οὐ δύνασθε ἐπιτυχεῖν</w:t>
       </w:r>
     </w:p>
     <w:p>
@@ -47298,6 +49353,21 @@
           <w:b/>
           <w:lang w:val="pt_PT" w:bidi="pt_PT"/>
         </w:rPr>
+        <w:t>μάχεσθε καὶ πολεμεῖτε</w:t>
+      </w:r>
+    </w:p>
+    <w:p>
+      <w:pPr/>
+      <w:r>
+        <w:rPr>
+          <w:lang w:val="pt_PT" w:bidi="pt_PT"/>
+        </w:rPr>
+      </w:r>
+      <w:r>
+        <w:rPr>
+          <w:b/>
+          <w:lang w:val="pt_PT" w:bidi="pt_PT"/>
+        </w:rPr>
         <w:t>"brigam e lutam".</w:t>
       </w:r>
     </w:p>
@@ -47549,6 +49619,21 @@
           <w:b/>
           <w:lang w:val="pt_PT" w:bidi="pt_PT"/>
         </w:rPr>
+        <w:t>οὐκ ἔχετε, διὰ τὸ μὴ αἰτεῖσθαι ὑμᾶς</w:t>
+      </w:r>
+    </w:p>
+    <w:p>
+      <w:pPr/>
+      <w:r>
+        <w:rPr>
+          <w:lang w:val="pt_PT" w:bidi="pt_PT"/>
+        </w:rPr>
+      </w:r>
+      <w:r>
+        <w:rPr>
+          <w:b/>
+          <w:lang w:val="pt_PT" w:bidi="pt_PT"/>
+        </w:rPr>
         <w:t>"Não conseguem o que querem porque não pedem a Deus".</w:t>
       </w:r>
     </w:p>
@@ -47632,6 +49717,21 @@
           <w:b/>
           <w:lang w:val="pt_PT" w:bidi="pt_PT"/>
         </w:rPr>
+        <w:t>αἰτεῖτε καὶ οὐ λαμβάνετε</w:t>
+      </w:r>
+    </w:p>
+    <w:p>
+      <w:pPr/>
+      <w:r>
+        <w:rPr>
+          <w:lang w:val="pt_PT" w:bidi="pt_PT"/>
+        </w:rPr>
+      </w:r>
+      <w:r>
+        <w:rPr>
+          <w:b/>
+          <w:lang w:val="pt_PT" w:bidi="pt_PT"/>
+        </w:rPr>
         <w:t>"Não conseguem o que querem porque não pedem a Deus".</w:t>
       </w:r>
     </w:p>
@@ -47806,6 +49906,21 @@
           <w:b/>
           <w:lang w:val="pt_PT" w:bidi="pt_PT"/>
         </w:rPr>
+        <w:t>ἵνα ἐν ταῖς ἡδοναῖς ὑμῶν δαπανήσητε</w:t>
+      </w:r>
+    </w:p>
+    <w:p>
+      <w:pPr/>
+      <w:r>
+        <w:rPr>
+          <w:lang w:val="pt_PT" w:bidi="pt_PT"/>
+        </w:rPr>
+      </w:r>
+      <w:r>
+        <w:rPr>
+          <w:b/>
+          <w:lang w:val="pt_PT" w:bidi="pt_PT"/>
+        </w:rPr>
         <w:t>"Vocês pedem coisas a fim de usá-las para os seus próprios prazeres".</w:t>
       </w:r>
     </w:p>
@@ -48063,6 +50178,21 @@
           <w:b/>
           <w:lang w:val="pt_PT" w:bidi="pt_PT"/>
         </w:rPr>
+        <w:t>οὐκ οἴδατε ὅτι ἡ φιλία τοῦ κόσμου, ἔχθρα τοῦ Θεοῦ ἐστιν</w:t>
+      </w:r>
+    </w:p>
+    <w:p>
+      <w:pPr/>
+      <w:r>
+        <w:rPr>
+          <w:lang w:val="pt_PT" w:bidi="pt_PT"/>
+        </w:rPr>
+      </w:r>
+      <w:r>
+        <w:rPr>
+          <w:b/>
+          <w:lang w:val="pt_PT" w:bidi="pt_PT"/>
+        </w:rPr>
         <w:t>"Será que vocês não sabem que ser amigo do mundo é ser inimigo de Deus?".</w:t>
       </w:r>
     </w:p>
@@ -48146,6 +50276,21 @@
           <w:b/>
           <w:lang w:val="pt_PT" w:bidi="pt_PT"/>
         </w:rPr>
+        <w:t>ἡ φιλία τοῦ κόσμου, ἔχθρα τοῦ Θεοῦ ἐστιν</w:t>
+      </w:r>
+    </w:p>
+    <w:p>
+      <w:pPr/>
+      <w:r>
+        <w:rPr>
+          <w:lang w:val="pt_PT" w:bidi="pt_PT"/>
+        </w:rPr>
+      </w:r>
+      <w:r>
+        <w:rPr>
+          <w:b/>
+          <w:lang w:val="pt_PT" w:bidi="pt_PT"/>
+        </w:rPr>
         <w:t>"ser amigo do mundo é ser inimigo de Deus".</w:t>
       </w:r>
     </w:p>
@@ -48241,6 +50386,21 @@
         <w:rPr>
           <w:lang w:val="pt_PT" w:bidi="pt_PT"/>
         </w:rPr>
+      </w:r>
+    </w:p>
+    <w:p>
+      <w:pPr/>
+      <w:r>
+        <w:rPr>
+          <w:lang w:val="pt_PT" w:bidi="pt_PT"/>
+        </w:rPr>
+      </w:r>
+      <w:r>
+        <w:rPr>
+          <w:b/>
+          <w:lang w:val="pt_PT" w:bidi="pt_PT"/>
+        </w:rPr>
+        <w:t>ἡ φιλία τοῦ κόσμου</w:t>
       </w:r>
     </w:p>
     <w:p>
@@ -48369,6 +50529,21 @@
           <w:b/>
           <w:lang w:val="pt_PT" w:bidi="pt_PT"/>
         </w:rPr>
+        <w:t>ἡ φιλία τοῦ κόσμου</w:t>
+      </w:r>
+    </w:p>
+    <w:p>
+      <w:pPr/>
+      <w:r>
+        <w:rPr>
+          <w:lang w:val="pt_PT" w:bidi="pt_PT"/>
+        </w:rPr>
+      </w:r>
+      <w:r>
+        <w:rPr>
+          <w:b/>
+          <w:lang w:val="pt_PT" w:bidi="pt_PT"/>
+        </w:rPr>
         <w:t>"ser amigo do mundo".</w:t>
       </w:r>
     </w:p>
@@ -48563,6 +50738,21 @@
           <w:b/>
           <w:lang w:val="pt_PT" w:bidi="pt_PT"/>
         </w:rPr>
+        <w:t>φίλος εἶναι τοῦ κόσμου</w:t>
+      </w:r>
+    </w:p>
+    <w:p>
+      <w:pPr/>
+      <w:r>
+        <w:rPr>
+          <w:lang w:val="pt_PT" w:bidi="pt_PT"/>
+        </w:rPr>
+      </w:r>
+      <w:r>
+        <w:rPr>
+          <w:b/>
+          <w:lang w:val="pt_PT" w:bidi="pt_PT"/>
+        </w:rPr>
         <w:t>"amigo do mundo".</w:t>
       </w:r>
     </w:p>
@@ -48645,6 +50835,21 @@
         <w:rPr>
           <w:lang w:val="pt_PT" w:bidi="pt_PT"/>
         </w:rPr>
+      </w:r>
+    </w:p>
+    <w:p>
+      <w:pPr/>
+      <w:r>
+        <w:rPr>
+          <w:lang w:val="pt_PT" w:bidi="pt_PT"/>
+        </w:rPr>
+      </w:r>
+      <w:r>
+        <w:rPr>
+          <w:b/>
+          <w:lang w:val="pt_PT" w:bidi="pt_PT"/>
+        </w:rPr>
+        <w:t>φίλος εἶναι τοῦ κόσμου</w:t>
       </w:r>
     </w:p>
     <w:p>
@@ -49360,6 +51565,21 @@
           <w:b/>
           <w:lang w:val="pt_PT" w:bidi="pt_PT"/>
         </w:rPr>
+        <w:t>ὃ κατῴκισεν ἐν ἡμῖν</w:t>
+      </w:r>
+    </w:p>
+    <w:p>
+      <w:pPr/>
+      <w:r>
+        <w:rPr>
+          <w:lang w:val="pt_PT" w:bidi="pt_PT"/>
+        </w:rPr>
+      </w:r>
+      <w:r>
+        <w:rPr>
+          <w:b/>
+          <w:lang w:val="pt_PT" w:bidi="pt_PT"/>
+        </w:rPr>
         <w:t>"O espírito que Deus pôs em nós".</w:t>
       </w:r>
     </w:p>
@@ -49540,6 +51760,21 @@
         <w:rPr>
           <w:lang w:val="pt_PT" w:bidi="pt_PT"/>
         </w:rPr>
+      </w:r>
+    </w:p>
+    <w:p>
+      <w:pPr/>
+      <w:r>
+        <w:rPr>
+          <w:lang w:val="pt_PT" w:bidi="pt_PT"/>
+        </w:rPr>
+      </w:r>
+      <w:r>
+        <w:rPr>
+          <w:b/>
+          <w:lang w:val="pt_PT" w:bidi="pt_PT"/>
+        </w:rPr>
+        <w:t>μείζονα δὲ δίδωσιν χάριν</w:t>
       </w:r>
     </w:p>
     <w:p>
@@ -50092,6 +52327,21 @@
           <w:b/>
           <w:lang w:val="pt_PT" w:bidi="pt_PT"/>
         </w:rPr>
+        <w:t>ὑποτάγητε οὖν</w:t>
+      </w:r>
+    </w:p>
+    <w:p>
+      <w:pPr/>
+      <w:r>
+        <w:rPr>
+          <w:lang w:val="pt_PT" w:bidi="pt_PT"/>
+        </w:rPr>
+      </w:r>
+      <w:r>
+        <w:rPr>
+          <w:b/>
+          <w:lang w:val="pt_PT" w:bidi="pt_PT"/>
+        </w:rPr>
         <w:t>"Portanto, obedeçam a Deus".</w:t>
       </w:r>
     </w:p>
@@ -50273,6 +52523,21 @@
           <w:b/>
           <w:lang w:val="pt_PT" w:bidi="pt_PT"/>
         </w:rPr>
+        <w:t>ἀντίστητε δὲ τῷ διαβόλῳ, καὶ φεύξεται ἀφ’ ὑμῶν</w:t>
+      </w:r>
+    </w:p>
+    <w:p>
+      <w:pPr/>
+      <w:r>
+        <w:rPr>
+          <w:lang w:val="pt_PT" w:bidi="pt_PT"/>
+        </w:rPr>
+      </w:r>
+      <w:r>
+        <w:rPr>
+          <w:b/>
+          <w:lang w:val="pt_PT" w:bidi="pt_PT"/>
+        </w:rPr>
         <w:t>"e enfrentem o Diabo, que ele fugirá de vocês".</w:t>
       </w:r>
     </w:p>
@@ -50369,6 +52634,21 @@
           <w:b/>
           <w:lang w:val="pt_PT" w:bidi="pt_PT"/>
         </w:rPr>
+        <w:t>ἀντίστητε &amp; τῷ διαβόλῳ</w:t>
+      </w:r>
+    </w:p>
+    <w:p>
+      <w:pPr/>
+      <w:r>
+        <w:rPr>
+          <w:lang w:val="pt_PT" w:bidi="pt_PT"/>
+        </w:rPr>
+      </w:r>
+      <w:r>
+        <w:rPr>
+          <w:b/>
+          <w:lang w:val="pt_PT" w:bidi="pt_PT"/>
+        </w:rPr>
         <w:t>"enfrentem o Diabo".</w:t>
       </w:r>
     </w:p>
@@ -50530,6 +52810,21 @@
           <w:b/>
           <w:lang w:val="pt_PT" w:bidi="pt_PT"/>
         </w:rPr>
+        <w:t>ἐγγίσατε τῷ Θεῷ, καὶ ἐγγιεῖ ὑμῖν</w:t>
+      </w:r>
+    </w:p>
+    <w:p>
+      <w:pPr/>
+      <w:r>
+        <w:rPr>
+          <w:lang w:val="pt_PT" w:bidi="pt_PT"/>
+        </w:rPr>
+      </w:r>
+      <w:r>
+        <w:rPr>
+          <w:b/>
+          <w:lang w:val="pt_PT" w:bidi="pt_PT"/>
+        </w:rPr>
         <w:t>"Cheguem perto de Deus, e ele chegará perto de vocês".</w:t>
       </w:r>
     </w:p>
@@ -50626,6 +52921,21 @@
           <w:b/>
           <w:lang w:val="pt_PT" w:bidi="pt_PT"/>
         </w:rPr>
+        <w:t>ἐγγίσατε τῷ Θεῷ, καὶ ἐγγιεῖ ὑμῖν</w:t>
+      </w:r>
+    </w:p>
+    <w:p>
+      <w:pPr/>
+      <w:r>
+        <w:rPr>
+          <w:lang w:val="pt_PT" w:bidi="pt_PT"/>
+        </w:rPr>
+      </w:r>
+      <w:r>
+        <w:rPr>
+          <w:b/>
+          <w:lang w:val="pt_PT" w:bidi="pt_PT"/>
+        </w:rPr>
         <w:t>"Cheguem perto de Deus, e ele chegará perto de vocês".</w:t>
       </w:r>
     </w:p>
@@ -50980,6 +53290,21 @@
         <w:rPr>
           <w:lang w:val="pt_PT" w:bidi="pt_PT"/>
         </w:rPr>
+      </w:r>
+    </w:p>
+    <w:p>
+      <w:pPr/>
+      <w:r>
+        <w:rPr>
+          <w:lang w:val="pt_PT" w:bidi="pt_PT"/>
+        </w:rPr>
+      </w:r>
+      <w:r>
+        <w:rPr>
+          <w:b/>
+          <w:lang w:val="pt_PT" w:bidi="pt_PT"/>
+        </w:rPr>
+        <w:t>ἁγνίσατε καρδίας</w:t>
       </w:r>
     </w:p>
     <w:p>
@@ -51491,6 +53816,21 @@
           <w:b/>
           <w:lang w:val="pt_PT" w:bidi="pt_PT"/>
         </w:rPr>
+        <w:t>ταλαιπωρήσατε, καὶ πενθήσατε, καὶ κλαύσατε</w:t>
+      </w:r>
+    </w:p>
+    <w:p>
+      <w:pPr/>
+      <w:r>
+        <w:rPr>
+          <w:lang w:val="pt_PT" w:bidi="pt_PT"/>
+        </w:rPr>
+      </w:r>
+      <w:r>
+        <w:rPr>
+          <w:b/>
+          <w:lang w:val="pt_PT" w:bidi="pt_PT"/>
+        </w:rPr>
         <w:t>"Fiquem tristes, gritem e chorem".</w:t>
       </w:r>
     </w:p>
@@ -51574,6 +53914,104 @@
           <w:b/>
           <w:lang w:val="pt_PT" w:bidi="pt_PT"/>
         </w:rPr>
+        <w:t>ταλαιπωρήσατε, καὶ πενθήσατε, καὶ κλαύσατε</w:t>
+      </w:r>
+    </w:p>
+    <w:p>
+      <w:pPr/>
+      <w:r>
+        <w:rPr>
+          <w:lang w:val="pt_PT" w:bidi="pt_PT"/>
+        </w:rPr>
+      </w:r>
+      <w:r>
+        <w:rPr>
+          <w:b/>
+          <w:lang w:val="pt_PT" w:bidi="pt_PT"/>
+        </w:rPr>
+        <w:t>"Fiquem tristes, gritem e chorem".</w:t>
+      </w:r>
+    </w:p>
+    <w:p>
+      <w:pPr/>
+      <w:r>
+        <w:rPr>
+          <w:lang w:val="pt_PT" w:bidi="pt_PT"/>
+        </w:rPr>
+      </w:r>
+      <w:r>
+        <w:rPr>
+          <w:lang w:val="pt_PT" w:bidi="pt_PT"/>
+        </w:rPr>
+        <w:t>Se for útil para seus leitores, você pode declarar explicitamente que Tiago está dizendo aos seus leitores para se desculparem. Tradução alternativa: “Lamente profundamente por não obedecer a Deus”.</w:t>
+      </w:r>
+    </w:p>
+    <w:p>
+      <w:pPr/>
+      <w:r>
+        <w:rPr>
+          <w:lang w:val="pt_PT" w:bidi="pt_PT"/>
+        </w:rPr>
+      </w:r>
+      <w:r>
+        <w:rPr>
+          <w:lang w:val="pt_PT" w:bidi="pt_PT"/>
+        </w:rPr>
+        <w:t xml:space="preserve">Veja: </w:t>
+      </w:r>
+      <w:r>
+        <w:rPr>
+          <w:lang w:val="pt_PT" w:bidi="pt_PT"/>
+        </w:rPr>
+        <w:t>Conhecimento presumido e informações implícitas.</w:t>
+      </w:r>
+      <w:r>
+        <w:rPr>
+          <w:lang w:val="pt_PT" w:bidi="pt_PT"/>
+        </w:rPr>
+      </w:r>
+      <w:r>
+        <w:rPr>
+          <w:lang w:val="pt_PT" w:bidi="pt_PT"/>
+        </w:rPr>
+      </w:r>
+    </w:p>
+    <w:p>
+      <w:pPr/>
+      <w:r>
+        <w:rPr>
+          <w:lang w:val="pt_PT" w:bidi="pt_PT"/>
+        </w:rPr>
+      </w:r>
+    </w:p>
+    <w:p>
+      <w:pPr>
+        <w:pStyle w:val="Heading2"/>
+      </w:pPr>
+      <w:r>
+        <w:rPr>
+          <w:lang w:val="pt_PT" w:bidi="pt_PT"/>
+        </w:rPr>
+        <w:t>Tiago 4.9 (#3)</w:t>
+      </w:r>
+      <w:r>
+        <w:rPr>
+          <w:lang w:val="pt_PT" w:bidi="pt_PT"/>
+        </w:rPr>
+      </w:r>
+    </w:p>
+    <w:p>
+      <w:pPr/>
+      <w:r>
+        <w:rPr>
+          <w:lang w:val="pt_PT" w:bidi="pt_PT"/>
+        </w:rPr>
+      </w:r>
+      <w:r>
+        <w:rPr>
+          <w:b/>
+          <w:lang w:val="pt_PT" w:bidi="pt_PT"/>
+        </w:rPr>
         <w:t>ὁ γέλως ὑμῶν εἰς πένθος μετατραπήτω, καὶ ἡ χαρὰ εἰς κατήφειαν</w:t>
       </w:r>
     </w:p>
@@ -51589,21 +54027,21 @@
           <w:b/>
           <w:lang w:val="pt_PT" w:bidi="pt_PT"/>
         </w:rPr>
-        <w:t>"Fiquem tristes, gritem e chorem".</w:t>
-      </w:r>
-    </w:p>
-    <w:p>
-      <w:pPr/>
-      <w:r>
-        <w:rPr>
-          <w:lang w:val="pt_PT" w:bidi="pt_PT"/>
-        </w:rPr>
-      </w:r>
-      <w:r>
-        <w:rPr>
-          <w:lang w:val="pt_PT" w:bidi="pt_PT"/>
-        </w:rPr>
-        <w:t>Se for útil para seus leitores, você pode declarar explicitamente que Tiago está dizendo aos seus leitores para se desculparem. Tradução alternativa: “Lamente profundamente por não obedecer a Deus”.</w:t>
+        <w:t>"Mudem as suas risadas em choro e a sua alegria em tristeza".</w:t>
+      </w:r>
+    </w:p>
+    <w:p>
+      <w:pPr/>
+      <w:r>
+        <w:rPr>
+          <w:lang w:val="pt_PT" w:bidi="pt_PT"/>
+        </w:rPr>
+      </w:r>
+      <w:r>
+        <w:rPr>
+          <w:lang w:val="pt_PT" w:bidi="pt_PT"/>
+        </w:rPr>
+        <w:t>Na segunda parte desta frase no texto original, Tiago omite algumas das palavras que uma frase precisaria em muitas línguas para estar completa. Essas palavras podem ser inferidas a partir da primeira parte da frase. Tradução alternativa: “Que o seu riso se transforme em lamento, e que a sua alegria se transforme em tristeza”.</w:t>
       </w:r>
     </w:p>
     <w:p>
@@ -51623,6 +54061,450 @@
         <w:rPr>
           <w:lang w:val="pt_PT" w:bidi="pt_PT"/>
         </w:rPr>
+        <w:t>Elipse.</w:t>
+      </w:r>
+      <w:r>
+        <w:rPr>
+          <w:lang w:val="pt_PT" w:bidi="pt_PT"/>
+        </w:rPr>
+      </w:r>
+      <w:r>
+        <w:rPr>
+          <w:lang w:val="pt_PT" w:bidi="pt_PT"/>
+        </w:rPr>
+      </w:r>
+    </w:p>
+    <w:p>
+      <w:pPr/>
+      <w:r>
+        <w:rPr>
+          <w:lang w:val="pt_PT" w:bidi="pt_PT"/>
+        </w:rPr>
+      </w:r>
+    </w:p>
+    <w:p>
+      <w:pPr>
+        <w:pStyle w:val="Heading2"/>
+      </w:pPr>
+      <w:r>
+        <w:rPr>
+          <w:lang w:val="pt_PT" w:bidi="pt_PT"/>
+        </w:rPr>
+        <w:t>Tiago 4.9 (#4)</w:t>
+      </w:r>
+      <w:r>
+        <w:rPr>
+          <w:lang w:val="pt_PT" w:bidi="pt_PT"/>
+        </w:rPr>
+      </w:r>
+    </w:p>
+    <w:p>
+      <w:pPr/>
+      <w:r>
+        <w:rPr>
+          <w:lang w:val="pt_PT" w:bidi="pt_PT"/>
+        </w:rPr>
+      </w:r>
+      <w:r>
+        <w:rPr>
+          <w:b/>
+          <w:lang w:val="pt_PT" w:bidi="pt_PT"/>
+        </w:rPr>
+        <w:t>ὁ γέλως ὑμῶν εἰς πένθος μετατραπήτω, καὶ ἡ χαρὰ εἰς κατήφειαν</w:t>
+      </w:r>
+    </w:p>
+    <w:p>
+      <w:pPr/>
+      <w:r>
+        <w:rPr>
+          <w:lang w:val="pt_PT" w:bidi="pt_PT"/>
+        </w:rPr>
+      </w:r>
+      <w:r>
+        <w:rPr>
+          <w:b/>
+          <w:lang w:val="pt_PT" w:bidi="pt_PT"/>
+        </w:rPr>
+        <w:t>"Mudem as suas risadas em choro e a sua alegria em tristeza".</w:t>
+      </w:r>
+    </w:p>
+    <w:p>
+      <w:pPr/>
+      <w:r>
+        <w:rPr>
+          <w:lang w:val="pt_PT" w:bidi="pt_PT"/>
+        </w:rPr>
+      </w:r>
+      <w:r>
+        <w:rPr>
+          <w:lang w:val="pt_PT" w:bidi="pt_PT"/>
+        </w:rPr>
+        <w:t>Se for útil no seu idioma, você pode expressar isso com formas verbais passivas. Tradução alternativa: “Que as suas risadas sejam mudadas em choro e a sua alegria em tristeza”.</w:t>
+      </w:r>
+    </w:p>
+    <w:p>
+      <w:pPr/>
+      <w:r>
+        <w:rPr>
+          <w:lang w:val="pt_PT" w:bidi="pt_PT"/>
+        </w:rPr>
+      </w:r>
+      <w:r>
+        <w:rPr>
+          <w:lang w:val="pt_PT" w:bidi="pt_PT"/>
+        </w:rPr>
+        <w:t xml:space="preserve">Veja: </w:t>
+      </w:r>
+      <w:r>
+        <w:rPr>
+          <w:lang w:val="pt_PT" w:bidi="pt_PT"/>
+        </w:rPr>
+        <w:t>Ativo ou passivo.</w:t>
+      </w:r>
+      <w:r>
+        <w:rPr>
+          <w:lang w:val="pt_PT" w:bidi="pt_PT"/>
+        </w:rPr>
+      </w:r>
+      <w:r>
+        <w:rPr>
+          <w:lang w:val="pt_PT" w:bidi="pt_PT"/>
+        </w:rPr>
+      </w:r>
+    </w:p>
+    <w:p>
+      <w:pPr/>
+      <w:r>
+        <w:rPr>
+          <w:lang w:val="pt_PT" w:bidi="pt_PT"/>
+        </w:rPr>
+      </w:r>
+    </w:p>
+    <w:p>
+      <w:pPr>
+        <w:pStyle w:val="Heading2"/>
+      </w:pPr>
+      <w:r>
+        <w:rPr>
+          <w:lang w:val="pt_PT" w:bidi="pt_PT"/>
+        </w:rPr>
+        <w:t>Tiago 4.9 (#5)</w:t>
+      </w:r>
+      <w:r>
+        <w:rPr>
+          <w:lang w:val="pt_PT" w:bidi="pt_PT"/>
+        </w:rPr>
+      </w:r>
+    </w:p>
+    <w:p>
+      <w:pPr/>
+      <w:r>
+        <w:rPr>
+          <w:lang w:val="pt_PT" w:bidi="pt_PT"/>
+        </w:rPr>
+      </w:r>
+      <w:r>
+        <w:rPr>
+          <w:b/>
+          <w:lang w:val="pt_PT" w:bidi="pt_PT"/>
+        </w:rPr>
+        <w:t>ὁ γέλως ὑμῶν εἰς πένθος μετατραπήτω, καὶ ἡ χαρὰ εἰς κατήφειαν</w:t>
+      </w:r>
+    </w:p>
+    <w:p>
+      <w:pPr/>
+      <w:r>
+        <w:rPr>
+          <w:lang w:val="pt_PT" w:bidi="pt_PT"/>
+        </w:rPr>
+      </w:r>
+      <w:r>
+        <w:rPr>
+          <w:b/>
+          <w:lang w:val="pt_PT" w:bidi="pt_PT"/>
+        </w:rPr>
+        <w:t>"Mudem as suas risadas em choro e a sua alegria em tristeza".</w:t>
+      </w:r>
+    </w:p>
+    <w:p>
+      <w:pPr/>
+      <w:r>
+        <w:rPr>
+          <w:lang w:val="pt_PT" w:bidi="pt_PT"/>
+        </w:rPr>
+      </w:r>
+      <w:r>
+        <w:rPr>
+          <w:lang w:val="pt_PT" w:bidi="pt_PT"/>
+        </w:rPr>
+        <w:t xml:space="preserve">Se for útil no seu idioma, você poderia expressar os substantivos abstratos </w:t>
+      </w:r>
+      <w:r>
+        <w:rPr>
+          <w:b/>
+          <w:lang w:val="pt_PT" w:bidi="pt_PT"/>
+        </w:rPr>
+        <w:t>risadas</w:t>
+      </w:r>
+      <w:r>
+        <w:rPr>
+          <w:lang w:val="pt_PT" w:bidi="pt_PT"/>
+        </w:rPr>
+        <w:t xml:space="preserve">, </w:t>
+      </w:r>
+      <w:r>
+        <w:rPr>
+          <w:b/>
+          <w:lang w:val="pt_PT" w:bidi="pt_PT"/>
+        </w:rPr>
+        <w:t>choro</w:t>
+      </w:r>
+      <w:r>
+        <w:rPr>
+          <w:lang w:val="pt_PT" w:bidi="pt_PT"/>
+        </w:rPr>
+        <w:t xml:space="preserve">, </w:t>
+      </w:r>
+      <w:r>
+        <w:rPr>
+          <w:b/>
+          <w:lang w:val="pt_PT" w:bidi="pt_PT"/>
+        </w:rPr>
+        <w:t>alegria</w:t>
+      </w:r>
+      <w:r>
+        <w:rPr>
+          <w:lang w:val="pt_PT" w:bidi="pt_PT"/>
+        </w:rPr>
+        <w:t xml:space="preserve"> e </w:t>
+      </w:r>
+      <w:r>
+        <w:rPr>
+          <w:b/>
+          <w:lang w:val="pt_PT" w:bidi="pt_PT"/>
+        </w:rPr>
+        <w:t>tristeza</w:t>
+      </w:r>
+      <w:r>
+        <w:rPr>
+          <w:lang w:val="pt_PT" w:bidi="pt_PT"/>
+        </w:rPr>
+        <w:t xml:space="preserve"> declarando as ideias por trás deles com expressões equivalentes. Tradução alternativa: “Parem de rir e fiquem tristes. Parem de estar alegres e fiquem enlutados”.</w:t>
+      </w:r>
+    </w:p>
+    <w:p>
+      <w:pPr/>
+      <w:r>
+        <w:rPr>
+          <w:lang w:val="pt_PT" w:bidi="pt_PT"/>
+        </w:rPr>
+      </w:r>
+      <w:r>
+        <w:rPr>
+          <w:lang w:val="pt_PT" w:bidi="pt_PT"/>
+        </w:rPr>
+        <w:t xml:space="preserve">Veja: </w:t>
+      </w:r>
+      <w:r>
+        <w:rPr>
+          <w:lang w:val="pt_PT" w:bidi="pt_PT"/>
+        </w:rPr>
+        <w:t>Substantivos abstratos.</w:t>
+      </w:r>
+      <w:r>
+        <w:rPr>
+          <w:lang w:val="pt_PT" w:bidi="pt_PT"/>
+        </w:rPr>
+      </w:r>
+      <w:r>
+        <w:rPr>
+          <w:lang w:val="pt_PT" w:bidi="pt_PT"/>
+        </w:rPr>
+      </w:r>
+    </w:p>
+    <w:p>
+      <w:pPr/>
+      <w:r>
+        <w:rPr>
+          <w:lang w:val="pt_PT" w:bidi="pt_PT"/>
+        </w:rPr>
+      </w:r>
+    </w:p>
+    <w:p>
+      <w:pPr>
+        <w:pStyle w:val="Heading2"/>
+      </w:pPr>
+      <w:r>
+        <w:rPr>
+          <w:lang w:val="pt_PT" w:bidi="pt_PT"/>
+        </w:rPr>
+        <w:t>Tiago 4.9 (#6)</w:t>
+      </w:r>
+      <w:r>
+        <w:rPr>
+          <w:lang w:val="pt_PT" w:bidi="pt_PT"/>
+        </w:rPr>
+      </w:r>
+    </w:p>
+    <w:p>
+      <w:pPr/>
+      <w:r>
+        <w:rPr>
+          <w:lang w:val="pt_PT" w:bidi="pt_PT"/>
+        </w:rPr>
+      </w:r>
+      <w:r>
+        <w:rPr>
+          <w:b/>
+          <w:lang w:val="pt_PT" w:bidi="pt_PT"/>
+        </w:rPr>
+        <w:t>ὁ γέλως ὑμῶν εἰς πένθος μετατραπήτω, καὶ ἡ χαρὰ εἰς κατήφειαν</w:t>
+      </w:r>
+    </w:p>
+    <w:p>
+      <w:pPr/>
+      <w:r>
+        <w:rPr>
+          <w:lang w:val="pt_PT" w:bidi="pt_PT"/>
+        </w:rPr>
+      </w:r>
+      <w:r>
+        <w:rPr>
+          <w:b/>
+          <w:lang w:val="pt_PT" w:bidi="pt_PT"/>
+        </w:rPr>
+        <w:t>"Mudem as suas risadas em choro e a sua alegria em tristeza".</w:t>
+      </w:r>
+    </w:p>
+    <w:p>
+      <w:pPr/>
+      <w:r>
+        <w:rPr>
+          <w:lang w:val="pt_PT" w:bidi="pt_PT"/>
+        </w:rPr>
+      </w:r>
+      <w:r>
+        <w:rPr>
+          <w:lang w:val="pt_PT" w:bidi="pt_PT"/>
+        </w:rPr>
+        <w:t>Essas duas cláusulas têm significados semelhantes. Tiago as utiliza juntas para dar ênfase. Se for útil no seu idioma, você pode combiná-las. Tradução alternativa: “Parem de ser tão despreocupados e demonstrem verdadeiro pesar”.</w:t>
+      </w:r>
+    </w:p>
+    <w:p>
+      <w:pPr/>
+      <w:r>
+        <w:rPr>
+          <w:lang w:val="pt_PT" w:bidi="pt_PT"/>
+        </w:rPr>
+      </w:r>
+      <w:r>
+        <w:rPr>
+          <w:lang w:val="pt_PT" w:bidi="pt_PT"/>
+        </w:rPr>
+        <w:t xml:space="preserve">Veja: </w:t>
+      </w:r>
+      <w:r>
+        <w:rPr>
+          <w:lang w:val="pt_PT" w:bidi="pt_PT"/>
+        </w:rPr>
+        <w:t>Paralelismo.</w:t>
+      </w:r>
+      <w:r>
+        <w:rPr>
+          <w:lang w:val="pt_PT" w:bidi="pt_PT"/>
+        </w:rPr>
+      </w:r>
+      <w:r>
+        <w:rPr>
+          <w:lang w:val="pt_PT" w:bidi="pt_PT"/>
+        </w:rPr>
+      </w:r>
+    </w:p>
+    <w:p>
+      <w:pPr/>
+      <w:r>
+        <w:rPr>
+          <w:lang w:val="pt_PT" w:bidi="pt_PT"/>
+        </w:rPr>
+      </w:r>
+    </w:p>
+    <w:p>
+      <w:pPr>
+        <w:pStyle w:val="Heading2"/>
+      </w:pPr>
+      <w:r>
+        <w:rPr>
+          <w:lang w:val="pt_PT" w:bidi="pt_PT"/>
+        </w:rPr>
+        <w:t>Tiago 4.9 (#7)</w:t>
+      </w:r>
+      <w:r>
+        <w:rPr>
+          <w:lang w:val="pt_PT" w:bidi="pt_PT"/>
+        </w:rPr>
+      </w:r>
+    </w:p>
+    <w:p>
+      <w:pPr/>
+      <w:r>
+        <w:rPr>
+          <w:lang w:val="pt_PT" w:bidi="pt_PT"/>
+        </w:rPr>
+      </w:r>
+      <w:r>
+        <w:rPr>
+          <w:b/>
+          <w:lang w:val="pt_PT" w:bidi="pt_PT"/>
+        </w:rPr>
+        <w:t>ὁ γέλως ὑμῶν εἰς πένθος μετατραπήτω, καὶ ἡ χαρὰ εἰς κατήφειαν</w:t>
+      </w:r>
+    </w:p>
+    <w:p>
+      <w:pPr/>
+      <w:r>
+        <w:rPr>
+          <w:lang w:val="pt_PT" w:bidi="pt_PT"/>
+        </w:rPr>
+      </w:r>
+      <w:r>
+        <w:rPr>
+          <w:b/>
+          <w:lang w:val="pt_PT" w:bidi="pt_PT"/>
+        </w:rPr>
+        <w:t>"Mudem as suas risadas em choro e a sua alegria em tristeza".</w:t>
+      </w:r>
+    </w:p>
+    <w:p>
+      <w:pPr/>
+      <w:r>
+        <w:rPr>
+          <w:lang w:val="pt_PT" w:bidi="pt_PT"/>
+        </w:rPr>
+      </w:r>
+      <w:r>
+        <w:rPr>
+          <w:lang w:val="pt_PT" w:bidi="pt_PT"/>
+        </w:rPr>
+        <w:t>Se for útil para seus leitores, você poderia declarar explicitamente por que Tiago está instruindo seus leitores a demonstrarem tal tristeza. Tradução alternativa: “Parem de ser tão despreocupados e mostrem verdadeira tristeza por seus pecados”.</w:t>
+      </w:r>
+    </w:p>
+    <w:p>
+      <w:pPr/>
+      <w:r>
+        <w:rPr>
+          <w:lang w:val="pt_PT" w:bidi="pt_PT"/>
+        </w:rPr>
+      </w:r>
+      <w:r>
+        <w:rPr>
+          <w:lang w:val="pt_PT" w:bidi="pt_PT"/>
+        </w:rPr>
+        <w:t xml:space="preserve">Veja: </w:t>
+      </w:r>
+      <w:r>
+        <w:rPr>
+          <w:lang w:val="pt_PT" w:bidi="pt_PT"/>
+        </w:rPr>
         <w:t>Conhecimento presumido e informações implícitas.</w:t>
       </w:r>
       <w:r>
@@ -51652,41 +54534,69 @@
         <w:rPr>
           <w:lang w:val="pt_PT" w:bidi="pt_PT"/>
         </w:rPr>
-        <w:t>Tiago 4.9 (#3)</w:t>
-      </w:r>
-      <w:r>
-        <w:rPr>
-          <w:lang w:val="pt_PT" w:bidi="pt_PT"/>
-        </w:rPr>
-      </w:r>
-    </w:p>
-    <w:p>
-      <w:pPr/>
-      <w:r>
-        <w:rPr>
-          <w:lang w:val="pt_PT" w:bidi="pt_PT"/>
-        </w:rPr>
-      </w:r>
-      <w:r>
-        <w:rPr>
-          <w:b/>
-          <w:lang w:val="pt_PT" w:bidi="pt_PT"/>
-        </w:rPr>
-        <w:t>"Mudem as suas risadas em choro e a sua alegria em tristeza".</w:t>
-      </w:r>
-    </w:p>
-    <w:p>
-      <w:pPr/>
-      <w:r>
-        <w:rPr>
-          <w:lang w:val="pt_PT" w:bidi="pt_PT"/>
-        </w:rPr>
-      </w:r>
-      <w:r>
-        <w:rPr>
-          <w:lang w:val="pt_PT" w:bidi="pt_PT"/>
-        </w:rPr>
-        <w:t>Na segunda parte desta frase no texto original, Tiago omite algumas das palavras que uma frase precisaria em muitas línguas para estar completa. Essas palavras podem ser inferidas a partir da primeira parte da frase. Tradução alternativa: “Que o seu riso se transforme em lamento, e que a sua alegria se transforme em tristeza”.</w:t>
+        <w:t>Tiago 4.10 (#1)</w:t>
+      </w:r>
+      <w:r>
+        <w:rPr>
+          <w:lang w:val="pt_PT" w:bidi="pt_PT"/>
+        </w:rPr>
+      </w:r>
+    </w:p>
+    <w:p>
+      <w:pPr/>
+      <w:r>
+        <w:rPr>
+          <w:lang w:val="pt_PT" w:bidi="pt_PT"/>
+        </w:rPr>
+      </w:r>
+      <w:r>
+        <w:rPr>
+          <w:b/>
+          <w:lang w:val="pt_PT" w:bidi="pt_PT"/>
+        </w:rPr>
+        <w:t>ταπεινώθητε ἐνώπιον Κυρίου, καὶ ὑψώσει ὑμᾶς</w:t>
+      </w:r>
+    </w:p>
+    <w:p>
+      <w:pPr/>
+      <w:r>
+        <w:rPr>
+          <w:lang w:val="pt_PT" w:bidi="pt_PT"/>
+        </w:rPr>
+      </w:r>
+      <w:r>
+        <w:rPr>
+          <w:b/>
+          <w:lang w:val="pt_PT" w:bidi="pt_PT"/>
+        </w:rPr>
+        <w:t>"Humilhem-se diante do Senhor, e ele os colocará numa posição de honra".</w:t>
+      </w:r>
+    </w:p>
+    <w:p>
+      <w:pPr/>
+      <w:r>
+        <w:rPr>
+          <w:lang w:val="pt_PT" w:bidi="pt_PT"/>
+        </w:rPr>
+      </w:r>
+      <w:r>
+        <w:rPr>
+          <w:lang w:val="pt_PT" w:bidi="pt_PT"/>
+        </w:rPr>
+        <w:t xml:space="preserve">Tiago está usando a palavra traduzida </w:t>
+      </w:r>
+      <w:r>
+        <w:rPr>
+          <w:b/>
+          <w:lang w:val="pt_PT" w:bidi="pt_PT"/>
+        </w:rPr>
+        <w:t>e</w:t>
+      </w:r>
+      <w:r>
+        <w:rPr>
+          <w:lang w:val="pt_PT" w:bidi="pt_PT"/>
+        </w:rPr>
+        <w:t xml:space="preserve"> para descrever um resultado. Tradução alternativa: “Se vocês se humilharem diante do Senhor, ele os exaltará”.</w:t>
       </w:r>
     </w:p>
     <w:p>
@@ -51706,7 +54616,7 @@
         <w:rPr>
           <w:lang w:val="pt_PT" w:bidi="pt_PT"/>
         </w:rPr>
-        <w:t>Elipse.</w:t>
+        <w:t>Conectar – Relação de razão e resultado.</w:t>
       </w:r>
       <w:r>
         <w:rPr>
@@ -51735,41 +54645,56 @@
         <w:rPr>
           <w:lang w:val="pt_PT" w:bidi="pt_PT"/>
         </w:rPr>
-        <w:t>Tiago 4.9 (#4)</w:t>
-      </w:r>
-      <w:r>
-        <w:rPr>
-          <w:lang w:val="pt_PT" w:bidi="pt_PT"/>
-        </w:rPr>
-      </w:r>
-    </w:p>
-    <w:p>
-      <w:pPr/>
-      <w:r>
-        <w:rPr>
-          <w:lang w:val="pt_PT" w:bidi="pt_PT"/>
-        </w:rPr>
-      </w:r>
-      <w:r>
-        <w:rPr>
-          <w:b/>
-          <w:lang w:val="pt_PT" w:bidi="pt_PT"/>
-        </w:rPr>
-        <w:t>"Mudem as suas risadas em choro e a sua alegria em tristeza".</w:t>
-      </w:r>
-    </w:p>
-    <w:p>
-      <w:pPr/>
-      <w:r>
-        <w:rPr>
-          <w:lang w:val="pt_PT" w:bidi="pt_PT"/>
-        </w:rPr>
-      </w:r>
-      <w:r>
-        <w:rPr>
-          <w:lang w:val="pt_PT" w:bidi="pt_PT"/>
-        </w:rPr>
-        <w:t>Se for útil no seu idioma, você pode expressar isso com formas verbais passivas. Tradução alternativa: “Que as suas risadas sejam mudadas em choro e a sua alegria em tristeza”.</w:t>
+        <w:t>Tiago 4.10 (#2)</w:t>
+      </w:r>
+      <w:r>
+        <w:rPr>
+          <w:lang w:val="pt_PT" w:bidi="pt_PT"/>
+        </w:rPr>
+      </w:r>
+    </w:p>
+    <w:p>
+      <w:pPr/>
+      <w:r>
+        <w:rPr>
+          <w:lang w:val="pt_PT" w:bidi="pt_PT"/>
+        </w:rPr>
+      </w:r>
+      <w:r>
+        <w:rPr>
+          <w:b/>
+          <w:lang w:val="pt_PT" w:bidi="pt_PT"/>
+        </w:rPr>
+        <w:t>ταπεινώθητε</w:t>
+      </w:r>
+    </w:p>
+    <w:p>
+      <w:pPr/>
+      <w:r>
+        <w:rPr>
+          <w:lang w:val="pt_PT" w:bidi="pt_PT"/>
+        </w:rPr>
+      </w:r>
+      <w:r>
+        <w:rPr>
+          <w:b/>
+          <w:lang w:val="pt_PT" w:bidi="pt_PT"/>
+        </w:rPr>
+        <w:t>"Humilhem-se diante do Senhor".</w:t>
+      </w:r>
+    </w:p>
+    <w:p>
+      <w:pPr/>
+      <w:r>
+        <w:rPr>
+          <w:lang w:val="pt_PT" w:bidi="pt_PT"/>
+        </w:rPr>
+      </w:r>
+      <w:r>
+        <w:rPr>
+          <w:lang w:val="pt_PT" w:bidi="pt_PT"/>
+        </w:rPr>
+        <w:t>Se for útil no seu idioma, você pode expressar isso de forma passiva. Tradução alternativa: “Sejam humilhados diante do Senhor”.</w:t>
       </w:r>
     </w:p>
     <w:p>
@@ -51818,93 +54743,69 @@
         <w:rPr>
           <w:lang w:val="pt_PT" w:bidi="pt_PT"/>
         </w:rPr>
-        <w:t>Tiago 4.9 (#5)</w:t>
-      </w:r>
-      <w:r>
-        <w:rPr>
-          <w:lang w:val="pt_PT" w:bidi="pt_PT"/>
-        </w:rPr>
-      </w:r>
-    </w:p>
-    <w:p>
-      <w:pPr/>
-      <w:r>
-        <w:rPr>
-          <w:lang w:val="pt_PT" w:bidi="pt_PT"/>
-        </w:rPr>
-      </w:r>
-      <w:r>
-        <w:rPr>
-          <w:b/>
-          <w:lang w:val="pt_PT" w:bidi="pt_PT"/>
-        </w:rPr>
-        <w:t>"Mudem as suas risadas em choro e a sua alegria em tristeza".</w:t>
-      </w:r>
-    </w:p>
-    <w:p>
-      <w:pPr/>
-      <w:r>
-        <w:rPr>
-          <w:lang w:val="pt_PT" w:bidi="pt_PT"/>
-        </w:rPr>
-      </w:r>
-      <w:r>
-        <w:rPr>
-          <w:lang w:val="pt_PT" w:bidi="pt_PT"/>
-        </w:rPr>
-        <w:t xml:space="preserve">Se for útil no seu idioma, você poderia expressar os substantivos abstratos </w:t>
-      </w:r>
-      <w:r>
-        <w:rPr>
-          <w:b/>
-          <w:lang w:val="pt_PT" w:bidi="pt_PT"/>
-        </w:rPr>
-        <w:t>risadas</w:t>
-      </w:r>
-      <w:r>
-        <w:rPr>
-          <w:lang w:val="pt_PT" w:bidi="pt_PT"/>
-        </w:rPr>
-        <w:t xml:space="preserve">, </w:t>
-      </w:r>
-      <w:r>
-        <w:rPr>
-          <w:b/>
-          <w:lang w:val="pt_PT" w:bidi="pt_PT"/>
-        </w:rPr>
-        <w:t>choro</w:t>
-      </w:r>
-      <w:r>
-        <w:rPr>
-          <w:lang w:val="pt_PT" w:bidi="pt_PT"/>
-        </w:rPr>
-        <w:t xml:space="preserve">, </w:t>
-      </w:r>
-      <w:r>
-        <w:rPr>
-          <w:b/>
-          <w:lang w:val="pt_PT" w:bidi="pt_PT"/>
-        </w:rPr>
-        <w:t>alegria</w:t>
-      </w:r>
-      <w:r>
-        <w:rPr>
-          <w:lang w:val="pt_PT" w:bidi="pt_PT"/>
-        </w:rPr>
-        <w:t xml:space="preserve"> e </w:t>
-      </w:r>
-      <w:r>
-        <w:rPr>
-          <w:b/>
-          <w:lang w:val="pt_PT" w:bidi="pt_PT"/>
-        </w:rPr>
-        <w:t>tristeza</w:t>
-      </w:r>
-      <w:r>
-        <w:rPr>
-          <w:lang w:val="pt_PT" w:bidi="pt_PT"/>
-        </w:rPr>
-        <w:t xml:space="preserve"> declarando as ideias por trás deles com expressões equivalentes. Tradução alternativa: “Parem de rir e fiquem tristes. Parem de estar alegres e fiquem enlutados”.</w:t>
+        <w:t>Tiago 4.10 (#3)</w:t>
+      </w:r>
+      <w:r>
+        <w:rPr>
+          <w:lang w:val="pt_PT" w:bidi="pt_PT"/>
+        </w:rPr>
+      </w:r>
+    </w:p>
+    <w:p>
+      <w:pPr/>
+      <w:r>
+        <w:rPr>
+          <w:lang w:val="pt_PT" w:bidi="pt_PT"/>
+        </w:rPr>
+      </w:r>
+      <w:r>
+        <w:rPr>
+          <w:b/>
+          <w:lang w:val="pt_PT" w:bidi="pt_PT"/>
+        </w:rPr>
+        <w:t>ἐνώπιον Κυρίου</w:t>
+      </w:r>
+    </w:p>
+    <w:p>
+      <w:pPr/>
+      <w:r>
+        <w:rPr>
+          <w:lang w:val="pt_PT" w:bidi="pt_PT"/>
+        </w:rPr>
+      </w:r>
+      <w:r>
+        <w:rPr>
+          <w:b/>
+          <w:lang w:val="pt_PT" w:bidi="pt_PT"/>
+        </w:rPr>
+        <w:t>"diante do Senhor".</w:t>
+      </w:r>
+    </w:p>
+    <w:p>
+      <w:pPr/>
+      <w:r>
+        <w:rPr>
+          <w:lang w:val="pt_PT" w:bidi="pt_PT"/>
+        </w:rPr>
+      </w:r>
+      <w:r>
+        <w:rPr>
+          <w:lang w:val="pt_PT" w:bidi="pt_PT"/>
+        </w:rPr>
+        <w:t xml:space="preserve">A palavra </w:t>
+      </w:r>
+      <w:r>
+        <w:rPr>
+          <w:b/>
+          <w:lang w:val="pt_PT" w:bidi="pt_PT"/>
+        </w:rPr>
+        <w:t xml:space="preserve">diante </w:t>
+      </w:r>
+      <w:r>
+        <w:rPr>
+          <w:lang w:val="pt_PT" w:bidi="pt_PT"/>
+        </w:rPr>
+        <w:t>significa "na frente de" ou "na presença de" outra pessoa. Embora, em certo sentido, Deus esteja presente em todos os lugares, os crentes a quem Tiago está escrevendo não estão na presença física direta de Deus, então Tiago, provavelmente, usa essa expressão de forma figurada. Ele está se referindo à atitude que eles devem ter em relação a Deus. Tradução alternativa: “na sua atitude em relação a Deus”.</w:t>
       </w:r>
     </w:p>
     <w:p>
@@ -51924,7 +54825,7 @@
         <w:rPr>
           <w:lang w:val="pt_PT" w:bidi="pt_PT"/>
         </w:rPr>
-        <w:t>Substantivos abstratos.</w:t>
+        <w:t>Metáfora.</w:t>
       </w:r>
       <w:r>
         <w:rPr>
@@ -51953,41 +54854,56 @@
         <w:rPr>
           <w:lang w:val="pt_PT" w:bidi="pt_PT"/>
         </w:rPr>
-        <w:t>Tiago 4.9 (#6)</w:t>
-      </w:r>
-      <w:r>
-        <w:rPr>
-          <w:lang w:val="pt_PT" w:bidi="pt_PT"/>
-        </w:rPr>
-      </w:r>
-    </w:p>
-    <w:p>
-      <w:pPr/>
-      <w:r>
-        <w:rPr>
-          <w:lang w:val="pt_PT" w:bidi="pt_PT"/>
-        </w:rPr>
-      </w:r>
-      <w:r>
-        <w:rPr>
-          <w:b/>
-          <w:lang w:val="pt_PT" w:bidi="pt_PT"/>
-        </w:rPr>
-        <w:t>"Mudem as suas risadas em choro e a sua alegria em tristeza".</w:t>
-      </w:r>
-    </w:p>
-    <w:p>
-      <w:pPr/>
-      <w:r>
-        <w:rPr>
-          <w:lang w:val="pt_PT" w:bidi="pt_PT"/>
-        </w:rPr>
-      </w:r>
-      <w:r>
-        <w:rPr>
-          <w:lang w:val="pt_PT" w:bidi="pt_PT"/>
-        </w:rPr>
-        <w:t>Essas duas cláusulas têm significados semelhantes. Tiago as utiliza juntas para dar ênfase. Se for útil no seu idioma, você pode combiná-las. Tradução alternativa: “Parem de ser tão despreocupados e demonstrem verdadeiro pesar”.</w:t>
+        <w:t>Tiago 4.10 (#4)</w:t>
+      </w:r>
+      <w:r>
+        <w:rPr>
+          <w:lang w:val="pt_PT" w:bidi="pt_PT"/>
+        </w:rPr>
+      </w:r>
+    </w:p>
+    <w:p>
+      <w:pPr/>
+      <w:r>
+        <w:rPr>
+          <w:lang w:val="pt_PT" w:bidi="pt_PT"/>
+        </w:rPr>
+      </w:r>
+      <w:r>
+        <w:rPr>
+          <w:b/>
+          <w:lang w:val="pt_PT" w:bidi="pt_PT"/>
+        </w:rPr>
+        <w:t>ὑψώσει ὑμᾶς</w:t>
+      </w:r>
+    </w:p>
+    <w:p>
+      <w:pPr/>
+      <w:r>
+        <w:rPr>
+          <w:lang w:val="pt_PT" w:bidi="pt_PT"/>
+        </w:rPr>
+      </w:r>
+      <w:r>
+        <w:rPr>
+          <w:b/>
+          <w:lang w:val="pt_PT" w:bidi="pt_PT"/>
+        </w:rPr>
+        <w:t>"ele os colocará numa posição de honra".</w:t>
+      </w:r>
+    </w:p>
+    <w:p>
+      <w:pPr/>
+      <w:r>
+        <w:rPr>
+          <w:lang w:val="pt_PT" w:bidi="pt_PT"/>
+        </w:rPr>
+      </w:r>
+      <w:r>
+        <w:rPr>
+          <w:lang w:val="pt_PT" w:bidi="pt_PT"/>
+        </w:rPr>
+        <w:t>No texto original, o sentido que Tiago está falando é sobre seus leitores, humildemente, se ajoelhassem ou se curvassem diante de Deus, para demonstrar seu arrependimento, e como Deus eleva os tais sobre os demais para demonstrar que os aceitou. Tradução alternativa: “ele mostrará que os aceita”.</w:t>
       </w:r>
     </w:p>
     <w:p>
@@ -52007,7 +54923,7 @@
         <w:rPr>
           <w:lang w:val="pt_PT" w:bidi="pt_PT"/>
         </w:rPr>
-        <w:t>Paralelismo.</w:t>
+        <w:t>Metáfora.</w:t>
       </w:r>
       <w:r>
         <w:rPr>
@@ -52036,61 +54952,56 @@
         <w:rPr>
           <w:lang w:val="pt_PT" w:bidi="pt_PT"/>
         </w:rPr>
-        <w:t>Tiago 4.9 (#7)</w:t>
-      </w:r>
-      <w:r>
-        <w:rPr>
-          <w:lang w:val="pt_PT" w:bidi="pt_PT"/>
-        </w:rPr>
-      </w:r>
-    </w:p>
-    <w:p>
-      <w:pPr/>
-      <w:r>
-        <w:rPr>
-          <w:lang w:val="pt_PT" w:bidi="pt_PT"/>
-        </w:rPr>
-      </w:r>
-      <w:r>
-        <w:rPr>
-          <w:b/>
-          <w:lang w:val="pt_PT" w:bidi="pt_PT"/>
-        </w:rPr>
-        <w:t>"Mudem as suas risadas em choro e a sua alegria em tristeza".</w:t>
-      </w:r>
-    </w:p>
-    <w:p>
-      <w:pPr/>
-      <w:r>
-        <w:rPr>
-          <w:lang w:val="pt_PT" w:bidi="pt_PT"/>
-        </w:rPr>
-      </w:r>
-      <w:r>
-        <w:rPr>
-          <w:lang w:val="pt_PT" w:bidi="pt_PT"/>
-        </w:rPr>
-        <w:t>Se for útil para seus leitores, você poderia declarar explicitamente por que Tiago está instruindo seus leitores a demonstrarem tal tristeza. Tradução alternativa: “Parem de ser tão despreocupados e mostrem verdadeira tristeza por seus pecados”.</w:t>
-      </w:r>
-    </w:p>
-    <w:p>
-      <w:pPr/>
-      <w:r>
-        <w:rPr>
-          <w:lang w:val="pt_PT" w:bidi="pt_PT"/>
-        </w:rPr>
-      </w:r>
-      <w:r>
-        <w:rPr>
-          <w:lang w:val="pt_PT" w:bidi="pt_PT"/>
-        </w:rPr>
-        <w:t xml:space="preserve">Veja: </w:t>
-      </w:r>
-      <w:r>
-        <w:rPr>
-          <w:lang w:val="pt_PT" w:bidi="pt_PT"/>
-        </w:rPr>
-        <w:t>Conhecimento presumido e informações implícitas.</w:t>
+        <w:t>Tiago 4.11 (#1)</w:t>
+      </w:r>
+      <w:r>
+        <w:rPr>
+          <w:lang w:val="pt_PT" w:bidi="pt_PT"/>
+        </w:rPr>
+      </w:r>
+    </w:p>
+    <w:p>
+      <w:pPr/>
+      <w:r>
+        <w:rPr>
+          <w:lang w:val="pt_PT" w:bidi="pt_PT"/>
+        </w:rPr>
+      </w:r>
+      <w:r>
+        <w:rPr>
+          <w:b/>
+          <w:lang w:val="pt_PT" w:bidi="pt_PT"/>
+        </w:rPr>
+        <w:t>μὴ καταλαλεῖτε ἀλλήλων</w:t>
+      </w:r>
+    </w:p>
+    <w:p>
+      <w:pPr/>
+      <w:r>
+        <w:rPr>
+          <w:lang w:val="pt_PT" w:bidi="pt_PT"/>
+        </w:rPr>
+      </w:r>
+      <w:r>
+        <w:rPr>
+          <w:b/>
+          <w:lang w:val="pt_PT" w:bidi="pt_PT"/>
+        </w:rPr>
+        <w:t>"não falem mal uns dos outros".</w:t>
+      </w:r>
+    </w:p>
+    <w:p>
+      <w:pPr/>
+      <w:r>
+        <w:rPr>
+          <w:lang w:val="pt_PT" w:bidi="pt_PT"/>
+        </w:rPr>
+      </w:r>
+      <w:r>
+        <w:rPr>
+          <w:lang w:val="pt_PT" w:bidi="pt_PT"/>
+        </w:rPr>
+        <w:t>Tradução alternativa: “Não difamem uns aos outros”.</w:t>
       </w:r>
       <w:r>
         <w:rPr>
@@ -52119,478 +55030,27 @@
         <w:rPr>
           <w:lang w:val="pt_PT" w:bidi="pt_PT"/>
         </w:rPr>
-        <w:t>Tiago 4.10 (#1)</w:t>
-      </w:r>
-      <w:r>
-        <w:rPr>
-          <w:lang w:val="pt_PT" w:bidi="pt_PT"/>
-        </w:rPr>
-      </w:r>
-    </w:p>
-    <w:p>
-      <w:pPr/>
-      <w:r>
-        <w:rPr>
-          <w:lang w:val="pt_PT" w:bidi="pt_PT"/>
-        </w:rPr>
-      </w:r>
-      <w:r>
-        <w:rPr>
-          <w:b/>
-          <w:lang w:val="pt_PT" w:bidi="pt_PT"/>
-        </w:rPr>
-        <w:t>"Humilhem-se diante do Senhor, e ele os colocará numa posição de honra".</w:t>
-      </w:r>
-    </w:p>
-    <w:p>
-      <w:pPr/>
-      <w:r>
-        <w:rPr>
-          <w:lang w:val="pt_PT" w:bidi="pt_PT"/>
-        </w:rPr>
-      </w:r>
-      <w:r>
-        <w:rPr>
-          <w:lang w:val="pt_PT" w:bidi="pt_PT"/>
-        </w:rPr>
-        <w:t xml:space="preserve">Tiago está usando a palavra traduzida </w:t>
-      </w:r>
-      <w:r>
-        <w:rPr>
-          <w:b/>
-          <w:lang w:val="pt_PT" w:bidi="pt_PT"/>
-        </w:rPr>
-        <w:t>e</w:t>
-      </w:r>
-      <w:r>
-        <w:rPr>
-          <w:lang w:val="pt_PT" w:bidi="pt_PT"/>
-        </w:rPr>
-        <w:t xml:space="preserve"> para descrever um resultado. Tradução alternativa: “Se vocês se humilharem diante do Senhor, ele os exaltará”.</w:t>
-      </w:r>
-    </w:p>
-    <w:p>
-      <w:pPr/>
-      <w:r>
-        <w:rPr>
-          <w:lang w:val="pt_PT" w:bidi="pt_PT"/>
-        </w:rPr>
-      </w:r>
-      <w:r>
-        <w:rPr>
-          <w:lang w:val="pt_PT" w:bidi="pt_PT"/>
-        </w:rPr>
-        <w:t xml:space="preserve">Veja: </w:t>
-      </w:r>
-      <w:r>
-        <w:rPr>
-          <w:lang w:val="pt_PT" w:bidi="pt_PT"/>
-        </w:rPr>
-        <w:t>Conectar – Relação de razão e resultado.</w:t>
-      </w:r>
-      <w:r>
-        <w:rPr>
-          <w:lang w:val="pt_PT" w:bidi="pt_PT"/>
-        </w:rPr>
-      </w:r>
-      <w:r>
-        <w:rPr>
-          <w:lang w:val="pt_PT" w:bidi="pt_PT"/>
-        </w:rPr>
-      </w:r>
-    </w:p>
-    <w:p>
-      <w:pPr/>
-      <w:r>
-        <w:rPr>
-          <w:lang w:val="pt_PT" w:bidi="pt_PT"/>
-        </w:rPr>
-      </w:r>
-    </w:p>
-    <w:p>
-      <w:pPr>
-        <w:pStyle w:val="Heading2"/>
-      </w:pPr>
-      <w:r>
-        <w:rPr>
-          <w:lang w:val="pt_PT" w:bidi="pt_PT"/>
-        </w:rPr>
-        <w:t>Tiago 4.10 (#2)</w:t>
-      </w:r>
-      <w:r>
-        <w:rPr>
-          <w:lang w:val="pt_PT" w:bidi="pt_PT"/>
-        </w:rPr>
-      </w:r>
-    </w:p>
-    <w:p>
-      <w:pPr/>
-      <w:r>
-        <w:rPr>
-          <w:lang w:val="pt_PT" w:bidi="pt_PT"/>
-        </w:rPr>
-      </w:r>
-      <w:r>
-        <w:rPr>
-          <w:b/>
-          <w:lang w:val="pt_PT" w:bidi="pt_PT"/>
-        </w:rPr>
-        <w:t>ταπεινώθητε</w:t>
-      </w:r>
-    </w:p>
-    <w:p>
-      <w:pPr/>
-      <w:r>
-        <w:rPr>
-          <w:lang w:val="pt_PT" w:bidi="pt_PT"/>
-        </w:rPr>
-      </w:r>
-      <w:r>
-        <w:rPr>
-          <w:b/>
-          <w:lang w:val="pt_PT" w:bidi="pt_PT"/>
-        </w:rPr>
-        <w:t>"Humilhem-se diante do Senhor".</w:t>
-      </w:r>
-    </w:p>
-    <w:p>
-      <w:pPr/>
-      <w:r>
-        <w:rPr>
-          <w:lang w:val="pt_PT" w:bidi="pt_PT"/>
-        </w:rPr>
-      </w:r>
-      <w:r>
-        <w:rPr>
-          <w:lang w:val="pt_PT" w:bidi="pt_PT"/>
-        </w:rPr>
-        <w:t>Se for útil no seu idioma, você pode expressar isso de forma passiva. Tradução alternativa: “Sejam humilhados diante do Senhor”.</w:t>
-      </w:r>
-    </w:p>
-    <w:p>
-      <w:pPr/>
-      <w:r>
-        <w:rPr>
-          <w:lang w:val="pt_PT" w:bidi="pt_PT"/>
-        </w:rPr>
-      </w:r>
-      <w:r>
-        <w:rPr>
-          <w:lang w:val="pt_PT" w:bidi="pt_PT"/>
-        </w:rPr>
-        <w:t xml:space="preserve">Veja: </w:t>
-      </w:r>
-      <w:r>
-        <w:rPr>
-          <w:lang w:val="pt_PT" w:bidi="pt_PT"/>
-        </w:rPr>
-        <w:t>Ativo ou passivo.</w:t>
-      </w:r>
-      <w:r>
-        <w:rPr>
-          <w:lang w:val="pt_PT" w:bidi="pt_PT"/>
-        </w:rPr>
-      </w:r>
-      <w:r>
-        <w:rPr>
-          <w:lang w:val="pt_PT" w:bidi="pt_PT"/>
-        </w:rPr>
-      </w:r>
-    </w:p>
-    <w:p>
-      <w:pPr/>
-      <w:r>
-        <w:rPr>
-          <w:lang w:val="pt_PT" w:bidi="pt_PT"/>
-        </w:rPr>
-      </w:r>
-    </w:p>
-    <w:p>
-      <w:pPr>
-        <w:pStyle w:val="Heading2"/>
-      </w:pPr>
-      <w:r>
-        <w:rPr>
-          <w:lang w:val="pt_PT" w:bidi="pt_PT"/>
-        </w:rPr>
-        <w:t>Tiago 4.10 (#3)</w:t>
-      </w:r>
-      <w:r>
-        <w:rPr>
-          <w:lang w:val="pt_PT" w:bidi="pt_PT"/>
-        </w:rPr>
-      </w:r>
-    </w:p>
-    <w:p>
-      <w:pPr/>
-      <w:r>
-        <w:rPr>
-          <w:lang w:val="pt_PT" w:bidi="pt_PT"/>
-        </w:rPr>
-      </w:r>
-      <w:r>
-        <w:rPr>
-          <w:b/>
-          <w:lang w:val="pt_PT" w:bidi="pt_PT"/>
-        </w:rPr>
-        <w:t>ἐνώπιον Κυρίου</w:t>
-      </w:r>
-    </w:p>
-    <w:p>
-      <w:pPr/>
-      <w:r>
-        <w:rPr>
-          <w:lang w:val="pt_PT" w:bidi="pt_PT"/>
-        </w:rPr>
-      </w:r>
-      <w:r>
-        <w:rPr>
-          <w:b/>
-          <w:lang w:val="pt_PT" w:bidi="pt_PT"/>
-        </w:rPr>
-        <w:t>"diante do Senhor".</w:t>
-      </w:r>
-    </w:p>
-    <w:p>
-      <w:pPr/>
-      <w:r>
-        <w:rPr>
-          <w:lang w:val="pt_PT" w:bidi="pt_PT"/>
-        </w:rPr>
-      </w:r>
-      <w:r>
-        <w:rPr>
-          <w:lang w:val="pt_PT" w:bidi="pt_PT"/>
-        </w:rPr>
-        <w:t xml:space="preserve">A palavra </w:t>
-      </w:r>
-      <w:r>
-        <w:rPr>
-          <w:b/>
-          <w:lang w:val="pt_PT" w:bidi="pt_PT"/>
-        </w:rPr>
-        <w:t xml:space="preserve">diante </w:t>
-      </w:r>
-      <w:r>
-        <w:rPr>
-          <w:lang w:val="pt_PT" w:bidi="pt_PT"/>
-        </w:rPr>
-        <w:t>significa "na frente de" ou "na presença de" outra pessoa. Embora, em certo sentido, Deus esteja presente em todos os lugares, os crentes a quem Tiago está escrevendo não estão na presença física direta de Deus, então Tiago, provavelmente, usa essa expressão de forma figurada. Ele está se referindo à atitude que eles devem ter em relação a Deus. Tradução alternativa: “na sua atitude em relação a Deus”.</w:t>
-      </w:r>
-    </w:p>
-    <w:p>
-      <w:pPr/>
-      <w:r>
-        <w:rPr>
-          <w:lang w:val="pt_PT" w:bidi="pt_PT"/>
-        </w:rPr>
-      </w:r>
-      <w:r>
-        <w:rPr>
-          <w:lang w:val="pt_PT" w:bidi="pt_PT"/>
-        </w:rPr>
-        <w:t xml:space="preserve">Veja: </w:t>
-      </w:r>
-      <w:r>
-        <w:rPr>
-          <w:lang w:val="pt_PT" w:bidi="pt_PT"/>
-        </w:rPr>
-        <w:t>Metáfora.</w:t>
-      </w:r>
-      <w:r>
-        <w:rPr>
-          <w:lang w:val="pt_PT" w:bidi="pt_PT"/>
-        </w:rPr>
-      </w:r>
-      <w:r>
-        <w:rPr>
-          <w:lang w:val="pt_PT" w:bidi="pt_PT"/>
-        </w:rPr>
-      </w:r>
-    </w:p>
-    <w:p>
-      <w:pPr/>
-      <w:r>
-        <w:rPr>
-          <w:lang w:val="pt_PT" w:bidi="pt_PT"/>
-        </w:rPr>
-      </w:r>
-    </w:p>
-    <w:p>
-      <w:pPr>
-        <w:pStyle w:val="Heading2"/>
-      </w:pPr>
-      <w:r>
-        <w:rPr>
-          <w:lang w:val="pt_PT" w:bidi="pt_PT"/>
-        </w:rPr>
-        <w:t>Tiago 4.10 (#4)</w:t>
-      </w:r>
-      <w:r>
-        <w:rPr>
-          <w:lang w:val="pt_PT" w:bidi="pt_PT"/>
-        </w:rPr>
-      </w:r>
-    </w:p>
-    <w:p>
-      <w:pPr/>
-      <w:r>
-        <w:rPr>
-          <w:lang w:val="pt_PT" w:bidi="pt_PT"/>
-        </w:rPr>
-      </w:r>
-      <w:r>
-        <w:rPr>
-          <w:b/>
-          <w:lang w:val="pt_PT" w:bidi="pt_PT"/>
-        </w:rPr>
-        <w:t>ὑψώσει ὑμᾶς</w:t>
-      </w:r>
-    </w:p>
-    <w:p>
-      <w:pPr/>
-      <w:r>
-        <w:rPr>
-          <w:lang w:val="pt_PT" w:bidi="pt_PT"/>
-        </w:rPr>
-      </w:r>
-      <w:r>
-        <w:rPr>
-          <w:b/>
-          <w:lang w:val="pt_PT" w:bidi="pt_PT"/>
-        </w:rPr>
-        <w:t>"ele os colocará numa posição de honra".</w:t>
-      </w:r>
-    </w:p>
-    <w:p>
-      <w:pPr/>
-      <w:r>
-        <w:rPr>
-          <w:lang w:val="pt_PT" w:bidi="pt_PT"/>
-        </w:rPr>
-      </w:r>
-      <w:r>
-        <w:rPr>
-          <w:lang w:val="pt_PT" w:bidi="pt_PT"/>
-        </w:rPr>
-        <w:t>No texto original, o sentido que Tiago está falando é sobre seus leitores, humildemente, se ajoelhassem ou se curvassem diante de Deus, para demonstrar seu arrependimento, e como Deus eleva os tais sobre os demais para demonstrar que os aceitou. Tradução alternativa: “ele mostrará que os aceita”.</w:t>
-      </w:r>
-    </w:p>
-    <w:p>
-      <w:pPr/>
-      <w:r>
-        <w:rPr>
-          <w:lang w:val="pt_PT" w:bidi="pt_PT"/>
-        </w:rPr>
-      </w:r>
-      <w:r>
-        <w:rPr>
-          <w:lang w:val="pt_PT" w:bidi="pt_PT"/>
-        </w:rPr>
-        <w:t xml:space="preserve">Veja: </w:t>
-      </w:r>
-      <w:r>
-        <w:rPr>
-          <w:lang w:val="pt_PT" w:bidi="pt_PT"/>
-        </w:rPr>
-        <w:t>Metáfora.</w:t>
-      </w:r>
-      <w:r>
-        <w:rPr>
-          <w:lang w:val="pt_PT" w:bidi="pt_PT"/>
-        </w:rPr>
-      </w:r>
-      <w:r>
-        <w:rPr>
-          <w:lang w:val="pt_PT" w:bidi="pt_PT"/>
-        </w:rPr>
-      </w:r>
-    </w:p>
-    <w:p>
-      <w:pPr/>
-      <w:r>
-        <w:rPr>
-          <w:lang w:val="pt_PT" w:bidi="pt_PT"/>
-        </w:rPr>
-      </w:r>
-    </w:p>
-    <w:p>
-      <w:pPr>
-        <w:pStyle w:val="Heading2"/>
-      </w:pPr>
-      <w:r>
-        <w:rPr>
-          <w:lang w:val="pt_PT" w:bidi="pt_PT"/>
-        </w:rPr>
-        <w:t>Tiago 4.11 (#1)</w:t>
-      </w:r>
-      <w:r>
-        <w:rPr>
-          <w:lang w:val="pt_PT" w:bidi="pt_PT"/>
-        </w:rPr>
-      </w:r>
-    </w:p>
-    <w:p>
-      <w:pPr/>
-      <w:r>
-        <w:rPr>
-          <w:lang w:val="pt_PT" w:bidi="pt_PT"/>
-        </w:rPr>
-      </w:r>
-      <w:r>
-        <w:rPr>
-          <w:b/>
-          <w:lang w:val="pt_PT" w:bidi="pt_PT"/>
-        </w:rPr>
-        <w:t>"não falem mal uns dos outros".</w:t>
-      </w:r>
-    </w:p>
-    <w:p>
-      <w:pPr/>
-      <w:r>
-        <w:rPr>
-          <w:lang w:val="pt_PT" w:bidi="pt_PT"/>
-        </w:rPr>
-      </w:r>
-      <w:r>
-        <w:rPr>
-          <w:lang w:val="pt_PT" w:bidi="pt_PT"/>
-        </w:rPr>
-        <w:t>Tradução alternativa: “Não difamem uns aos outros”.</w:t>
-      </w:r>
-      <w:r>
-        <w:rPr>
-          <w:lang w:val="pt_PT" w:bidi="pt_PT"/>
-        </w:rPr>
-      </w:r>
-      <w:r>
-        <w:rPr>
-          <w:lang w:val="pt_PT" w:bidi="pt_PT"/>
-        </w:rPr>
-      </w:r>
-    </w:p>
-    <w:p>
-      <w:pPr/>
-      <w:r>
-        <w:rPr>
-          <w:lang w:val="pt_PT" w:bidi="pt_PT"/>
-        </w:rPr>
-      </w:r>
-    </w:p>
-    <w:p>
-      <w:pPr>
-        <w:pStyle w:val="Heading2"/>
-      </w:pPr>
-      <w:r>
-        <w:rPr>
-          <w:lang w:val="pt_PT" w:bidi="pt_PT"/>
-        </w:rPr>
         <w:t>Tiago 4.11 (#2)</w:t>
       </w:r>
       <w:r>
         <w:rPr>
           <w:lang w:val="pt_PT" w:bidi="pt_PT"/>
         </w:rPr>
+      </w:r>
+    </w:p>
+    <w:p>
+      <w:pPr/>
+      <w:r>
+        <w:rPr>
+          <w:lang w:val="pt_PT" w:bidi="pt_PT"/>
+        </w:rPr>
+      </w:r>
+      <w:r>
+        <w:rPr>
+          <w:b/>
+          <w:lang w:val="pt_PT" w:bidi="pt_PT"/>
+        </w:rPr>
+        <w:t>ἀδελφοί &amp; ἀδελφοῦ &amp; τὸν ἀδελφὸν αὐτοῦ</w:t>
       </w:r>
     </w:p>
     <w:p>
@@ -52915,6 +55375,21 @@
           <w:b/>
           <w:lang w:val="pt_PT" w:bidi="pt_PT"/>
         </w:rPr>
+        <w:t>εἰ &amp; νόμον κρίνεις, οὐκ εἶ ποιητὴς νόμου</w:t>
+      </w:r>
+    </w:p>
+    <w:p>
+      <w:pPr/>
+      <w:r>
+        <w:rPr>
+          <w:lang w:val="pt_PT" w:bidi="pt_PT"/>
+        </w:rPr>
+      </w:r>
+      <w:r>
+        <w:rPr>
+          <w:b/>
+          <w:lang w:val="pt_PT" w:bidi="pt_PT"/>
+        </w:rPr>
         <w:t>"se você julga a lei, então já não é uma pessoa que obedece à lei".</w:t>
       </w:r>
     </w:p>
@@ -53207,6 +55682,21 @@
           <w:b/>
           <w:lang w:val="pt_PT" w:bidi="pt_PT"/>
         </w:rPr>
+        <w:t>εἷς ἐστιν νομοθέτης καὶ κριτής</w:t>
+      </w:r>
+    </w:p>
+    <w:p>
+      <w:pPr/>
+      <w:r>
+        <w:rPr>
+          <w:lang w:val="pt_PT" w:bidi="pt_PT"/>
+        </w:rPr>
+      </w:r>
+      <w:r>
+        <w:rPr>
+          <w:b/>
+          <w:lang w:val="pt_PT" w:bidi="pt_PT"/>
+        </w:rPr>
         <w:t>"Deus é o único que faz as leis e o único juiz".</w:t>
       </w:r>
     </w:p>
@@ -53270,6 +55760,21 @@
           <w:b/>
           <w:lang w:val="pt_PT" w:bidi="pt_PT"/>
         </w:rPr>
+        <w:t>ὁ δυνάμενος σῶσαι καὶ ἀπολέσαι</w:t>
+      </w:r>
+    </w:p>
+    <w:p>
+      <w:pPr/>
+      <w:r>
+        <w:rPr>
+          <w:lang w:val="pt_PT" w:bidi="pt_PT"/>
+        </w:rPr>
+      </w:r>
+      <w:r>
+        <w:rPr>
+          <w:b/>
+          <w:lang w:val="pt_PT" w:bidi="pt_PT"/>
+        </w:rPr>
         <w:t>"Só ele pode salvar ou destruir".</w:t>
       </w:r>
     </w:p>
@@ -53366,6 +55871,21 @@
           <w:b/>
           <w:lang w:val="pt_PT" w:bidi="pt_PT"/>
         </w:rPr>
+        <w:t>σὺ δὲ τίς εἶ, ὁ κρίνων τὸν πλησίον</w:t>
+      </w:r>
+    </w:p>
+    <w:p>
+      <w:pPr/>
+      <w:r>
+        <w:rPr>
+          <w:lang w:val="pt_PT" w:bidi="pt_PT"/>
+        </w:rPr>
+      </w:r>
+      <w:r>
+        <w:rPr>
+          <w:b/>
+          <w:lang w:val="pt_PT" w:bidi="pt_PT"/>
+        </w:rPr>
         <w:t>"Quem você pensa que é, para julgar os outros?".</w:t>
       </w:r>
     </w:p>
@@ -53657,6 +56177,21 @@
         <w:rPr>
           <w:lang w:val="pt_PT" w:bidi="pt_PT"/>
         </w:rPr>
+      </w:r>
+    </w:p>
+    <w:p>
+      <w:pPr/>
+      <w:r>
+        <w:rPr>
+          <w:lang w:val="pt_PT" w:bidi="pt_PT"/>
+        </w:rPr>
+      </w:r>
+      <w:r>
+        <w:rPr>
+          <w:b/>
+          <w:lang w:val="pt_PT" w:bidi="pt_PT"/>
+        </w:rPr>
+        <w:t>τὸν πλησίον</w:t>
       </w:r>
     </w:p>
     <w:p>
@@ -53765,6 +56300,21 @@
           <w:b/>
           <w:lang w:val="pt_PT" w:bidi="pt_PT"/>
         </w:rPr>
+        <w:t>ἄγε νῦν</w:t>
+      </w:r>
+    </w:p>
+    <w:p>
+      <w:pPr/>
+      <w:r>
+        <w:rPr>
+          <w:lang w:val="pt_PT" w:bidi="pt_PT"/>
+        </w:rPr>
+      </w:r>
+      <w:r>
+        <w:rPr>
+          <w:b/>
+          <w:lang w:val="pt_PT" w:bidi="pt_PT"/>
+        </w:rPr>
         <w:t>"Agora escutem, vocês que dizem".</w:t>
       </w:r>
     </w:p>
@@ -53848,6 +56398,21 @@
           <w:b/>
           <w:lang w:val="pt_PT" w:bidi="pt_PT"/>
         </w:rPr>
+        <w:t>οἱ λέγοντες</w:t>
+      </w:r>
+    </w:p>
+    <w:p>
+      <w:pPr/>
+      <w:r>
+        <w:rPr>
+          <w:lang w:val="pt_PT" w:bidi="pt_PT"/>
+        </w:rPr>
+      </w:r>
+      <w:r>
+        <w:rPr>
+          <w:b/>
+          <w:lang w:val="pt_PT" w:bidi="pt_PT"/>
+        </w:rPr>
         <w:t>"vocês que dizem".</w:t>
       </w:r>
     </w:p>
@@ -53911,6 +56476,21 @@
           <w:b/>
           <w:lang w:val="pt_PT" w:bidi="pt_PT"/>
         </w:rPr>
+        <w:t>πορευσόμεθα</w:t>
+      </w:r>
+    </w:p>
+    <w:p>
+      <w:pPr/>
+      <w:r>
+        <w:rPr>
+          <w:lang w:val="pt_PT" w:bidi="pt_PT"/>
+        </w:rPr>
+      </w:r>
+      <w:r>
+        <w:rPr>
+          <w:b/>
+          <w:lang w:val="pt_PT" w:bidi="pt_PT"/>
+        </w:rPr>
         <w:t>"iremos a tal cidade".</w:t>
       </w:r>
     </w:p>
@@ -54105,6 +56685,21 @@
           <w:b/>
           <w:lang w:val="pt_PT" w:bidi="pt_PT"/>
         </w:rPr>
+        <w:t>ποιήσομεν ἐκεῖ ἐνιαυτὸν</w:t>
+      </w:r>
+    </w:p>
+    <w:p>
+      <w:pPr/>
+      <w:r>
+        <w:rPr>
+          <w:lang w:val="pt_PT" w:bidi="pt_PT"/>
+        </w:rPr>
+      </w:r>
+      <w:r>
+        <w:rPr>
+          <w:b/>
+          <w:lang w:val="pt_PT" w:bidi="pt_PT"/>
+        </w:rPr>
         <w:t>"ali ficaremos um ano".</w:t>
       </w:r>
     </w:p>
@@ -54188,6 +56783,21 @@
           <w:b/>
           <w:lang w:val="pt_PT" w:bidi="pt_PT"/>
         </w:rPr>
+        <w:t>κερδήσομεν</w:t>
+      </w:r>
+    </w:p>
+    <w:p>
+      <w:pPr/>
+      <w:r>
+        <w:rPr>
+          <w:lang w:val="pt_PT" w:bidi="pt_PT"/>
+        </w:rPr>
+      </w:r>
+      <w:r>
+        <w:rPr>
+          <w:b/>
+          <w:lang w:val="pt_PT" w:bidi="pt_PT"/>
+        </w:rPr>
         <w:t>"ganhando muito dinheiro".</w:t>
       </w:r>
     </w:p>
@@ -54251,6 +56861,21 @@
           <w:b/>
           <w:lang w:val="pt_PT" w:bidi="pt_PT"/>
         </w:rPr>
+        <w:t>οἵτινες οὐκ ἐπίστασθε τὸ τῆς αὔριον, ποία ἡ ζωὴ ὑμῶν</w:t>
+      </w:r>
+    </w:p>
+    <w:p>
+      <w:pPr/>
+      <w:r>
+        <w:rPr>
+          <w:lang w:val="pt_PT" w:bidi="pt_PT"/>
+        </w:rPr>
+      </w:r>
+      <w:r>
+        <w:rPr>
+          <w:b/>
+          <w:lang w:val="pt_PT" w:bidi="pt_PT"/>
+        </w:rPr>
         <w:t>"Vocês não sabem como será a sua vida amanhã".</w:t>
       </w:r>
     </w:p>
@@ -54334,6 +56959,21 @@
           <w:b/>
           <w:lang w:val="pt_PT" w:bidi="pt_PT"/>
         </w:rPr>
+        <w:t>ἀτμὶς γάρ ἐστε, ἡ πρὸς ὀλίγον φαινομένη, ἔπειτα καὶ ἀφανιζομένη</w:t>
+      </w:r>
+    </w:p>
+    <w:p>
+      <w:pPr/>
+      <w:r>
+        <w:rPr>
+          <w:lang w:val="pt_PT" w:bidi="pt_PT"/>
+        </w:rPr>
+      </w:r>
+      <w:r>
+        <w:rPr>
+          <w:b/>
+          <w:lang w:val="pt_PT" w:bidi="pt_PT"/>
+        </w:rPr>
         <w:t>"pois vocês são como uma neblina passageira, que aparece por algum tempo e logo depois desaparece".</w:t>
       </w:r>
     </w:p>
@@ -54534,6 +57174,21 @@
           <w:b/>
           <w:lang w:val="pt_PT" w:bidi="pt_PT"/>
         </w:rPr>
+        <w:t>καὶ ζήσομεν καὶ ποιήσομεν</w:t>
+      </w:r>
+    </w:p>
+    <w:p>
+      <w:pPr/>
+      <w:r>
+        <w:rPr>
+          <w:lang w:val="pt_PT" w:bidi="pt_PT"/>
+        </w:rPr>
+      </w:r>
+      <w:r>
+        <w:rPr>
+          <w:b/>
+          <w:lang w:val="pt_PT" w:bidi="pt_PT"/>
+        </w:rPr>
         <w:t>"estaremos vivos e faremos isto ou aquilo".</w:t>
       </w:r>
     </w:p>
@@ -54728,6 +57383,21 @@
           <w:b/>
           <w:lang w:val="pt_PT" w:bidi="pt_PT"/>
         </w:rPr>
+        <w:t>καυχᾶσθε ἐν ταῖς ἀλαζονίαις ὑμῶν. πᾶσα καύχησις τοιαύτη πονηρά ἐστιν</w:t>
+      </w:r>
+    </w:p>
+    <w:p>
+      <w:pPr/>
+      <w:r>
+        <w:rPr>
+          <w:lang w:val="pt_PT" w:bidi="pt_PT"/>
+        </w:rPr>
+      </w:r>
+      <w:r>
+        <w:rPr>
+          <w:b/>
+          <w:lang w:val="pt_PT" w:bidi="pt_PT"/>
+        </w:rPr>
         <w:t>""</w:t>
       </w:r>
     </w:p>
@@ -54823,6 +57493,21 @@
         <w:rPr>
           <w:lang w:val="pt_PT" w:bidi="pt_PT"/>
         </w:rPr>
+      </w:r>
+    </w:p>
+    <w:p>
+      <w:pPr/>
+      <w:r>
+        <w:rPr>
+          <w:lang w:val="pt_PT" w:bidi="pt_PT"/>
+        </w:rPr>
+      </w:r>
+      <w:r>
+        <w:rPr>
+          <w:b/>
+          <w:lang w:val="pt_PT" w:bidi="pt_PT"/>
+        </w:rPr>
+        <w:t>εἰδότι οὖν καλὸν ποιεῖν, καὶ μὴ ποιοῦντι, ἁμαρτία αὐτῷ ἐστιν</w:t>
       </w:r>
     </w:p>
     <w:p>
@@ -55733,6 +58418,21 @@
           <w:b/>
           <w:lang w:val="pt_PT" w:bidi="pt_PT"/>
         </w:rPr>
+        <w:t>ὁ πλοῦτος ὑμῶν σέσηπεν, καὶ τὰ ἱμάτια ὑμῶν σητόβρωτα γέγονεν</w:t>
+      </w:r>
+    </w:p>
+    <w:p>
+      <w:pPr/>
+      <w:r>
+        <w:rPr>
+          <w:lang w:val="pt_PT" w:bidi="pt_PT"/>
+        </w:rPr>
+      </w:r>
+      <w:r>
+        <w:rPr>
+          <w:b/>
+          <w:lang w:val="pt_PT" w:bidi="pt_PT"/>
+        </w:rPr>
         <w:t>"As suas riquezas estão podres, e as suas roupas finas estão comidas pelas traças".</w:t>
       </w:r>
     </w:p>
@@ -55914,6 +58614,21 @@
           <w:b/>
           <w:lang w:val="pt_PT" w:bidi="pt_PT"/>
         </w:rPr>
+        <w:t>ὁ πλοῦτος ὑμῶν σέσηπεν, καὶ τὰ ἱμάτια ὑμῶν σητόβρωτα γέγονεν</w:t>
+      </w:r>
+    </w:p>
+    <w:p>
+      <w:pPr/>
+      <w:r>
+        <w:rPr>
+          <w:lang w:val="pt_PT" w:bidi="pt_PT"/>
+        </w:rPr>
+      </w:r>
+      <w:r>
+        <w:rPr>
+          <w:b/>
+          <w:lang w:val="pt_PT" w:bidi="pt_PT"/>
+        </w:rPr>
         <w:t>"As suas riquezas estão podres, e as suas roupas finas estão comidas pelas traças".</w:t>
       </w:r>
     </w:p>
@@ -56010,6 +58725,21 @@
           <w:b/>
           <w:lang w:val="pt_PT" w:bidi="pt_PT"/>
         </w:rPr>
+        <w:t>ὁ πλοῦτος ὑμῶν σέσηπεν, καὶ τὰ ἱμάτια ὑμῶν σητόβρωτα γέγονεν</w:t>
+      </w:r>
+    </w:p>
+    <w:p>
+      <w:pPr/>
+      <w:r>
+        <w:rPr>
+          <w:lang w:val="pt_PT" w:bidi="pt_PT"/>
+        </w:rPr>
+      </w:r>
+      <w:r>
+        <w:rPr>
+          <w:b/>
+          <w:lang w:val="pt_PT" w:bidi="pt_PT"/>
+        </w:rPr>
         <w:t>"As suas riquezas estão podres, e as suas roupas finas estão comidas pelas traças".</w:t>
       </w:r>
     </w:p>
@@ -56204,6 +58934,21 @@
           <w:b/>
           <w:lang w:val="pt_PT" w:bidi="pt_PT"/>
         </w:rPr>
+        <w:t>ὁ χρυσὸς ὑμῶν καὶ ὁ ἄργυρος κατίωται</w:t>
+      </w:r>
+    </w:p>
+    <w:p>
+      <w:pPr/>
+      <w:r>
+        <w:rPr>
+          <w:lang w:val="pt_PT" w:bidi="pt_PT"/>
+        </w:rPr>
+      </w:r>
+      <w:r>
+        <w:rPr>
+          <w:b/>
+          <w:lang w:val="pt_PT" w:bidi="pt_PT"/>
+        </w:rPr>
         <w:t>"O seu ouro e a sua prata estão cobertos de ferrugem".</w:t>
       </w:r>
     </w:p>
@@ -56384,6 +59129,21 @@
         <w:rPr>
           <w:lang w:val="pt_PT" w:bidi="pt_PT"/>
         </w:rPr>
+      </w:r>
+    </w:p>
+    <w:p>
+      <w:pPr/>
+      <w:r>
+        <w:rPr>
+          <w:lang w:val="pt_PT" w:bidi="pt_PT"/>
+        </w:rPr>
+      </w:r>
+      <w:r>
+        <w:rPr>
+          <w:b/>
+          <w:lang w:val="pt_PT" w:bidi="pt_PT"/>
+        </w:rPr>
+        <w:t>ὁ χρυσὸς ὑμῶν καὶ ὁ ἄργυρος κατίωται</w:t>
       </w:r>
     </w:p>
     <w:p>
@@ -56590,6 +59350,21 @@
           <w:b/>
           <w:lang w:val="pt_PT" w:bidi="pt_PT"/>
         </w:rPr>
+        <w:t>ὁ ἰὸς αὐτῶν εἰς μαρτύριον ὑμῖν ἔσται</w:t>
+      </w:r>
+    </w:p>
+    <w:p>
+      <w:pPr/>
+      <w:r>
+        <w:rPr>
+          <w:lang w:val="pt_PT" w:bidi="pt_PT"/>
+        </w:rPr>
+      </w:r>
+      <w:r>
+        <w:rPr>
+          <w:b/>
+          <w:lang w:val="pt_PT" w:bidi="pt_PT"/>
+        </w:rPr>
         <w:t>"e essa ferrugem será testemunha contra vocês".</w:t>
       </w:r>
     </w:p>
@@ -56797,6 +59572,21 @@
           <w:b/>
           <w:lang w:val="pt_PT" w:bidi="pt_PT"/>
         </w:rPr>
+        <w:t>φάγεται τὰς σάρκας ὑμῶν ὡς πῦρ</w:t>
+      </w:r>
+    </w:p>
+    <w:p>
+      <w:pPr/>
+      <w:r>
+        <w:rPr>
+          <w:lang w:val="pt_PT" w:bidi="pt_PT"/>
+        </w:rPr>
+      </w:r>
+      <w:r>
+        <w:rPr>
+          <w:b/>
+          <w:lang w:val="pt_PT" w:bidi="pt_PT"/>
+        </w:rPr>
         <w:t>"e, como fogo, comerá o corpo de vocês".</w:t>
       </w:r>
     </w:p>
@@ -56892,6 +59682,21 @@
         <w:rPr>
           <w:lang w:val="pt_PT" w:bidi="pt_PT"/>
         </w:rPr>
+      </w:r>
+    </w:p>
+    <w:p>
+      <w:pPr/>
+      <w:r>
+        <w:rPr>
+          <w:lang w:val="pt_PT" w:bidi="pt_PT"/>
+        </w:rPr>
+      </w:r>
+      <w:r>
+        <w:rPr>
+          <w:b/>
+          <w:lang w:val="pt_PT" w:bidi="pt_PT"/>
+        </w:rPr>
+        <w:t>φάγεται τὰς σάρκας ὑμῶν ὡς πῦρ</w:t>
       </w:r>
     </w:p>
     <w:p>
@@ -57384,6 +60189,21 @@
           <w:b/>
           <w:lang w:val="pt_PT" w:bidi="pt_PT"/>
         </w:rPr>
+        <w:t>ἐσχάταις ἡμέραις</w:t>
+      </w:r>
+    </w:p>
+    <w:p>
+      <w:pPr/>
+      <w:r>
+        <w:rPr>
+          <w:lang w:val="pt_PT" w:bidi="pt_PT"/>
+        </w:rPr>
+      </w:r>
+      <w:r>
+        <w:rPr>
+          <w:b/>
+          <w:lang w:val="pt_PT" w:bidi="pt_PT"/>
+        </w:rPr>
         <w:t>"Nestes últimos tempos".</w:t>
       </w:r>
     </w:p>
@@ -57591,6 +60411,21 @@
           <w:b/>
           <w:lang w:val="pt_PT" w:bidi="pt_PT"/>
         </w:rPr>
+        <w:t>ὁ μισθὸς τῶν ἐργατῶν, τῶν ἀμησάντων τὰς χώρας ὑμῶν, ὁ ἀφυστερημένος ἀφ’ ὑμῶν, κράζει</w:t>
+      </w:r>
+    </w:p>
+    <w:p>
+      <w:pPr/>
+      <w:r>
+        <w:rPr>
+          <w:lang w:val="pt_PT" w:bidi="pt_PT"/>
+        </w:rPr>
+      </w:r>
+      <w:r>
+        <w:rPr>
+          <w:b/>
+          <w:lang w:val="pt_PT" w:bidi="pt_PT"/>
+        </w:rPr>
         <w:t>"e não têm pago os salários das pessoas que trabalham nos seus campos. Escutem as suas reclamações!".</w:t>
       </w:r>
     </w:p>
@@ -57837,6 +60672,21 @@
           <w:b/>
           <w:lang w:val="pt_PT" w:bidi="pt_PT"/>
         </w:rPr>
+        <w:t>αἱ βοαὶ τῶν θερισάντων, εἰς τὰ ὦτα Κυρίου Σαβαὼθ εἰσελήλυθαν</w:t>
+      </w:r>
+    </w:p>
+    <w:p>
+      <w:pPr/>
+      <w:r>
+        <w:rPr>
+          <w:lang w:val="pt_PT" w:bidi="pt_PT"/>
+        </w:rPr>
+      </w:r>
+      <w:r>
+        <w:rPr>
+          <w:b/>
+          <w:lang w:val="pt_PT" w:bidi="pt_PT"/>
+        </w:rPr>
         <w:t>"Os gritos dos que trabalham nas colheitas têm chegado até os ouvidos de Deus, o Senhor Todo-Poderoso".</w:t>
       </w:r>
     </w:p>
@@ -58143,6 +60993,21 @@
           <w:b/>
           <w:lang w:val="pt_PT" w:bidi="pt_PT"/>
         </w:rPr>
+        <w:t>ἐτρυφήσατε ἐπὶ τῆς γῆς. καὶ ἐσπαταλήσατε</w:t>
+      </w:r>
+    </w:p>
+    <w:p>
+      <w:pPr/>
+      <w:r>
+        <w:rPr>
+          <w:lang w:val="pt_PT" w:bidi="pt_PT"/>
+        </w:rPr>
+      </w:r>
+      <w:r>
+        <w:rPr>
+          <w:b/>
+          <w:lang w:val="pt_PT" w:bidi="pt_PT"/>
+        </w:rPr>
         <w:t>"Vocês têm tido uma vida de luxo e prazeres aqui na terra e estão gordos como gado pronto para o matadouro".</w:t>
       </w:r>
     </w:p>
@@ -58336,6 +61201,21 @@
         <w:rPr>
           <w:lang w:val="pt_PT" w:bidi="pt_PT"/>
         </w:rPr>
+      </w:r>
+    </w:p>
+    <w:p>
+      <w:pPr/>
+      <w:r>
+        <w:rPr>
+          <w:lang w:val="pt_PT" w:bidi="pt_PT"/>
+        </w:rPr>
+      </w:r>
+      <w:r>
+        <w:rPr>
+          <w:b/>
+          <w:lang w:val="pt_PT" w:bidi="pt_PT"/>
+        </w:rPr>
+        <w:t>ἐθρέψατε τὰς καρδίας ὑμῶν ἐν ἡμέρᾳ σφαγῆς</w:t>
       </w:r>
     </w:p>
     <w:p>
@@ -59460,6 +62340,21 @@
           <w:b/>
           <w:lang w:val="pt_PT" w:bidi="pt_PT"/>
         </w:rPr>
+        <w:t>ἕως τῆς παρουσίας τοῦ Κυρίου</w:t>
+      </w:r>
+    </w:p>
+    <w:p>
+      <w:pPr/>
+      <w:r>
+        <w:rPr>
+          <w:lang w:val="pt_PT" w:bidi="pt_PT"/>
+        </w:rPr>
+      </w:r>
+      <w:r>
+        <w:rPr>
+          <w:b/>
+          <w:lang w:val="pt_PT" w:bidi="pt_PT"/>
+        </w:rPr>
         <w:t>"até que o Senhor venha".</w:t>
       </w:r>
     </w:p>
@@ -59849,6 +62744,21 @@
           <w:b/>
           <w:lang w:val="pt_PT" w:bidi="pt_PT"/>
         </w:rPr>
+        <w:t>μακροθυμῶν ἐπ’ αὐτῷ ἕως λάβῃ</w:t>
+      </w:r>
+    </w:p>
+    <w:p>
+      <w:pPr/>
+      <w:r>
+        <w:rPr>
+          <w:lang w:val="pt_PT" w:bidi="pt_PT"/>
+        </w:rPr>
+      </w:r>
+      <w:r>
+        <w:rPr>
+          <w:b/>
+          <w:lang w:val="pt_PT" w:bidi="pt_PT"/>
+        </w:rPr>
         <w:t>"o lavrador espera com paciência que a sua terra dê colheitas preciosas".</w:t>
       </w:r>
     </w:p>
@@ -60271,6 +63181,21 @@
           <w:b/>
           <w:lang w:val="pt_PT" w:bidi="pt_PT"/>
         </w:rPr>
+        <w:t>στηρίξατε τὰς καρδίας ὑμῶν</w:t>
+      </w:r>
+    </w:p>
+    <w:p>
+      <w:pPr/>
+      <w:r>
+        <w:rPr>
+          <w:lang w:val="pt_PT" w:bidi="pt_PT"/>
+        </w:rPr>
+      </w:r>
+      <w:r>
+        <w:rPr>
+          <w:b/>
+          <w:lang w:val="pt_PT" w:bidi="pt_PT"/>
+        </w:rPr>
         <w:t>"Não desanimem".</w:t>
       </w:r>
     </w:p>
@@ -60366,6 +63291,21 @@
         <w:rPr>
           <w:lang w:val="pt_PT" w:bidi="pt_PT"/>
         </w:rPr>
+      </w:r>
+    </w:p>
+    <w:p>
+      <w:pPr/>
+      <w:r>
+        <w:rPr>
+          <w:lang w:val="pt_PT" w:bidi="pt_PT"/>
+        </w:rPr>
+      </w:r>
+      <w:r>
+        <w:rPr>
+          <w:b/>
+          <w:lang w:val="pt_PT" w:bidi="pt_PT"/>
+        </w:rPr>
+        <w:t>ἡ παρουσία τοῦ Κυρίου ἤγγικεν</w:t>
       </w:r>
     </w:p>
     <w:p>
@@ -60807,6 +63747,21 @@
           <w:b/>
           <w:lang w:val="pt_PT" w:bidi="pt_PT"/>
         </w:rPr>
+        <w:t>ὁ κριτὴς πρὸ τῶν θυρῶν ἕστηκεν</w:t>
+      </w:r>
+    </w:p>
+    <w:p>
+      <w:pPr/>
+      <w:r>
+        <w:rPr>
+          <w:lang w:val="pt_PT" w:bidi="pt_PT"/>
+        </w:rPr>
+      </w:r>
+      <w:r>
+        <w:rPr>
+          <w:b/>
+          <w:lang w:val="pt_PT" w:bidi="pt_PT"/>
+        </w:rPr>
         <w:t>"O juiz está perto, pronto para vir".</w:t>
       </w:r>
     </w:p>
@@ -60889,6 +63844,21 @@
         <w:rPr>
           <w:lang w:val="pt_PT" w:bidi="pt_PT"/>
         </w:rPr>
+      </w:r>
+    </w:p>
+    <w:p>
+      <w:pPr/>
+      <w:r>
+        <w:rPr>
+          <w:lang w:val="pt_PT" w:bidi="pt_PT"/>
+        </w:rPr>
+      </w:r>
+      <w:r>
+        <w:rPr>
+          <w:b/>
+          <w:lang w:val="pt_PT" w:bidi="pt_PT"/>
+        </w:rPr>
+        <w:t>ὑπόδειγμα λάβετε, ἀδελφοί, τῆς κακοπαθίας</w:t>
       </w:r>
     </w:p>
     <w:p>
@@ -61108,6 +64078,21 @@
           <w:b/>
           <w:lang w:val="pt_PT" w:bidi="pt_PT"/>
         </w:rPr>
+        <w:t>τῆς κακοπαθίας καὶ τῆς μακροθυμίας, τοὺς προφήτας</w:t>
+      </w:r>
+    </w:p>
+    <w:p>
+      <w:pPr/>
+      <w:r>
+        <w:rPr>
+          <w:lang w:val="pt_PT" w:bidi="pt_PT"/>
+        </w:rPr>
+      </w:r>
+      <w:r>
+        <w:rPr>
+          <w:b/>
+          <w:lang w:val="pt_PT" w:bidi="pt_PT"/>
+        </w:rPr>
         <w:t>"Lembrem dos profetas... e tomem como exemplo de paciência nos momentos de sofrimento".</w:t>
       </w:r>
     </w:p>
@@ -62240,6 +65225,21 @@
           <w:b/>
           <w:lang w:val="pt_PT" w:bidi="pt_PT"/>
         </w:rPr>
+        <w:t>ἤτω &amp; ὑμῶν τὸ ναὶ, ναὶ, καὶ τὸ οὒ, οὔ</w:t>
+      </w:r>
+    </w:p>
+    <w:p>
+      <w:pPr/>
+      <w:r>
+        <w:rPr>
+          <w:lang w:val="pt_PT" w:bidi="pt_PT"/>
+        </w:rPr>
+      </w:r>
+      <w:r>
+        <w:rPr>
+          <w:b/>
+          <w:lang w:val="pt_PT" w:bidi="pt_PT"/>
+        </w:rPr>
         <w:t>"Digam somente 'sim' quando for sim, e 'não', quando for não".</w:t>
       </w:r>
     </w:p>
@@ -62303,6 +65303,21 @@
           <w:b/>
           <w:lang w:val="pt_PT" w:bidi="pt_PT"/>
         </w:rPr>
+        <w:t>ἵνα μὴ ὑπὸ κρίσιν πέσητε</w:t>
+      </w:r>
+    </w:p>
+    <w:p>
+      <w:pPr/>
+      <w:r>
+        <w:rPr>
+          <w:lang w:val="pt_PT" w:bidi="pt_PT"/>
+        </w:rPr>
+      </w:r>
+      <w:r>
+        <w:rPr>
+          <w:b/>
+          <w:lang w:val="pt_PT" w:bidi="pt_PT"/>
+        </w:rPr>
         <w:t>"para que Deus não os condene".</w:t>
       </w:r>
     </w:p>
@@ -62425,6 +65440,21 @@
           <w:b/>
           <w:lang w:val="pt_PT" w:bidi="pt_PT"/>
         </w:rPr>
+        <w:t>ἵνα μὴ ὑπὸ κρίσιν πέσητε</w:t>
+      </w:r>
+    </w:p>
+    <w:p>
+      <w:pPr/>
+      <w:r>
+        <w:rPr>
+          <w:lang w:val="pt_PT" w:bidi="pt_PT"/>
+        </w:rPr>
+      </w:r>
+      <w:r>
+        <w:rPr>
+          <w:b/>
+          <w:lang w:val="pt_PT" w:bidi="pt_PT"/>
+        </w:rPr>
         <w:t>"para que Deus não os condene".</w:t>
       </w:r>
     </w:p>
@@ -62730,6 +65760,21 @@
           <w:b/>
           <w:lang w:val="pt_PT" w:bidi="pt_PT"/>
         </w:rPr>
+        <w:t>ἀσθενεῖ τις ἐν ὑμῖν? προσκαλεσάσθω τοὺς πρεσβυτέρους τῆς ἐκκλησίας, καὶ προσευξάσθωσαν</w:t>
+      </w:r>
+    </w:p>
+    <w:p>
+      <w:pPr/>
+      <w:r>
+        <w:rPr>
+          <w:lang w:val="pt_PT" w:bidi="pt_PT"/>
+        </w:rPr>
+      </w:r>
+      <w:r>
+        <w:rPr>
+          <w:b/>
+          <w:lang w:val="pt_PT" w:bidi="pt_PT"/>
+        </w:rPr>
         <w:t>"Se algum de vocês estiver doente, que chame os presbíteros da igreja, para que façam oração".</w:t>
       </w:r>
     </w:p>
@@ -62826,6 +65871,21 @@
           <w:b/>
           <w:lang w:val="pt_PT" w:bidi="pt_PT"/>
         </w:rPr>
+        <w:t>προσευξάσθωσαν ἐπ’ αὐτὸν, ἀλείψαντες αὐτὸν ἐλαίῳ ἐν τῷ ὀνόματι τοῦ Κυρίου</w:t>
+      </w:r>
+    </w:p>
+    <w:p>
+      <w:pPr/>
+      <w:r>
+        <w:rPr>
+          <w:lang w:val="pt_PT" w:bidi="pt_PT"/>
+        </w:rPr>
+      </w:r>
+      <w:r>
+        <w:rPr>
+          <w:b/>
+          <w:lang w:val="pt_PT" w:bidi="pt_PT"/>
+        </w:rPr>
         <w:t>"para que façam oração e ponham azeite na cabeça dessa pessoa em nome do Senhor".</w:t>
       </w:r>
     </w:p>
@@ -63373,6 +66433,21 @@
           <w:b/>
           <w:lang w:val="pt_PT" w:bidi="pt_PT"/>
         </w:rPr>
+        <w:t>ἡ εὐχὴ τῆς πίστεως σώσει τὸν κάμνοντα</w:t>
+      </w:r>
+    </w:p>
+    <w:p>
+      <w:pPr/>
+      <w:r>
+        <w:rPr>
+          <w:lang w:val="pt_PT" w:bidi="pt_PT"/>
+        </w:rPr>
+      </w:r>
+      <w:r>
+        <w:rPr>
+          <w:b/>
+          <w:lang w:val="pt_PT" w:bidi="pt_PT"/>
+        </w:rPr>
         <w:t>"Essa oração, feita com fé, salvará a pessoa doente".</w:t>
       </w:r>
     </w:p>
@@ -63593,6 +66668,21 @@
           <w:b/>
           <w:lang w:val="pt_PT" w:bidi="pt_PT"/>
         </w:rPr>
+        <w:t>ἡ εὐχὴ τῆς πίστεως σώσει τὸν κάμνοντα</w:t>
+      </w:r>
+    </w:p>
+    <w:p>
+      <w:pPr/>
+      <w:r>
+        <w:rPr>
+          <w:lang w:val="pt_PT" w:bidi="pt_PT"/>
+        </w:rPr>
+      </w:r>
+      <w:r>
+        <w:rPr>
+          <w:b/>
+          <w:lang w:val="pt_PT" w:bidi="pt_PT"/>
+        </w:rPr>
         <w:t>"Essa oração, feita com fé, salvará a pessoa doente".</w:t>
       </w:r>
     </w:p>
@@ -64320,6 +67410,21 @@
           <w:b/>
           <w:lang w:val="pt_PT" w:bidi="pt_PT"/>
         </w:rPr>
+        <w:t>πολὺ ἰσχύει δέησις δικαίου ἐνεργουμένη</w:t>
+      </w:r>
+    </w:p>
+    <w:p>
+      <w:pPr/>
+      <w:r>
+        <w:rPr>
+          <w:lang w:val="pt_PT" w:bidi="pt_PT"/>
+        </w:rPr>
+      </w:r>
+      <w:r>
+        <w:rPr>
+          <w:b/>
+          <w:lang w:val="pt_PT" w:bidi="pt_PT"/>
+        </w:rPr>
         <w:t>"A oração de uma pessoa obediente a Deus tem muito poder".</w:t>
       </w:r>
     </w:p>
@@ -64722,6 +67827,21 @@
         <w:rPr>
           <w:lang w:val="pt_PT" w:bidi="pt_PT"/>
         </w:rPr>
+      </w:r>
+    </w:p>
+    <w:p>
+      <w:pPr/>
+      <w:r>
+        <w:rPr>
+          <w:lang w:val="pt_PT" w:bidi="pt_PT"/>
+        </w:rPr>
+      </w:r>
+      <w:r>
+        <w:rPr>
+          <w:b/>
+          <w:lang w:val="pt_PT" w:bidi="pt_PT"/>
+        </w:rPr>
+        <w:t>πάλιν προσηύξατο</w:t>
       </w:r>
     </w:p>
     <w:p>
@@ -65266,6 +68386,21 @@
           <w:b/>
           <w:lang w:val="pt_PT" w:bidi="pt_PT"/>
         </w:rPr>
+        <w:t>ἐάν τις ἐν ὑμῖν πλανηθῇ ἀπὸ τῆς ἀληθείας</w:t>
+      </w:r>
+    </w:p>
+    <w:p>
+      <w:pPr/>
+      <w:r>
+        <w:rPr>
+          <w:lang w:val="pt_PT" w:bidi="pt_PT"/>
+        </w:rPr>
+      </w:r>
+      <w:r>
+        <w:rPr>
+          <w:b/>
+          <w:lang w:val="pt_PT" w:bidi="pt_PT"/>
+        </w:rPr>
         <w:t>"se algum de vocês se desviar da verdade".</w:t>
       </w:r>
     </w:p>
@@ -65367,6 +68502,21 @@
           <w:b/>
           <w:lang w:val="pt_PT" w:bidi="pt_PT"/>
         </w:rPr>
+        <w:t>ἐάν τις ἐν ὑμῖν πλανηθῇ ἀπὸ τῆς ἀληθείας</w:t>
+      </w:r>
+    </w:p>
+    <w:p>
+      <w:pPr/>
+      <w:r>
+        <w:rPr>
+          <w:lang w:val="pt_PT" w:bidi="pt_PT"/>
+        </w:rPr>
+      </w:r>
+      <w:r>
+        <w:rPr>
+          <w:b/>
+          <w:lang w:val="pt_PT" w:bidi="pt_PT"/>
+        </w:rPr>
         <w:t>"se algum de vocês se desviar da verdade".</w:t>
       </w:r>
     </w:p>
@@ -65783,6 +68933,21 @@
           <w:b/>
           <w:lang w:val="pt_PT" w:bidi="pt_PT"/>
         </w:rPr>
+        <w:t>ὁ ἐπιστρέψας ἁμαρτωλὸν ἐκ πλάνης ὁδοῦ αὐτοῦ</w:t>
+      </w:r>
+    </w:p>
+    <w:p>
+      <w:pPr/>
+      <w:r>
+        <w:rPr>
+          <w:lang w:val="pt_PT" w:bidi="pt_PT"/>
+        </w:rPr>
+      </w:r>
+      <w:r>
+        <w:rPr>
+          <w:b/>
+          <w:lang w:val="pt_PT" w:bidi="pt_PT"/>
+        </w:rPr>
         <w:t>"quem fizer um pecador voltar do seu mau caminho".</w:t>
       </w:r>
     </w:p>
@@ -65878,6 +69043,21 @@
         <w:rPr>
           <w:lang w:val="pt_PT" w:bidi="pt_PT"/>
         </w:rPr>
+      </w:r>
+    </w:p>
+    <w:p>
+      <w:pPr/>
+      <w:r>
+        <w:rPr>
+          <w:lang w:val="pt_PT" w:bidi="pt_PT"/>
+        </w:rPr>
+      </w:r>
+      <w:r>
+        <w:rPr>
+          <w:b/>
+          <w:lang w:val="pt_PT" w:bidi="pt_PT"/>
+        </w:rPr>
+        <w:t>ὁ ἐπιστρέψας ἁμαρτωλὸν ἐκ πλάνης ὁδοῦ αὐτοῦ</w:t>
       </w:r>
     </w:p>
     <w:p>
